--- a/GUIDA-PRINCIPIANTE.docx
+++ b/GUIDA-PRINCIPIANTE.docx
@@ -11,7 +11,7 @@
         <w:rPr>
           <w:b/>
           <w:bCs/>
-          <w:color w:val="0D0D0F"/>
+          <w:color w:val="1A1A1A"/>
           <w:sz w:val="48"/>
           <w:szCs w:val="48"/>
         </w:rPr>
@@ -22,10 +22,10 @@
       <w:tblPr>
         <w:tblW w:type="pct" w:w="100%"/>
         <w:tblBorders>
-          <w:top w:val="single" w:color="EAD2E4" w:sz="4"/>
-          <w:left w:val="single" w:color="B81FA8" w:sz="24"/>
-          <w:bottom w:val="single" w:color="EAD2E4" w:sz="4"/>
-          <w:right w:val="single" w:color="EAD2E4" w:sz="4"/>
+          <w:top w:val="none"/>
+          <w:left w:val="single" w:color="1F4E79" w:sz="24"/>
+          <w:bottom w:val="none"/>
+          <w:right w:val="none"/>
           <w:insideH w:val="none"/>
           <w:insideV w:val="none"/>
         </w:tblBorders>
@@ -36,7 +36,7 @@
       <w:tr>
         <w:tc>
           <w:tcPr>
-            <w:shd w:fill="FBEFF8" w:color="auto" w:val="solid"/>
+            <w:shd w:fill="EAF1F8" w:color="auto" w:val="clear"/>
             <w:tcMar>
               <w:top w:type="dxa" w:w="80"/>
               <w:left w:type="dxa" w:w="160"/>
@@ -125,7 +125,8 @@
                 <w:rFonts w:ascii="Consolas" w:cs="Consolas" w:eastAsia="Consolas" w:hAnsi="Consolas"/>
                 <w:b/>
                 <w:bCs/>
-                <w:color w:val="B81FA8"/>
+                <w:color w:val="B00020"/>
+                <w:shd w:fill="EFEFEF" w:color="auto" w:val="clear"/>
               </w:rPr>
               <w:t xml:space="preserve">HANDOFF.md</w:t>
             </w:r>
@@ -176,9 +177,9 @@
         <w:rPr>
           <w:b/>
           <w:bCs/>
-          <w:color w:val="B81FA8"/>
-          <w:sz w:val="34"/>
-          <w:szCs w:val="34"/>
+          <w:color w:val="1F4E79"/>
+          <w:sz w:val="32"/>
+          <w:szCs w:val="32"/>
         </w:rPr>
         <w:t xml:space="preserve">Indice</w:t>
       </w:r>
@@ -330,9 +331,9 @@
         <w:rPr>
           <w:b/>
           <w:bCs/>
-          <w:color w:val="B81FA8"/>
-          <w:sz w:val="34"/>
-          <w:szCs w:val="34"/>
+          <w:color w:val="1F4E79"/>
+          <w:sz w:val="32"/>
+          <w:szCs w:val="32"/>
         </w:rPr>
         <w:t xml:space="preserve">1. Glossario e concetti base (parti da qui)</w:t>
       </w:r>
@@ -354,9 +355,9 @@
         <w:rPr>
           <w:b/>
           <w:bCs/>
-          <w:color w:val="0D0D0F"/>
-          <w:sz w:val="27"/>
-          <w:szCs w:val="27"/>
+          <w:color w:val="2E2E2E"/>
+          <w:sz w:val="26"/>
+          <w:szCs w:val="26"/>
         </w:rPr>
         <w:t xml:space="preserve">Il terminale (riga di comando)</w:t>
       </w:r>
@@ -378,9 +379,9 @@
         <w:rPr>
           <w:b/>
           <w:bCs/>
-          <w:color w:val="0D0D0F"/>
-          <w:sz w:val="27"/>
-          <w:szCs w:val="27"/>
+          <w:color w:val="2E2E2E"/>
+          <w:sz w:val="26"/>
+          <w:szCs w:val="26"/>
         </w:rPr>
         <w:t xml:space="preserve">Cartella e percorso</w:t>
       </w:r>
@@ -395,7 +396,8 @@
       <w:r>
         <w:rPr>
           <w:rFonts w:ascii="Consolas" w:cs="Consolas" w:eastAsia="Consolas" w:hAnsi="Consolas"/>
-          <w:color w:val="B81FA8"/>
+          <w:color w:val="B00020"/>
+          <w:shd w:fill="EFEFEF" w:color="auto" w:val="clear"/>
         </w:rPr>
         <w:t xml:space="preserve">C:\Temp\CLAUDE CODE\climbpolestudio.it</w:t>
       </w:r>
@@ -412,9 +414,9 @@
         <w:rPr>
           <w:b/>
           <w:bCs/>
-          <w:color w:val="0D0D0F"/>
-          <w:sz w:val="27"/>
-          <w:szCs w:val="27"/>
+          <w:color w:val="2E2E2E"/>
+          <w:sz w:val="26"/>
+          <w:szCs w:val="26"/>
         </w:rPr>
         <w:t xml:space="preserve">Comando</w:t>
       </w:r>
@@ -436,9 +438,9 @@
         <w:rPr>
           <w:b/>
           <w:bCs/>
-          <w:color w:val="0D0D0F"/>
-          <w:sz w:val="27"/>
-          <w:szCs w:val="27"/>
+          <w:color w:val="2E2E2E"/>
+          <w:sz w:val="26"/>
+          <w:szCs w:val="26"/>
         </w:rPr>
         <w:t xml:space="preserve">Node e NPM</w:t>
       </w:r>
@@ -460,9 +462,9 @@
         <w:rPr>
           <w:b/>
           <w:bCs/>
-          <w:color w:val="0D0D0F"/>
-          <w:sz w:val="27"/>
-          <w:szCs w:val="27"/>
+          <w:color w:val="2E2E2E"/>
+          <w:sz w:val="26"/>
+          <w:szCs w:val="26"/>
         </w:rPr>
         <w:t xml:space="preserve">Codice sorgente</w:t>
       </w:r>
@@ -484,9 +486,9 @@
         <w:rPr>
           <w:b/>
           <w:bCs/>
-          <w:color w:val="0D0D0F"/>
-          <w:sz w:val="27"/>
-          <w:szCs w:val="27"/>
+          <w:color w:val="2E2E2E"/>
+          <w:sz w:val="26"/>
+          <w:szCs w:val="26"/>
         </w:rPr>
         <w:t xml:space="preserve">Git (la "macchina del tempo" del codice)</w:t>
       </w:r>
@@ -508,9 +510,9 @@
         <w:rPr>
           <w:b/>
           <w:bCs/>
-          <w:color w:val="0D0D0F"/>
-          <w:sz w:val="27"/>
-          <w:szCs w:val="27"/>
+          <w:color w:val="2E2E2E"/>
+          <w:sz w:val="26"/>
+          <w:szCs w:val="26"/>
         </w:rPr>
         <w:t xml:space="preserve">GitHub (l'archivio online)</w:t>
       </w:r>
@@ -525,7 +527,8 @@
       <w:r>
         <w:rPr>
           <w:rFonts w:ascii="Consolas" w:cs="Consolas" w:eastAsia="Consolas" w:hAnsi="Consolas"/>
-          <w:color w:val="B81FA8"/>
+          <w:color w:val="B00020"/>
+          <w:shd w:fill="EFEFEF" w:color="auto" w:val="clear"/>
         </w:rPr>
         <w:t xml:space="preserve">github.com/retroemulator/climbpolestudio.it</w:t>
       </w:r>
@@ -542,9 +545,9 @@
         <w:rPr>
           <w:b/>
           <w:bCs/>
-          <w:color w:val="0D0D0F"/>
-          <w:sz w:val="27"/>
-          <w:szCs w:val="27"/>
+          <w:color w:val="2E2E2E"/>
+          <w:sz w:val="26"/>
+          <w:szCs w:val="26"/>
         </w:rPr>
         <w:t xml:space="preserve">Repository</w:t>
       </w:r>
@@ -566,9 +569,9 @@
         <w:rPr>
           <w:b/>
           <w:bCs/>
-          <w:color w:val="0D0D0F"/>
-          <w:sz w:val="27"/>
-          <w:szCs w:val="27"/>
+          <w:color w:val="2E2E2E"/>
+          <w:sz w:val="26"/>
+          <w:szCs w:val="26"/>
         </w:rPr>
         <w:t xml:space="preserve">Commit e push</w:t>
       </w:r>
@@ -590,9 +593,9 @@
         <w:rPr>
           <w:b/>
           <w:bCs/>
-          <w:color w:val="0D0D0F"/>
-          <w:sz w:val="27"/>
-          <w:szCs w:val="27"/>
+          <w:color w:val="2E2E2E"/>
+          <w:sz w:val="26"/>
+          <w:szCs w:val="26"/>
         </w:rPr>
         <w:t xml:space="preserve">Branch (cenno)</w:t>
       </w:r>
@@ -607,7 +610,8 @@
       <w:r>
         <w:rPr>
           <w:rFonts w:ascii="Consolas" w:cs="Consolas" w:eastAsia="Consolas" w:hAnsi="Consolas"/>
-          <w:color w:val="B81FA8"/>
+          <w:color w:val="B00020"/>
+          <w:shd w:fill="EFEFEF" w:color="auto" w:val="clear"/>
         </w:rPr>
         <w:t xml:space="preserve">main</w:t>
       </w:r>
@@ -624,9 +628,9 @@
         <w:rPr>
           <w:b/>
           <w:bCs/>
-          <w:color w:val="0D0D0F"/>
-          <w:sz w:val="27"/>
-          <w:szCs w:val="27"/>
+          <w:color w:val="2E2E2E"/>
+          <w:sz w:val="26"/>
+          <w:szCs w:val="26"/>
         </w:rPr>
         <w:t xml:space="preserve">Deploy</w:t>
       </w:r>
@@ -648,9 +652,9 @@
         <w:rPr>
           <w:b/>
           <w:bCs/>
-          <w:color w:val="0D0D0F"/>
-          <w:sz w:val="27"/>
-          <w:szCs w:val="27"/>
+          <w:color w:val="2E2E2E"/>
+          <w:sz w:val="26"/>
+          <w:szCs w:val="26"/>
         </w:rPr>
         <w:t xml:space="preserve">Hosting (Vercel)</w:t>
       </w:r>
@@ -672,9 +676,9 @@
         <w:rPr>
           <w:b/>
           <w:bCs/>
-          <w:color w:val="0D0D0F"/>
-          <w:sz w:val="27"/>
-          <w:szCs w:val="27"/>
+          <w:color w:val="2E2E2E"/>
+          <w:sz w:val="26"/>
+          <w:szCs w:val="26"/>
         </w:rPr>
         <w:t xml:space="preserve">Dominio e DNS (la "rubrica" di internet)</w:t>
       </w:r>
@@ -689,7 +693,8 @@
       <w:r>
         <w:rPr>
           <w:rFonts w:ascii="Consolas" w:cs="Consolas" w:eastAsia="Consolas" w:hAnsi="Consolas"/>
-          <w:color w:val="B81FA8"/>
+          <w:color w:val="B00020"/>
+          <w:shd w:fill="EFEFEF" w:color="auto" w:val="clear"/>
         </w:rPr>
         <w:t xml:space="preserve">climbpolestudio.it</w:t>
       </w:r>
@@ -706,9 +711,9 @@
         <w:rPr>
           <w:b/>
           <w:bCs/>
-          <w:color w:val="0D0D0F"/>
-          <w:sz w:val="27"/>
-          <w:szCs w:val="27"/>
+          <w:color w:val="2E2E2E"/>
+          <w:sz w:val="26"/>
+          <w:szCs w:val="26"/>
         </w:rPr>
         <w:t xml:space="preserve">HTTPS e certificato</w:t>
       </w:r>
@@ -730,9 +735,9 @@
         <w:rPr>
           <w:b/>
           <w:bCs/>
-          <w:color w:val="0D0D0F"/>
-          <w:sz w:val="27"/>
-          <w:szCs w:val="27"/>
+          <w:color w:val="2E2E2E"/>
+          <w:sz w:val="26"/>
+          <w:szCs w:val="26"/>
         </w:rPr>
         <w:t xml:space="preserve">CMS (Sanity)</w:t>
       </w:r>
@@ -747,7 +752,8 @@
       <w:r>
         <w:rPr>
           <w:rFonts w:ascii="Consolas" w:cs="Consolas" w:eastAsia="Consolas" w:hAnsi="Consolas"/>
-          <w:color w:val="B81FA8"/>
+          <w:color w:val="B00020"/>
+          <w:shd w:fill="EFEFEF" w:color="auto" w:val="clear"/>
         </w:rPr>
         <w:t xml:space="preserve">climbpolestudio-it.vercel.app/studio</w:t>
       </w:r>
@@ -764,9 +770,9 @@
         <w:rPr>
           <w:b/>
           <w:bCs/>
-          <w:color w:val="0D0D0F"/>
-          <w:sz w:val="27"/>
-          <w:szCs w:val="27"/>
+          <w:color w:val="2E2E2E"/>
+          <w:sz w:val="26"/>
+          <w:szCs w:val="26"/>
         </w:rPr>
         <w:t xml:space="preserve">Variabile d'ambiente (le "chiavi" segrete)</w:t>
       </w:r>
@@ -781,7 +787,8 @@
       <w:r>
         <w:rPr>
           <w:rFonts w:ascii="Consolas" w:cs="Consolas" w:eastAsia="Consolas" w:hAnsi="Consolas"/>
-          <w:color w:val="B81FA8"/>
+          <w:color w:val="B00020"/>
+          <w:shd w:fill="EFEFEF" w:color="auto" w:val="clear"/>
         </w:rPr>
         <w:t xml:space="preserve">.env.local</w:t>
       </w:r>
@@ -798,9 +805,9 @@
         <w:rPr>
           <w:b/>
           <w:bCs/>
-          <w:color w:val="0D0D0F"/>
-          <w:sz w:val="27"/>
-          <w:szCs w:val="27"/>
+          <w:color w:val="2E2E2E"/>
+          <w:sz w:val="26"/>
+          <w:szCs w:val="26"/>
         </w:rPr>
         <w:t xml:space="preserve">Claude Code</w:t>
       </w:r>
@@ -822,9 +829,9 @@
         <w:rPr>
           <w:b/>
           <w:bCs/>
-          <w:color w:val="0D0D0F"/>
-          <w:sz w:val="27"/>
-          <w:szCs w:val="27"/>
+          <w:color w:val="2E2E2E"/>
+          <w:sz w:val="26"/>
+          <w:szCs w:val="26"/>
         </w:rPr>
         <w:t xml:space="preserve">La mappa mentale (tieni a mente questa)</w:t>
       </w:r>
@@ -963,7 +970,8 @@
       <w:r>
         <w:rPr>
           <w:rFonts w:ascii="Consolas" w:cs="Consolas" w:eastAsia="Consolas" w:hAnsi="Consolas"/>
-          <w:color w:val="B81FA8"/>
+          <w:color w:val="B00020"/>
+          <w:shd w:fill="EFEFEF" w:color="auto" w:val="clear"/>
         </w:rPr>
         <w:t xml:space="preserve">climbpolestudio.it</w:t>
       </w:r>
@@ -1020,9 +1028,9 @@
         <w:rPr>
           <w:b/>
           <w:bCs/>
-          <w:color w:val="B81FA8"/>
-          <w:sz w:val="34"/>
-          <w:szCs w:val="34"/>
+          <w:color w:val="1F4E79"/>
+          <w:sz w:val="32"/>
+          <w:szCs w:val="32"/>
         </w:rPr>
         <w:t xml:space="preserve">2. Primo giorno: installare tutto e aprire il progetto</w:t>
       </w:r>
@@ -1050,7 +1058,7 @@
         <w:spacing w:after="120"/>
       </w:pPr>
       <w:r>
-        <w:t xml:space="preserve">Mettiti comoda. Andiamo un passo alla volta. E ricordati una cosa, che ripeterò spesso: </w:t>
+        <w:t xml:space="preserve">Mettiti comodo. Andiamo un passo alla volta. E ricordati una cosa, che ripeterò spesso: </w:t>
       </w:r>
       <w:r>
         <w:rPr>
@@ -1090,9 +1098,9 @@
         <w:rPr>
           <w:b/>
           <w:bCs/>
-          <w:color w:val="0D0D0F"/>
-          <w:sz w:val="27"/>
-          <w:szCs w:val="27"/>
+          <w:color w:val="2E2E2E"/>
+          <w:sz w:val="26"/>
+          <w:szCs w:val="26"/>
         </w:rPr>
         <w:t xml:space="preserve">Cosa faremo, in breve</w:t>
       </w:r>
@@ -1204,7 +1212,8 @@
       <w:r>
         <w:rPr>
           <w:rFonts w:ascii="Consolas" w:cs="Consolas" w:eastAsia="Consolas" w:hAnsi="Consolas"/>
-          <w:color w:val="B81FA8"/>
+          <w:color w:val="B00020"/>
+          <w:shd w:fill="EFEFEF" w:color="auto" w:val="clear"/>
         </w:rPr>
         <w:t xml:space="preserve">npm install</w:t>
       </w:r>
@@ -1227,7 +1236,8 @@
       <w:r>
         <w:rPr>
           <w:rFonts w:ascii="Consolas" w:cs="Consolas" w:eastAsia="Consolas" w:hAnsi="Consolas"/>
-          <w:color w:val="B81FA8"/>
+          <w:color w:val="B00020"/>
+          <w:shd w:fill="EFEFEF" w:color="auto" w:val="clear"/>
         </w:rPr>
         <w:t xml:space="preserve">.env.local</w:t>
       </w:r>
@@ -1250,7 +1260,8 @@
       <w:r>
         <w:rPr>
           <w:rFonts w:ascii="Consolas" w:cs="Consolas" w:eastAsia="Consolas" w:hAnsi="Consolas"/>
-          <w:color w:val="B81FA8"/>
+          <w:color w:val="B00020"/>
+          <w:shd w:fill="EFEFEF" w:color="auto" w:val="clear"/>
         </w:rPr>
         <w:t xml:space="preserve">npm run dev</w:t>
       </w:r>
@@ -1263,7 +1274,7 @@
         <w:spacing w:after="120"/>
       </w:pPr>
       <w:r>
-        <w:t xml:space="preserve">Pronta? Iniziamo.</w:t>
+        <w:t xml:space="preserve">Pronto? Iniziamo.</w:t>
       </w:r>
     </w:p>
     <w:p>
@@ -1283,9 +1294,9 @@
         <w:rPr>
           <w:b/>
           <w:bCs/>
-          <w:color w:val="0D0D0F"/>
-          <w:sz w:val="27"/>
-          <w:szCs w:val="27"/>
+          <w:color w:val="2E2E2E"/>
+          <w:sz w:val="26"/>
+          <w:szCs w:val="26"/>
         </w:rPr>
         <w:t xml:space="preserve">2.1 Installare Node 20</w:t>
       </w:r>
@@ -1313,13 +1324,13 @@
     </w:p>
     <w:p>
       <w:pPr>
-        <w:shd w:fill="F4EEF2" w:color="auto" w:val="solid"/>
-        <w:spacing w:after="120" w:before="60"/>
-      </w:pPr>
-      <w:r>
-        <w:rPr>
-          <w:rFonts w:ascii="Consolas" w:cs="Consolas" w:eastAsia="Consolas" w:hAnsi="Consolas"/>
-          <w:color w:val="2A2A2E"/>
+        <w:shd w:fill="F2F2F2" w:color="auto" w:val="clear"/>
+        <w:spacing w:after="120" w:before="60" w:line="240"/>
+      </w:pPr>
+      <w:r>
+        <w:rPr>
+          <w:rFonts w:ascii="Consolas" w:cs="Consolas" w:eastAsia="Consolas" w:hAnsi="Consolas"/>
+          <w:color w:val="1A1A1A"/>
           <w:sz w:val="20"/>
           <w:szCs w:val="20"/>
         </w:rPr>
@@ -1361,7 +1372,8 @@
       <w:r>
         <w:rPr>
           <w:rFonts w:ascii="Consolas" w:cs="Consolas" w:eastAsia="Consolas" w:hAnsi="Consolas"/>
-          <w:color w:val="B81FA8"/>
+          <w:color w:val="B00020"/>
+          <w:shd w:fill="EFEFEF" w:color="auto" w:val="clear"/>
         </w:rPr>
         <w:t xml:space="preserve">.msi</w:t>
       </w:r>
@@ -1581,8 +1593,8 @@
           <w:b/>
           <w:bCs/>
           <w:color w:val="444444"/>
-          <w:sz w:val="24"/>
-          <w:szCs w:val="24"/>
+          <w:sz w:val="23"/>
+          <w:szCs w:val="23"/>
         </w:rPr>
         <w:t xml:space="preserve">Verificare che Node sia installato</w:t>
       </w:r>
@@ -1630,7 +1642,8 @@
       <w:r>
         <w:rPr>
           <w:rFonts w:ascii="Consolas" w:cs="Consolas" w:eastAsia="Consolas" w:hAnsi="Consolas"/>
-          <w:color w:val="B81FA8"/>
+          <w:color w:val="B00020"/>
+          <w:shd w:fill="EFEFEF" w:color="auto" w:val="clear"/>
         </w:rPr>
         <w:t xml:space="preserve">terminale</w:t>
       </w:r>
@@ -1640,7 +1653,8 @@
       <w:r>
         <w:rPr>
           <w:rFonts w:ascii="Consolas" w:cs="Consolas" w:eastAsia="Consolas" w:hAnsi="Consolas"/>
-          <w:color w:val="B81FA8"/>
+          <w:color w:val="B00020"/>
+          <w:shd w:fill="EFEFEF" w:color="auto" w:val="clear"/>
         </w:rPr>
         <w:t xml:space="preserve">PowerShell</w:t>
       </w:r>
@@ -1713,13 +1727,13 @@
     </w:p>
     <w:p>
       <w:pPr>
-        <w:shd w:fill="F4EEF2" w:color="auto" w:val="solid"/>
-        <w:spacing w:after="120" w:before="60"/>
-      </w:pPr>
-      <w:r>
-        <w:rPr>
-          <w:rFonts w:ascii="Consolas" w:cs="Consolas" w:eastAsia="Consolas" w:hAnsi="Consolas"/>
-          <w:color w:val="2A2A2E"/>
+        <w:shd w:fill="F2F2F2" w:color="auto" w:val="clear"/>
+        <w:spacing w:after="120" w:before="60" w:line="240"/>
+      </w:pPr>
+      <w:r>
+        <w:rPr>
+          <w:rFonts w:ascii="Consolas" w:cs="Consolas" w:eastAsia="Consolas" w:hAnsi="Consolas"/>
+          <w:color w:val="1A1A1A"/>
           <w:sz w:val="20"/>
           <w:szCs w:val="20"/>
         </w:rPr>
@@ -1754,7 +1768,8 @@
       <w:r>
         <w:rPr>
           <w:rFonts w:ascii="Consolas" w:cs="Consolas" w:eastAsia="Consolas" w:hAnsi="Consolas"/>
-          <w:color w:val="B81FA8"/>
+          <w:color w:val="B00020"/>
+          <w:shd w:fill="EFEFEF" w:color="auto" w:val="clear"/>
         </w:rPr>
         <w:t xml:space="preserve">v20.11.1</w:t>
       </w:r>
@@ -1764,7 +1779,8 @@
       <w:r>
         <w:rPr>
           <w:rFonts w:ascii="Consolas" w:cs="Consolas" w:eastAsia="Consolas" w:hAnsi="Consolas"/>
-          <w:color w:val="B81FA8"/>
+          <w:color w:val="B00020"/>
+          <w:shd w:fill="EFEFEF" w:color="auto" w:val="clear"/>
         </w:rPr>
         <w:t xml:space="preserve">v20</w:t>
       </w:r>
@@ -1774,7 +1790,8 @@
       <w:r>
         <w:rPr>
           <w:rFonts w:ascii="Consolas" w:cs="Consolas" w:eastAsia="Consolas" w:hAnsi="Consolas"/>
-          <w:color w:val="B81FA8"/>
+          <w:color w:val="B00020"/>
+          <w:shd w:fill="EFEFEF" w:color="auto" w:val="clear"/>
         </w:rPr>
         <w:t xml:space="preserve">v18</w:t>
       </w:r>
@@ -1784,7 +1801,8 @@
       <w:r>
         <w:rPr>
           <w:rFonts w:ascii="Consolas" w:cs="Consolas" w:eastAsia="Consolas" w:hAnsi="Consolas"/>
-          <w:color w:val="B81FA8"/>
+          <w:color w:val="B00020"/>
+          <w:shd w:fill="EFEFEF" w:color="auto" w:val="clear"/>
         </w:rPr>
         <w:t xml:space="preserve">v22</w:t>
       </w:r>
@@ -1817,13 +1835,13 @@
     </w:p>
     <w:p>
       <w:pPr>
-        <w:shd w:fill="F4EEF2" w:color="auto" w:val="solid"/>
-        <w:spacing w:after="120" w:before="60"/>
-      </w:pPr>
-      <w:r>
-        <w:rPr>
-          <w:rFonts w:ascii="Consolas" w:cs="Consolas" w:eastAsia="Consolas" w:hAnsi="Consolas"/>
-          <w:color w:val="2A2A2E"/>
+        <w:shd w:fill="F2F2F2" w:color="auto" w:val="clear"/>
+        <w:spacing w:after="120" w:before="60" w:line="240"/>
+      </w:pPr>
+      <w:r>
+        <w:rPr>
+          <w:rFonts w:ascii="Consolas" w:cs="Consolas" w:eastAsia="Consolas" w:hAnsi="Consolas"/>
+          <w:color w:val="1A1A1A"/>
           <w:sz w:val="20"/>
           <w:szCs w:val="20"/>
         </w:rPr>
@@ -1850,7 +1868,8 @@
       <w:r>
         <w:rPr>
           <w:rFonts w:ascii="Consolas" w:cs="Consolas" w:eastAsia="Consolas" w:hAnsi="Consolas"/>
-          <w:color w:val="B81FA8"/>
+          <w:color w:val="B00020"/>
+          <w:shd w:fill="EFEFEF" w:color="auto" w:val="clear"/>
         </w:rPr>
         <w:t xml:space="preserve">10.2.4</w:t>
       </w:r>
@@ -1962,9 +1981,9 @@
         <w:rPr>
           <w:b/>
           <w:bCs/>
-          <w:color w:val="0D0D0F"/>
-          <w:sz w:val="27"/>
-          <w:szCs w:val="27"/>
+          <w:color w:val="2E2E2E"/>
+          <w:sz w:val="26"/>
+          <w:szCs w:val="26"/>
         </w:rPr>
         <w:t xml:space="preserve">2.2 (Consigliato) Installare VS Code</w:t>
       </w:r>
@@ -2017,13 +2036,13 @@
     </w:p>
     <w:p>
       <w:pPr>
-        <w:shd w:fill="F4EEF2" w:color="auto" w:val="solid"/>
-        <w:spacing w:after="120" w:before="60"/>
-      </w:pPr>
-      <w:r>
-        <w:rPr>
-          <w:rFonts w:ascii="Consolas" w:cs="Consolas" w:eastAsia="Consolas" w:hAnsi="Consolas"/>
-          <w:color w:val="2A2A2E"/>
+        <w:shd w:fill="F2F2F2" w:color="auto" w:val="clear"/>
+        <w:spacing w:after="120" w:before="60" w:line="240"/>
+      </w:pPr>
+      <w:r>
+        <w:rPr>
+          <w:rFonts w:ascii="Consolas" w:cs="Consolas" w:eastAsia="Consolas" w:hAnsi="Consolas"/>
+          <w:color w:val="1A1A1A"/>
           <w:sz w:val="20"/>
           <w:szCs w:val="20"/>
         </w:rPr>
@@ -2136,9 +2155,9 @@
         <w:rPr>
           <w:b/>
           <w:bCs/>
-          <w:color w:val="0D0D0F"/>
-          <w:sz w:val="27"/>
-          <w:szCs w:val="27"/>
+          <w:color w:val="2E2E2E"/>
+          <w:sz w:val="26"/>
+          <w:szCs w:val="26"/>
         </w:rPr>
         <w:t xml:space="preserve">2.3 Avere la cartella del progetto sul tuo computer</w:t>
       </w:r>
@@ -2181,8 +2200,8 @@
           <w:b/>
           <w:bCs/>
           <w:color w:val="444444"/>
-          <w:sz w:val="24"/>
-          <w:szCs w:val="24"/>
+          <w:sz w:val="23"/>
+          <w:szCs w:val="23"/>
         </w:rPr>
         <w:t xml:space="preserve">Modo A — Ti hanno passato la cartella (chiavetta, WeTransfer, Drive…)</w:t>
       </w:r>
@@ -2243,7 +2262,8 @@
       <w:r>
         <w:rPr>
           <w:rFonts w:ascii="Consolas" w:cs="Consolas" w:eastAsia="Consolas" w:hAnsi="Consolas"/>
-          <w:color w:val="B81FA8"/>
+          <w:color w:val="B00020"/>
+          <w:shd w:fill="EFEFEF" w:color="auto" w:val="clear"/>
         </w:rPr>
         <w:t xml:space="preserve">Documenti\climbpolestudio</w:t>
       </w:r>
@@ -2273,7 +2293,8 @@
       <w:r>
         <w:rPr>
           <w:rFonts w:ascii="Consolas" w:cs="Consolas" w:eastAsia="Consolas" w:hAnsi="Consolas"/>
-          <w:color w:val="B81FA8"/>
+          <w:color w:val="B00020"/>
+          <w:shd w:fill="EFEFEF" w:color="auto" w:val="clear"/>
         </w:rPr>
         <w:t xml:space="preserve">node_modules</w:t>
       </w:r>
@@ -2283,7 +2304,8 @@
       <w:r>
         <w:rPr>
           <w:rFonts w:ascii="Consolas" w:cs="Consolas" w:eastAsia="Consolas" w:hAnsi="Consolas"/>
-          <w:color w:val="B81FA8"/>
+          <w:color w:val="B00020"/>
+          <w:shd w:fill="EFEFEF" w:color="auto" w:val="clear"/>
         </w:rPr>
         <w:t xml:space="preserve">.next</w:t>
       </w:r>
@@ -2303,7 +2325,8 @@
       <w:r>
         <w:rPr>
           <w:rFonts w:ascii="Consolas" w:cs="Consolas" w:eastAsia="Consolas" w:hAnsi="Consolas"/>
-          <w:color w:val="B81FA8"/>
+          <w:color w:val="B00020"/>
+          <w:shd w:fill="EFEFEF" w:color="auto" w:val="clear"/>
         </w:rPr>
         <w:t xml:space="preserve">package.json</w:t>
       </w:r>
@@ -2313,7 +2336,8 @@
       <w:r>
         <w:rPr>
           <w:rFonts w:ascii="Consolas" w:cs="Consolas" w:eastAsia="Consolas" w:hAnsi="Consolas"/>
-          <w:color w:val="B81FA8"/>
+          <w:color w:val="B00020"/>
+          <w:shd w:fill="EFEFEF" w:color="auto" w:val="clear"/>
         </w:rPr>
         <w:t xml:space="preserve">next.config.js</w:t>
       </w:r>
@@ -2323,7 +2347,8 @@
       <w:r>
         <w:rPr>
           <w:rFonts w:ascii="Consolas" w:cs="Consolas" w:eastAsia="Consolas" w:hAnsi="Consolas"/>
-          <w:color w:val="B81FA8"/>
+          <w:color w:val="B00020"/>
+          <w:shd w:fill="EFEFEF" w:color="auto" w:val="clear"/>
         </w:rPr>
         <w:t xml:space="preserve">app</w:t>
       </w:r>
@@ -2333,7 +2358,8 @@
       <w:r>
         <w:rPr>
           <w:rFonts w:ascii="Consolas" w:cs="Consolas" w:eastAsia="Consolas" w:hAnsi="Consolas"/>
-          <w:color w:val="B81FA8"/>
+          <w:color w:val="B00020"/>
+          <w:shd w:fill="EFEFEF" w:color="auto" w:val="clear"/>
         </w:rPr>
         <w:t xml:space="preserve">components</w:t>
       </w:r>
@@ -2343,7 +2369,8 @@
       <w:r>
         <w:rPr>
           <w:rFonts w:ascii="Consolas" w:cs="Consolas" w:eastAsia="Consolas" w:hAnsi="Consolas"/>
-          <w:color w:val="B81FA8"/>
+          <w:color w:val="B00020"/>
+          <w:shd w:fill="EFEFEF" w:color="auto" w:val="clear"/>
         </w:rPr>
         <w:t xml:space="preserve">public</w:t>
       </w:r>
@@ -2363,7 +2390,8 @@
       <w:r>
         <w:rPr>
           <w:rFonts w:ascii="Consolas" w:cs="Consolas" w:eastAsia="Consolas" w:hAnsi="Consolas"/>
-          <w:color w:val="B81FA8"/>
+          <w:color w:val="B00020"/>
+          <w:shd w:fill="EFEFEF" w:color="auto" w:val="clear"/>
         </w:rPr>
         <w:t xml:space="preserve">node_modules</w:t>
       </w:r>
@@ -2393,7 +2421,8 @@
       <w:r>
         <w:rPr>
           <w:rFonts w:ascii="Consolas" w:cs="Consolas" w:eastAsia="Consolas" w:hAnsi="Consolas"/>
-          <w:color w:val="B81FA8"/>
+          <w:color w:val="B00020"/>
+          <w:shd w:fill="EFEFEF" w:color="auto" w:val="clear"/>
         </w:rPr>
         <w:t xml:space="preserve">.next</w:t>
       </w:r>
@@ -2431,8 +2460,8 @@
           <w:b/>
           <w:bCs/>
           <w:color w:val="444444"/>
-          <w:sz w:val="24"/>
-          <w:szCs w:val="24"/>
+          <w:sz w:val="23"/>
+          <w:szCs w:val="23"/>
         </w:rPr>
         <w:t xml:space="preserve">Modo B — Scaricare il progetto da GitHub con "git clone"</w:t>
       </w:r>
@@ -2488,13 +2517,13 @@
     </w:p>
     <w:p>
       <w:pPr>
-        <w:shd w:fill="F4EEF2" w:color="auto" w:val="solid"/>
-        <w:spacing w:after="120" w:before="60"/>
-      </w:pPr>
-      <w:r>
-        <w:rPr>
-          <w:rFonts w:ascii="Consolas" w:cs="Consolas" w:eastAsia="Consolas" w:hAnsi="Consolas"/>
-          <w:color w:val="2A2A2E"/>
+        <w:shd w:fill="F2F2F2" w:color="auto" w:val="clear"/>
+        <w:spacing w:after="120" w:before="60" w:line="240"/>
+      </w:pPr>
+      <w:r>
+        <w:rPr>
+          <w:rFonts w:ascii="Consolas" w:cs="Consolas" w:eastAsia="Consolas" w:hAnsi="Consolas"/>
+          <w:color w:val="1A1A1A"/>
           <w:sz w:val="20"/>
           <w:szCs w:val="20"/>
         </w:rPr>
@@ -2567,13 +2596,13 @@
     </w:p>
     <w:p>
       <w:pPr>
-        <w:shd w:fill="F4EEF2" w:color="auto" w:val="solid"/>
-        <w:spacing w:after="120" w:before="60"/>
-      </w:pPr>
-      <w:r>
-        <w:rPr>
-          <w:rFonts w:ascii="Consolas" w:cs="Consolas" w:eastAsia="Consolas" w:hAnsi="Consolas"/>
-          <w:color w:val="2A2A2E"/>
+        <w:shd w:fill="F2F2F2" w:color="auto" w:val="clear"/>
+        <w:spacing w:after="120" w:before="60" w:line="240"/>
+      </w:pPr>
+      <w:r>
+        <w:rPr>
+          <w:rFonts w:ascii="Consolas" w:cs="Consolas" w:eastAsia="Consolas" w:hAnsi="Consolas"/>
+          <w:color w:val="1A1A1A"/>
           <w:sz w:val="20"/>
           <w:szCs w:val="20"/>
         </w:rPr>
@@ -2600,7 +2629,8 @@
       <w:r>
         <w:rPr>
           <w:rFonts w:ascii="Consolas" w:cs="Consolas" w:eastAsia="Consolas" w:hAnsi="Consolas"/>
-          <w:color w:val="B81FA8"/>
+          <w:color w:val="B00020"/>
+          <w:shd w:fill="EFEFEF" w:color="auto" w:val="clear"/>
         </w:rPr>
         <w:t xml:space="preserve">git version 2.45.0</w:t>
       </w:r>
@@ -2633,13 +2663,13 @@
     </w:p>
     <w:p>
       <w:pPr>
-        <w:shd w:fill="F4EEF2" w:color="auto" w:val="solid"/>
-        <w:spacing w:after="120" w:before="60"/>
-      </w:pPr>
-      <w:r>
-        <w:rPr>
-          <w:rFonts w:ascii="Consolas" w:cs="Consolas" w:eastAsia="Consolas" w:hAnsi="Consolas"/>
-          <w:color w:val="2A2A2E"/>
+        <w:shd w:fill="F2F2F2" w:color="auto" w:val="clear"/>
+        <w:spacing w:after="120" w:before="60" w:line="240"/>
+      </w:pPr>
+      <w:r>
+        <w:rPr>
+          <w:rFonts w:ascii="Consolas" w:cs="Consolas" w:eastAsia="Consolas" w:hAnsi="Consolas"/>
+          <w:color w:val="1A1A1A"/>
           <w:sz w:val="20"/>
           <w:szCs w:val="20"/>
         </w:rPr>
@@ -2656,7 +2686,8 @@
       <w:r>
         <w:rPr>
           <w:rFonts w:ascii="Consolas" w:cs="Consolas" w:eastAsia="Consolas" w:hAnsi="Consolas"/>
-          <w:color w:val="B81FA8"/>
+          <w:color w:val="B00020"/>
+          <w:shd w:fill="EFEFEF" w:color="auto" w:val="clear"/>
         </w:rPr>
         <w:t xml:space="preserve">cd</w:t>
       </w:r>
@@ -2699,13 +2730,13 @@
     </w:p>
     <w:p>
       <w:pPr>
-        <w:shd w:fill="F4EEF2" w:color="auto" w:val="solid"/>
-        <w:spacing w:after="120" w:before="60"/>
-      </w:pPr>
-      <w:r>
-        <w:rPr>
-          <w:rFonts w:ascii="Consolas" w:cs="Consolas" w:eastAsia="Consolas" w:hAnsi="Consolas"/>
-          <w:color w:val="2A2A2E"/>
+        <w:shd w:fill="F2F2F2" w:color="auto" w:val="clear"/>
+        <w:spacing w:after="120" w:before="60" w:line="240"/>
+      </w:pPr>
+      <w:r>
+        <w:rPr>
+          <w:rFonts w:ascii="Consolas" w:cs="Consolas" w:eastAsia="Consolas" w:hAnsi="Consolas"/>
+          <w:color w:val="1A1A1A"/>
           <w:sz w:val="20"/>
           <w:szCs w:val="20"/>
         </w:rPr>
@@ -2740,7 +2771,8 @@
       <w:r>
         <w:rPr>
           <w:rFonts w:ascii="Consolas" w:cs="Consolas" w:eastAsia="Consolas" w:hAnsi="Consolas"/>
-          <w:color w:val="B81FA8"/>
+          <w:color w:val="B00020"/>
+          <w:shd w:fill="EFEFEF" w:color="auto" w:val="clear"/>
         </w:rPr>
         <w:t xml:space="preserve">Cloning into 'climbpolestudio.it'...</w:t>
       </w:r>
@@ -2750,7 +2782,8 @@
       <w:r>
         <w:rPr>
           <w:rFonts w:ascii="Consolas" w:cs="Consolas" w:eastAsia="Consolas" w:hAnsi="Consolas"/>
-          <w:color w:val="B81FA8"/>
+          <w:color w:val="B00020"/>
+          <w:shd w:fill="EFEFEF" w:color="auto" w:val="clear"/>
         </w:rPr>
         <w:t xml:space="preserve">climbpolestudio.it</w:t>
       </w:r>
@@ -2843,9 +2876,9 @@
         <w:rPr>
           <w:b/>
           <w:bCs/>
-          <w:color w:val="0D0D0F"/>
-          <w:sz w:val="27"/>
-          <w:szCs w:val="27"/>
+          <w:color w:val="2E2E2E"/>
+          <w:sz w:val="26"/>
+          <w:szCs w:val="26"/>
         </w:rPr>
         <w:t xml:space="preserve">2.4 Aprire il terminale DENTRO la cartella del progetto</w:t>
       </w:r>
@@ -2906,7 +2939,8 @@
       <w:r>
         <w:rPr>
           <w:rFonts w:ascii="Consolas" w:cs="Consolas" w:eastAsia="Consolas" w:hAnsi="Consolas"/>
-          <w:color w:val="B81FA8"/>
+          <w:color w:val="B00020"/>
+          <w:shd w:fill="EFEFEF" w:color="auto" w:val="clear"/>
         </w:rPr>
         <w:t xml:space="preserve">package.json</w:t>
       </w:r>
@@ -2932,8 +2966,8 @@
           <w:b/>
           <w:bCs/>
           <w:color w:val="444444"/>
-          <w:sz w:val="24"/>
-          <w:szCs w:val="24"/>
+          <w:sz w:val="23"/>
+          <w:szCs w:val="23"/>
         </w:rPr>
         <w:t xml:space="preserve">Modo 1 — Tasto destro nella cartella (il più semplice)</w:t>
       </w:r>
@@ -2963,7 +2997,8 @@
       <w:r>
         <w:rPr>
           <w:rFonts w:ascii="Consolas" w:cs="Consolas" w:eastAsia="Consolas" w:hAnsi="Consolas"/>
-          <w:color w:val="B81FA8"/>
+          <w:color w:val="B00020"/>
+          <w:shd w:fill="EFEFEF" w:color="auto" w:val="clear"/>
         </w:rPr>
         <w:t xml:space="preserve">package.json</w:t>
       </w:r>
@@ -2973,7 +3008,8 @@
       <w:r>
         <w:rPr>
           <w:rFonts w:ascii="Consolas" w:cs="Consolas" w:eastAsia="Consolas" w:hAnsi="Consolas"/>
-          <w:color w:val="B81FA8"/>
+          <w:color w:val="B00020"/>
+          <w:shd w:fill="EFEFEF" w:color="auto" w:val="clear"/>
         </w:rPr>
         <w:t xml:space="preserve">app</w:t>
       </w:r>
@@ -2983,7 +3019,8 @@
       <w:r>
         <w:rPr>
           <w:rFonts w:ascii="Consolas" w:cs="Consolas" w:eastAsia="Consolas" w:hAnsi="Consolas"/>
-          <w:color w:val="B81FA8"/>
+          <w:color w:val="B00020"/>
+          <w:shd w:fill="EFEFEF" w:color="auto" w:val="clear"/>
         </w:rPr>
         <w:t xml:space="preserve">components</w:t>
       </w:r>
@@ -3092,13 +3129,13 @@
     </w:p>
     <w:p>
       <w:pPr>
-        <w:shd w:fill="F4EEF2" w:color="auto" w:val="solid"/>
-        <w:spacing w:after="120" w:before="60"/>
-      </w:pPr>
-      <w:r>
-        <w:rPr>
-          <w:rFonts w:ascii="Consolas" w:cs="Consolas" w:eastAsia="Consolas" w:hAnsi="Consolas"/>
-          <w:color w:val="2A2A2E"/>
+        <w:shd w:fill="F2F2F2" w:color="auto" w:val="clear"/>
+        <w:spacing w:after="120" w:before="60" w:line="240"/>
+      </w:pPr>
+      <w:r>
+        <w:rPr>
+          <w:rFonts w:ascii="Consolas" w:cs="Consolas" w:eastAsia="Consolas" w:hAnsi="Consolas"/>
+          <w:color w:val="1A1A1A"/>
           <w:sz w:val="20"/>
           <w:szCs w:val="20"/>
         </w:rPr>
@@ -3133,8 +3170,8 @@
           <w:b/>
           <w:bCs/>
           <w:color w:val="444444"/>
-          <w:sz w:val="24"/>
-          <w:szCs w:val="24"/>
+          <w:sz w:val="23"/>
+          <w:szCs w:val="23"/>
         </w:rPr>
         <w:t xml:space="preserve">Modo 2 — Da dentro VS Code (se l'hai installato)</w:t>
       </w:r>
@@ -3331,8 +3368,8 @@
           <w:b/>
           <w:bCs/>
           <w:color w:val="444444"/>
-          <w:sz w:val="24"/>
-          <w:szCs w:val="24"/>
+          <w:sz w:val="23"/>
+          <w:szCs w:val="23"/>
         </w:rPr>
         <w:t xml:space="preserve">Come capire in che cartella sei (se hai un dubbio)</w:t>
       </w:r>
@@ -3342,18 +3379,18 @@
         <w:spacing w:after="120"/>
       </w:pPr>
       <w:r>
-        <w:t xml:space="preserve">Se non sei sicura di essere nel posto giusto, scrivi questo comando e premi Invio:</w:t>
-      </w:r>
-    </w:p>
-    <w:p>
-      <w:pPr>
-        <w:shd w:fill="F4EEF2" w:color="auto" w:val="solid"/>
-        <w:spacing w:after="120" w:before="60"/>
-      </w:pPr>
-      <w:r>
-        <w:rPr>
-          <w:rFonts w:ascii="Consolas" w:cs="Consolas" w:eastAsia="Consolas" w:hAnsi="Consolas"/>
-          <w:color w:val="2A2A2E"/>
+        <w:t xml:space="preserve">Se non sei sicuro di essere nel posto giusto, scrivi questo comando e premi Invio:</w:t>
+      </w:r>
+    </w:p>
+    <w:p>
+      <w:pPr>
+        <w:shd w:fill="F2F2F2" w:color="auto" w:val="clear"/>
+        <w:spacing w:after="120" w:before="60" w:line="240"/>
+      </w:pPr>
+      <w:r>
+        <w:rPr>
+          <w:rFonts w:ascii="Consolas" w:cs="Consolas" w:eastAsia="Consolas" w:hAnsi="Consolas"/>
+          <w:color w:val="1A1A1A"/>
           <w:sz w:val="20"/>
           <w:szCs w:val="20"/>
         </w:rPr>
@@ -3370,7 +3407,8 @@
       <w:r>
         <w:rPr>
           <w:rFonts w:ascii="Consolas" w:cs="Consolas" w:eastAsia="Consolas" w:hAnsi="Consolas"/>
-          <w:color w:val="B81FA8"/>
+          <w:color w:val="B00020"/>
+          <w:shd w:fill="EFEFEF" w:color="auto" w:val="clear"/>
         </w:rPr>
         <w:t xml:space="preserve">dir</w:t>
       </w:r>
@@ -3410,7 +3448,8 @@
           <w:rFonts w:ascii="Consolas" w:cs="Consolas" w:eastAsia="Consolas" w:hAnsi="Consolas"/>
           <w:b/>
           <w:bCs/>
-          <w:color w:val="B81FA8"/>
+          <w:color w:val="B00020"/>
+          <w:shd w:fill="EFEFEF" w:color="auto" w:val="clear"/>
         </w:rPr>
         <w:t xml:space="preserve">package.json</w:t>
       </w:r>
@@ -3422,7 +3461,8 @@
           <w:rFonts w:ascii="Consolas" w:cs="Consolas" w:eastAsia="Consolas" w:hAnsi="Consolas"/>
           <w:b/>
           <w:bCs/>
-          <w:color w:val="B81FA8"/>
+          <w:color w:val="B00020"/>
+          <w:shd w:fill="EFEFEF" w:color="auto" w:val="clear"/>
         </w:rPr>
         <w:t xml:space="preserve">app</w:t>
       </w:r>
@@ -3434,7 +3474,8 @@
           <w:rFonts w:ascii="Consolas" w:cs="Consolas" w:eastAsia="Consolas" w:hAnsi="Consolas"/>
           <w:b/>
           <w:bCs/>
-          <w:color w:val="B81FA8"/>
+          <w:color w:val="B00020"/>
+          <w:shd w:fill="EFEFEF" w:color="auto" w:val="clear"/>
         </w:rPr>
         <w:t xml:space="preserve">components</w:t>
       </w:r>
@@ -3469,9 +3510,9 @@
         <w:rPr>
           <w:b/>
           <w:bCs/>
-          <w:color w:val="0D0D0F"/>
-          <w:sz w:val="27"/>
-          <w:szCs w:val="27"/>
+          <w:color w:val="2E2E2E"/>
+          <w:sz w:val="26"/>
+          <w:szCs w:val="26"/>
         </w:rPr>
         <w:t xml:space="preserve">2.5 Installare i "pezzi" del sito: </w:t>
       </w:r>
@@ -3480,9 +3521,10 @@
           <w:rFonts w:ascii="Consolas" w:cs="Consolas" w:eastAsia="Consolas" w:hAnsi="Consolas"/>
           <w:b/>
           <w:bCs/>
-          <w:color w:val="0D0D0F"/>
-          <w:sz w:val="27"/>
-          <w:szCs w:val="27"/>
+          <w:color w:val="2E2E2E"/>
+          <w:sz w:val="26"/>
+          <w:szCs w:val="26"/>
+          <w:shd w:fill="EFEFEF" w:color="auto" w:val="clear"/>
         </w:rPr>
         <w:t xml:space="preserve">npm install</w:t>
       </w:r>
@@ -3497,7 +3539,8 @@
       <w:r>
         <w:rPr>
           <w:rFonts w:ascii="Consolas" w:cs="Consolas" w:eastAsia="Consolas" w:hAnsi="Consolas"/>
-          <w:color w:val="B81FA8"/>
+          <w:color w:val="B00020"/>
+          <w:shd w:fill="EFEFEF" w:color="auto" w:val="clear"/>
         </w:rPr>
         <w:t xml:space="preserve">node_modules</w:t>
       </w:r>
@@ -3507,7 +3550,8 @@
       <w:r>
         <w:rPr>
           <w:rFonts w:ascii="Consolas" w:cs="Consolas" w:eastAsia="Consolas" w:hAnsi="Consolas"/>
-          <w:color w:val="B81FA8"/>
+          <w:color w:val="B00020"/>
+          <w:shd w:fill="EFEFEF" w:color="auto" w:val="clear"/>
         </w:rPr>
         <w:t xml:space="preserve">package.json</w:t>
       </w:r>
@@ -3573,13 +3617,13 @@
     </w:p>
     <w:p>
       <w:pPr>
-        <w:shd w:fill="F4EEF2" w:color="auto" w:val="solid"/>
-        <w:spacing w:after="120" w:before="60"/>
-      </w:pPr>
-      <w:r>
-        <w:rPr>
-          <w:rFonts w:ascii="Consolas" w:cs="Consolas" w:eastAsia="Consolas" w:hAnsi="Consolas"/>
-          <w:color w:val="2A2A2E"/>
+        <w:shd w:fill="F2F2F2" w:color="auto" w:val="clear"/>
+        <w:spacing w:after="120" w:before="60" w:line="240"/>
+      </w:pPr>
+      <w:r>
+        <w:rPr>
+          <w:rFonts w:ascii="Consolas" w:cs="Consolas" w:eastAsia="Consolas" w:hAnsi="Consolas"/>
+          <w:color w:val="1A1A1A"/>
           <w:sz w:val="20"/>
           <w:szCs w:val="20"/>
         </w:rPr>
@@ -3631,13 +3675,13 @@
     </w:p>
     <w:p>
       <w:pPr>
-        <w:shd w:fill="F4EEF2" w:color="auto" w:val="solid"/>
-        <w:spacing w:after="120" w:before="60"/>
-      </w:pPr>
-      <w:r>
-        <w:rPr>
-          <w:rFonts w:ascii="Consolas" w:cs="Consolas" w:eastAsia="Consolas" w:hAnsi="Consolas"/>
-          <w:color w:val="2A2A2E"/>
+        <w:shd w:fill="F2F2F2" w:color="auto" w:val="clear"/>
+        <w:spacing w:after="120" w:before="60" w:line="240"/>
+      </w:pPr>
+      <w:r>
+        <w:rPr>
+          <w:rFonts w:ascii="Consolas" w:cs="Consolas" w:eastAsia="Consolas" w:hAnsi="Consolas"/>
+          <w:color w:val="1A1A1A"/>
           <w:sz w:val="20"/>
           <w:szCs w:val="20"/>
         </w:rPr>
@@ -3679,7 +3723,8 @@
       <w:r>
         <w:rPr>
           <w:rFonts w:ascii="Consolas" w:cs="Consolas" w:eastAsia="Consolas" w:hAnsi="Consolas"/>
-          <w:color w:val="B81FA8"/>
+          <w:color w:val="B00020"/>
+          <w:shd w:fill="EFEFEF" w:color="auto" w:val="clear"/>
         </w:rPr>
         <w:t xml:space="preserve">warn</w:t>
       </w:r>
@@ -3689,7 +3734,8 @@
       <w:r>
         <w:rPr>
           <w:rFonts w:ascii="Consolas" w:cs="Consolas" w:eastAsia="Consolas" w:hAnsi="Consolas"/>
-          <w:color w:val="B81FA8"/>
+          <w:color w:val="B00020"/>
+          <w:shd w:fill="EFEFEF" w:color="auto" w:val="clear"/>
         </w:rPr>
         <w:t xml:space="preserve">deprecated</w:t>
       </w:r>
@@ -3744,7 +3790,8 @@
       <w:r>
         <w:rPr>
           <w:rFonts w:ascii="Consolas" w:cs="Consolas" w:eastAsia="Consolas" w:hAnsi="Consolas"/>
-          <w:color w:val="B81FA8"/>
+          <w:color w:val="B00020"/>
+          <w:shd w:fill="EFEFEF" w:color="auto" w:val="clear"/>
         </w:rPr>
         <w:t xml:space="preserve">node -v</w:t>
       </w:r>
@@ -3806,7 +3853,8 @@
           <w:rFonts w:ascii="Consolas" w:cs="Consolas" w:eastAsia="Consolas" w:hAnsi="Consolas"/>
           <w:b/>
           <w:bCs/>
-          <w:color w:val="B81FA8"/>
+          <w:color w:val="B00020"/>
+          <w:shd w:fill="EFEFEF" w:color="auto" w:val="clear"/>
         </w:rPr>
         <w:t xml:space="preserve">npm install</w:t>
       </w:r>
@@ -3831,9 +3879,9 @@
         <w:rPr>
           <w:b/>
           <w:bCs/>
-          <w:color w:val="0D0D0F"/>
-          <w:sz w:val="27"/>
-          <w:szCs w:val="27"/>
+          <w:color w:val="2E2E2E"/>
+          <w:sz w:val="26"/>
+          <w:szCs w:val="26"/>
         </w:rPr>
         <w:t xml:space="preserve">2.6 Creare il file dei segreti: </w:t>
       </w:r>
@@ -3842,9 +3890,10 @@
           <w:rFonts w:ascii="Consolas" w:cs="Consolas" w:eastAsia="Consolas" w:hAnsi="Consolas"/>
           <w:b/>
           <w:bCs/>
-          <w:color w:val="0D0D0F"/>
-          <w:sz w:val="27"/>
-          <w:szCs w:val="27"/>
+          <w:color w:val="2E2E2E"/>
+          <w:sz w:val="26"/>
+          <w:szCs w:val="26"/>
+          <w:shd w:fill="EFEFEF" w:color="auto" w:val="clear"/>
         </w:rPr>
         <w:t xml:space="preserve">.env.local</w:t>
       </w:r>
@@ -3909,7 +3958,8 @@
           <w:rFonts w:ascii="Consolas" w:cs="Consolas" w:eastAsia="Consolas" w:hAnsi="Consolas"/>
           <w:b/>
           <w:bCs/>
-          <w:color w:val="B81FA8"/>
+          <w:color w:val="B00020"/>
+          <w:shd w:fill="EFEFEF" w:color="auto" w:val="clear"/>
         </w:rPr>
         <w:t xml:space="preserve">.env.local</w:t>
       </w:r>
@@ -3974,7 +4024,8 @@
           <w:rFonts w:ascii="Consolas" w:cs="Consolas" w:eastAsia="Consolas" w:hAnsi="Consolas"/>
           <w:b/>
           <w:bCs/>
-          <w:color w:val="B81FA8"/>
+          <w:color w:val="B00020"/>
+          <w:shd w:fill="EFEFEF" w:color="auto" w:val="clear"/>
         </w:rPr>
         <w:t xml:space="preserve">.env.example</w:t>
       </w:r>
@@ -4002,8 +4053,8 @@
           <w:b/>
           <w:bCs/>
           <w:color w:val="444444"/>
-          <w:sz w:val="24"/>
-          <w:szCs w:val="24"/>
+          <w:sz w:val="23"/>
+          <w:szCs w:val="23"/>
         </w:rPr>
         <w:t xml:space="preserve">Crearlo con VS Code (modo consigliato, facile)</w:t>
       </w:r>
@@ -4025,7 +4076,8 @@
           <w:rFonts w:ascii="Consolas" w:cs="Consolas" w:eastAsia="Consolas" w:hAnsi="Consolas"/>
           <w:b/>
           <w:bCs/>
-          <w:color w:val="B81FA8"/>
+          <w:color w:val="B00020"/>
+          <w:shd w:fill="EFEFEF" w:color="auto" w:val="clear"/>
         </w:rPr>
         <w:t xml:space="preserve">.env.example</w:t>
       </w:r>
@@ -4035,7 +4087,8 @@
       <w:r>
         <w:rPr>
           <w:rFonts w:ascii="Consolas" w:cs="Consolas" w:eastAsia="Consolas" w:hAnsi="Consolas"/>
-          <w:color w:val="B81FA8"/>
+          <w:color w:val="B00020"/>
+          <w:shd w:fill="EFEFEF" w:color="auto" w:val="clear"/>
         </w:rPr>
         <w:t xml:space="preserve">NEXT_PUBLIC_SANITY_PROJECT_ID=shudbapr</w:t>
       </w:r>
@@ -4045,7 +4098,8 @@
       <w:r>
         <w:rPr>
           <w:rFonts w:ascii="Consolas" w:cs="Consolas" w:eastAsia="Consolas" w:hAnsi="Consolas"/>
-          <w:color w:val="B81FA8"/>
+          <w:color w:val="B00020"/>
+          <w:shd w:fill="EFEFEF" w:color="auto" w:val="clear"/>
         </w:rPr>
         <w:t xml:space="preserve">=</w:t>
       </w:r>
@@ -4078,7 +4132,8 @@
       <w:r>
         <w:rPr>
           <w:rFonts w:ascii="Consolas" w:cs="Consolas" w:eastAsia="Consolas" w:hAnsi="Consolas"/>
-          <w:color w:val="B81FA8"/>
+          <w:color w:val="B00020"/>
+          <w:shd w:fill="EFEFEF" w:color="auto" w:val="clear"/>
         </w:rPr>
         <w:t xml:space="preserve">.env.local</w:t>
       </w:r>
@@ -4098,7 +4153,8 @@
       <w:r>
         <w:rPr>
           <w:rFonts w:ascii="Consolas" w:cs="Consolas" w:eastAsia="Consolas" w:hAnsi="Consolas"/>
-          <w:color w:val="B81FA8"/>
+          <w:color w:val="B00020"/>
+          <w:shd w:fill="EFEFEF" w:color="auto" w:val="clear"/>
         </w:rPr>
         <w:t xml:space="preserve">.env.local</w:t>
       </w:r>
@@ -4131,7 +4187,8 @@
       <w:r>
         <w:rPr>
           <w:rFonts w:ascii="Consolas" w:cs="Consolas" w:eastAsia="Consolas" w:hAnsi="Consolas"/>
-          <w:color w:val="B81FA8"/>
+          <w:color w:val="B00020"/>
+          <w:shd w:fill="EFEFEF" w:color="auto" w:val="clear"/>
         </w:rPr>
         <w:t xml:space="preserve">.env.example</w:t>
       </w:r>
@@ -4194,7 +4251,8 @@
       <w:r>
         <w:rPr>
           <w:rFonts w:ascii="Consolas" w:cs="Consolas" w:eastAsia="Consolas" w:hAnsi="Consolas"/>
-          <w:color w:val="B81FA8"/>
+          <w:color w:val="B00020"/>
+          <w:shd w:fill="EFEFEF" w:color="auto" w:val="clear"/>
         </w:rPr>
         <w:t xml:space="preserve">.env copy.example</w:t>
       </w:r>
@@ -4237,13 +4295,13 @@
     </w:p>
     <w:p>
       <w:pPr>
-        <w:shd w:fill="F4EEF2" w:color="auto" w:val="solid"/>
-        <w:spacing w:after="120" w:before="60"/>
-      </w:pPr>
-      <w:r>
-        <w:rPr>
-          <w:rFonts w:ascii="Consolas" w:cs="Consolas" w:eastAsia="Consolas" w:hAnsi="Consolas"/>
-          <w:color w:val="2A2A2E"/>
+        <w:shd w:fill="F2F2F2" w:color="auto" w:val="clear"/>
+        <w:spacing w:after="120" w:before="60" w:line="240"/>
+      </w:pPr>
+      <w:r>
+        <w:rPr>
+          <w:rFonts w:ascii="Consolas" w:cs="Consolas" w:eastAsia="Consolas" w:hAnsi="Consolas"/>
+          <w:color w:val="1A1A1A"/>
           <w:sz w:val="20"/>
           <w:szCs w:val="20"/>
         </w:rPr>
@@ -4265,7 +4323,8 @@
       <w:r>
         <w:rPr>
           <w:rFonts w:ascii="Consolas" w:cs="Consolas" w:eastAsia="Consolas" w:hAnsi="Consolas"/>
-          <w:color w:val="B81FA8"/>
+          <w:color w:val="B00020"/>
+          <w:shd w:fill="EFEFEF" w:color="auto" w:val="clear"/>
         </w:rPr>
         <w:t xml:space="preserve">.env.local</w:t>
       </w:r>
@@ -4285,7 +4344,8 @@
       <w:r>
         <w:rPr>
           <w:rFonts w:ascii="Consolas" w:cs="Consolas" w:eastAsia="Consolas" w:hAnsi="Consolas"/>
-          <w:color w:val="B81FA8"/>
+          <w:color w:val="B00020"/>
+          <w:shd w:fill="EFEFEF" w:color="auto" w:val="clear"/>
         </w:rPr>
         <w:t xml:space="preserve">=</w:t>
       </w:r>
@@ -4295,13 +4355,13 @@
     </w:p>
     <w:p>
       <w:pPr>
-        <w:shd w:fill="F4EEF2" w:color="auto" w:val="solid"/>
-        <w:spacing w:after="120" w:before="60"/>
-      </w:pPr>
-      <w:r>
-        <w:rPr>
-          <w:rFonts w:ascii="Consolas" w:cs="Consolas" w:eastAsia="Consolas" w:hAnsi="Consolas"/>
-          <w:color w:val="2A2A2E"/>
+        <w:shd w:fill="F2F2F2" w:color="auto" w:val="clear"/>
+        <w:spacing w:after="120" w:before="60" w:line="240"/>
+      </w:pPr>
+      <w:r>
+        <w:rPr>
+          <w:rFonts w:ascii="Consolas" w:cs="Consolas" w:eastAsia="Consolas" w:hAnsi="Consolas"/>
+          <w:color w:val="1A1A1A"/>
           <w:sz w:val="20"/>
           <w:szCs w:val="20"/>
         </w:rPr>
@@ -4323,7 +4383,8 @@
       <w:r>
         <w:rPr>
           <w:rFonts w:ascii="Consolas" w:cs="Consolas" w:eastAsia="Consolas" w:hAnsi="Consolas"/>
-          <w:color w:val="B81FA8"/>
+          <w:color w:val="B00020"/>
+          <w:shd w:fill="EFEFEF" w:color="auto" w:val="clear"/>
         </w:rPr>
         <w:t xml:space="preserve">NEXT_PUBLIC_SANITY_PROJECT_ID=shudbapr</w:t>
       </w:r>
@@ -4346,7 +4407,8 @@
       <w:r>
         <w:rPr>
           <w:rFonts w:ascii="Consolas" w:cs="Consolas" w:eastAsia="Consolas" w:hAnsi="Consolas"/>
-          <w:color w:val="B81FA8"/>
+          <w:color w:val="B00020"/>
+          <w:shd w:fill="EFEFEF" w:color="auto" w:val="clear"/>
         </w:rPr>
         <w:t xml:space="preserve">#</w:t>
       </w:r>
@@ -4421,10 +4483,10 @@
       <w:tblPr>
         <w:tblW w:type="pct" w:w="100%"/>
         <w:tblBorders>
-          <w:top w:val="single" w:color="EAD2E4" w:sz="4"/>
-          <w:left w:val="single" w:color="B81FA8" w:sz="24"/>
-          <w:bottom w:val="single" w:color="EAD2E4" w:sz="4"/>
-          <w:right w:val="single" w:color="EAD2E4" w:sz="4"/>
+          <w:top w:val="none"/>
+          <w:left w:val="single" w:color="1F4E79" w:sz="24"/>
+          <w:bottom w:val="none"/>
+          <w:right w:val="none"/>
           <w:insideH w:val="none"/>
           <w:insideV w:val="none"/>
         </w:tblBorders>
@@ -4435,7 +4497,7 @@
       <w:tr>
         <w:tc>
           <w:tcPr>
-            <w:shd w:fill="FBEFF8" w:color="auto" w:val="solid"/>
+            <w:shd w:fill="EAF1F8" w:color="auto" w:val="clear"/>
             <w:tcMar>
               <w:top w:type="dxa" w:w="80"/>
               <w:left w:type="dxa" w:w="160"/>
@@ -4460,7 +4522,8 @@
             <w:r>
               <w:rPr>
                 <w:rFonts w:ascii="Consolas" w:cs="Consolas" w:eastAsia="Consolas" w:hAnsi="Consolas"/>
-                <w:color w:val="B81FA8"/>
+                <w:color w:val="B00020"/>
+                <w:shd w:fill="EFEFEF" w:color="auto" w:val="clear"/>
               </w:rPr>
               <w:t xml:space="preserve">.env.local</w:t>
             </w:r>
@@ -4514,7 +4577,8 @@
           <w:rFonts w:ascii="Consolas" w:cs="Consolas" w:eastAsia="Consolas" w:hAnsi="Consolas"/>
           <w:i/>
           <w:iCs/>
-          <w:color w:val="B81FA8"/>
+          <w:color w:val="B00020"/>
+          <w:shd w:fill="EFEFEF" w:color="auto" w:val="clear"/>
         </w:rPr>
         <w:t xml:space="preserve">.env.example</w:t>
       </w:r>
@@ -4544,7 +4608,8 @@
       <w:r>
         <w:rPr>
           <w:rFonts w:ascii="Consolas" w:cs="Consolas" w:eastAsia="Consolas" w:hAnsi="Consolas"/>
-          <w:color w:val="B81FA8"/>
+          <w:color w:val="B00020"/>
+          <w:shd w:fill="EFEFEF" w:color="auto" w:val="clear"/>
         </w:rPr>
         <w:t xml:space="preserve">RESEND_API_KEY</w:t>
       </w:r>
@@ -4569,9 +4634,9 @@
         <w:rPr>
           <w:b/>
           <w:bCs/>
-          <w:color w:val="0D0D0F"/>
-          <w:sz w:val="27"/>
-          <w:szCs w:val="27"/>
+          <w:color w:val="2E2E2E"/>
+          <w:sz w:val="26"/>
+          <w:szCs w:val="26"/>
         </w:rPr>
         <w:t xml:space="preserve">2.7 Far partire il sito: </w:t>
       </w:r>
@@ -4580,9 +4645,10 @@
           <w:rFonts w:ascii="Consolas" w:cs="Consolas" w:eastAsia="Consolas" w:hAnsi="Consolas"/>
           <w:b/>
           <w:bCs/>
-          <w:color w:val="0D0D0F"/>
-          <w:sz w:val="27"/>
-          <w:szCs w:val="27"/>
+          <w:color w:val="2E2E2E"/>
+          <w:sz w:val="26"/>
+          <w:szCs w:val="26"/>
+          <w:shd w:fill="EFEFEF" w:color="auto" w:val="clear"/>
         </w:rPr>
         <w:t xml:space="preserve">npm run dev</w:t>
       </w:r>
@@ -4590,9 +4656,9 @@
         <w:rPr>
           <w:b/>
           <w:bCs/>
-          <w:color w:val="0D0D0F"/>
-          <w:sz w:val="27"/>
-          <w:szCs w:val="27"/>
+          <w:color w:val="2E2E2E"/>
+          <w:sz w:val="26"/>
+          <w:szCs w:val="26"/>
         </w:rPr>
         <w:t xml:space="preserve"> e aprire il browser</w:t>
       </w:r>
@@ -4630,13 +4696,13 @@
     </w:p>
     <w:p>
       <w:pPr>
-        <w:shd w:fill="F4EEF2" w:color="auto" w:val="solid"/>
-        <w:spacing w:after="120" w:before="60"/>
-      </w:pPr>
-      <w:r>
-        <w:rPr>
-          <w:rFonts w:ascii="Consolas" w:cs="Consolas" w:eastAsia="Consolas" w:hAnsi="Consolas"/>
-          <w:color w:val="2A2A2E"/>
+        <w:shd w:fill="F2F2F2" w:color="auto" w:val="clear"/>
+        <w:spacing w:after="120" w:before="60" w:line="240"/>
+      </w:pPr>
+      <w:r>
+        <w:rPr>
+          <w:rFonts w:ascii="Consolas" w:cs="Consolas" w:eastAsia="Consolas" w:hAnsi="Consolas"/>
+          <w:color w:val="1A1A1A"/>
           <w:sz w:val="20"/>
           <w:szCs w:val="20"/>
         </w:rPr>
@@ -4691,13 +4757,13 @@
     </w:p>
     <w:p>
       <w:pPr>
-        <w:shd w:fill="F4EEF2" w:color="auto" w:val="solid"/>
-        <w:spacing w:after="0" w:before="60"/>
-      </w:pPr>
-      <w:r>
-        <w:rPr>
-          <w:rFonts w:ascii="Consolas" w:cs="Consolas" w:eastAsia="Consolas" w:hAnsi="Consolas"/>
-          <w:color w:val="2A2A2E"/>
+        <w:shd w:fill="F2F2F2" w:color="auto" w:val="clear"/>
+        <w:spacing w:after="0" w:before="60" w:line="240"/>
+      </w:pPr>
+      <w:r>
+        <w:rPr>
+          <w:rFonts w:ascii="Consolas" w:cs="Consolas" w:eastAsia="Consolas" w:hAnsi="Consolas"/>
+          <w:color w:val="1A1A1A"/>
           <w:sz w:val="20"/>
           <w:szCs w:val="20"/>
         </w:rPr>
@@ -4706,13 +4772,13 @@
     </w:p>
     <w:p>
       <w:pPr>
-        <w:shd w:fill="F4EEF2" w:color="auto" w:val="solid"/>
-        <w:spacing w:after="0" w:before="0"/>
-      </w:pPr>
-      <w:r>
-        <w:rPr>
-          <w:rFonts w:ascii="Consolas" w:cs="Consolas" w:eastAsia="Consolas" w:hAnsi="Consolas"/>
-          <w:color w:val="2A2A2E"/>
+        <w:shd w:fill="F2F2F2" w:color="auto" w:val="clear"/>
+        <w:spacing w:after="0" w:before="0" w:line="240"/>
+      </w:pPr>
+      <w:r>
+        <w:rPr>
+          <w:rFonts w:ascii="Consolas" w:cs="Consolas" w:eastAsia="Consolas" w:hAnsi="Consolas"/>
+          <w:color w:val="1A1A1A"/>
           <w:sz w:val="20"/>
           <w:szCs w:val="20"/>
         </w:rPr>
@@ -4721,13 +4787,13 @@
     </w:p>
     <w:p>
       <w:pPr>
-        <w:shd w:fill="F4EEF2" w:color="auto" w:val="solid"/>
-        <w:spacing w:after="120" w:before="0"/>
-      </w:pPr>
-      <w:r>
-        <w:rPr>
-          <w:rFonts w:ascii="Consolas" w:cs="Consolas" w:eastAsia="Consolas" w:hAnsi="Consolas"/>
-          <w:color w:val="2A2A2E"/>
+        <w:shd w:fill="F2F2F2" w:color="auto" w:val="clear"/>
+        <w:spacing w:after="120" w:before="0" w:line="240"/>
+      </w:pPr>
+      <w:r>
+        <w:rPr>
+          <w:rFonts w:ascii="Consolas" w:cs="Consolas" w:eastAsia="Consolas" w:hAnsi="Consolas"/>
+          <w:color w:val="1A1A1A"/>
           <w:sz w:val="20"/>
           <w:szCs w:val="20"/>
         </w:rPr>
@@ -4746,7 +4812,8 @@
           <w:rFonts w:ascii="Consolas" w:cs="Consolas" w:eastAsia="Consolas" w:hAnsi="Consolas"/>
           <w:b/>
           <w:bCs/>
-          <w:color w:val="B81FA8"/>
+          <w:color w:val="B00020"/>
+          <w:shd w:fill="EFEFEF" w:color="auto" w:val="clear"/>
         </w:rPr>
         <w:t xml:space="preserve">Ready</w:t>
       </w:r>
@@ -4758,7 +4825,8 @@
           <w:rFonts w:ascii="Consolas" w:cs="Consolas" w:eastAsia="Consolas" w:hAnsi="Consolas"/>
           <w:b/>
           <w:bCs/>
-          <w:color w:val="B81FA8"/>
+          <w:color w:val="B00020"/>
+          <w:shd w:fill="EFEFEF" w:color="auto" w:val="clear"/>
         </w:rPr>
         <w:t xml:space="preserve">http://localhost:3000</w:t>
       </w:r>
@@ -4788,13 +4856,13 @@
     </w:p>
     <w:p>
       <w:pPr>
-        <w:shd w:fill="F4EEF2" w:color="auto" w:val="solid"/>
-        <w:spacing w:after="120" w:before="60"/>
-      </w:pPr>
-      <w:r>
-        <w:rPr>
-          <w:rFonts w:ascii="Consolas" w:cs="Consolas" w:eastAsia="Consolas" w:hAnsi="Consolas"/>
-          <w:color w:val="2A2A2E"/>
+        <w:shd w:fill="F2F2F2" w:color="auto" w:val="clear"/>
+        <w:spacing w:after="120" w:before="60" w:line="240"/>
+      </w:pPr>
+      <w:r>
+        <w:rPr>
+          <w:rFonts w:ascii="Consolas" w:cs="Consolas" w:eastAsia="Consolas" w:hAnsi="Consolas"/>
+          <w:color w:val="1A1A1A"/>
           <w:sz w:val="20"/>
           <w:szCs w:val="20"/>
         </w:rPr>
@@ -4837,8 +4905,8 @@
           <w:b/>
           <w:bCs/>
           <w:color w:val="444444"/>
-          <w:sz w:val="24"/>
-          <w:szCs w:val="24"/>
+          <w:sz w:val="23"/>
+          <w:szCs w:val="23"/>
         </w:rPr>
         <w:t xml:space="preserve">Cosa vuol dire "in locale"</w:t>
       </w:r>
@@ -4850,7 +4918,8 @@
       <w:r>
         <w:rPr>
           <w:rFonts w:ascii="Consolas" w:cs="Consolas" w:eastAsia="Consolas" w:hAnsi="Consolas"/>
-          <w:color w:val="B81FA8"/>
+          <w:color w:val="B00020"/>
+          <w:shd w:fill="EFEFEF" w:color="auto" w:val="clear"/>
         </w:rPr>
         <w:t xml:space="preserve">localhost</w:t>
       </w:r>
@@ -4906,8 +4975,8 @@
           <w:b/>
           <w:bCs/>
           <w:color w:val="444444"/>
-          <w:sz w:val="24"/>
-          <w:szCs w:val="24"/>
+          <w:sz w:val="23"/>
+          <w:szCs w:val="23"/>
         </w:rPr>
         <w:t xml:space="preserve">Come spegnere il sito</w:t>
       </w:r>
@@ -4935,7 +5004,8 @@
       <w:r>
         <w:rPr>
           <w:rFonts w:ascii="Consolas" w:cs="Consolas" w:eastAsia="Consolas" w:hAnsi="Consolas"/>
-          <w:color w:val="B81FA8"/>
+          <w:color w:val="B00020"/>
+          <w:shd w:fill="EFEFEF" w:color="auto" w:val="clear"/>
         </w:rPr>
         <w:t xml:space="preserve">npm run dev</w:t>
       </w:r>
@@ -4965,7 +5035,8 @@
       <w:r>
         <w:rPr>
           <w:rFonts w:ascii="Consolas" w:cs="Consolas" w:eastAsia="Consolas" w:hAnsi="Consolas"/>
-          <w:color w:val="B81FA8"/>
+          <w:color w:val="B00020"/>
+          <w:shd w:fill="EFEFEF" w:color="auto" w:val="clear"/>
         </w:rPr>
         <w:t xml:space="preserve">http://localhost:3000</w:t>
       </w:r>
@@ -4978,7 +5049,8 @@
       <w:r>
         <w:rPr>
           <w:rFonts w:ascii="Consolas" w:cs="Consolas" w:eastAsia="Consolas" w:hAnsi="Consolas"/>
-          <w:color w:val="B81FA8"/>
+          <w:color w:val="B00020"/>
+          <w:shd w:fill="EFEFEF" w:color="auto" w:val="clear"/>
         </w:rPr>
         <w:t xml:space="preserve">npm run dev</w:t>
       </w:r>
@@ -5030,7 +5102,8 @@
       <w:r>
         <w:rPr>
           <w:rFonts w:ascii="Consolas" w:cs="Consolas" w:eastAsia="Consolas" w:hAnsi="Consolas"/>
-          <w:color w:val="B81FA8"/>
+          <w:color w:val="B00020"/>
+          <w:shd w:fill="EFEFEF" w:color="auto" w:val="clear"/>
         </w:rPr>
         <w:t xml:space="preserve">npm run dev</w:t>
       </w:r>
@@ -5040,7 +5113,8 @@
       <w:r>
         <w:rPr>
           <w:rFonts w:ascii="Consolas" w:cs="Consolas" w:eastAsia="Consolas" w:hAnsi="Consolas"/>
-          <w:color w:val="B81FA8"/>
+          <w:color w:val="B00020"/>
+          <w:shd w:fill="EFEFEF" w:color="auto" w:val="clear"/>
         </w:rPr>
         <w:t xml:space="preserve">Ready</w:t>
       </w:r>
@@ -5050,7 +5124,8 @@
       <w:r>
         <w:rPr>
           <w:rFonts w:ascii="Consolas" w:cs="Consolas" w:eastAsia="Consolas" w:hAnsi="Consolas"/>
-          <w:color w:val="B81FA8"/>
+          <w:color w:val="B00020"/>
+          <w:shd w:fill="EFEFEF" w:color="auto" w:val="clear"/>
         </w:rPr>
         <w:t xml:space="preserve">npm run dev</w:t>
       </w:r>
@@ -5080,7 +5155,8 @@
       <w:r>
         <w:rPr>
           <w:rFonts w:ascii="Consolas" w:cs="Consolas" w:eastAsia="Consolas" w:hAnsi="Consolas"/>
-          <w:color w:val="B81FA8"/>
+          <w:color w:val="B00020"/>
+          <w:shd w:fill="EFEFEF" w:color="auto" w:val="clear"/>
         </w:rPr>
         <w:t xml:space="preserve">http://localhost:3001</w:t>
       </w:r>
@@ -5120,7 +5196,8 @@
       <w:r>
         <w:rPr>
           <w:rFonts w:ascii="Consolas" w:cs="Consolas" w:eastAsia="Consolas" w:hAnsi="Consolas"/>
-          <w:color w:val="B81FA8"/>
+          <w:color w:val="B00020"/>
+          <w:shd w:fill="EFEFEF" w:color="auto" w:val="clear"/>
         </w:rPr>
         <w:t xml:space="preserve">.env.local</w:t>
       </w:r>
@@ -5145,9 +5222,9 @@
         <w:rPr>
           <w:b/>
           <w:bCs/>
-          <w:color w:val="0D0D0F"/>
-          <w:sz w:val="27"/>
-          <w:szCs w:val="27"/>
+          <w:color w:val="2E2E2E"/>
+          <w:sz w:val="26"/>
+          <w:szCs w:val="26"/>
         </w:rPr>
         <w:t xml:space="preserve">2.8 Riepilogo del "primo giorno"</w:t>
       </w:r>
@@ -5182,7 +5259,8 @@
       <w:r>
         <w:rPr>
           <w:rFonts w:ascii="Consolas" w:cs="Consolas" w:eastAsia="Consolas" w:hAnsi="Consolas"/>
-          <w:color w:val="B81FA8"/>
+          <w:color w:val="B00020"/>
+          <w:shd w:fill="EFEFEF" w:color="auto" w:val="clear"/>
         </w:rPr>
         <w:t xml:space="preserve">node -v</w:t>
       </w:r>
@@ -5261,7 +5339,8 @@
       <w:r>
         <w:rPr>
           <w:rFonts w:ascii="Consolas" w:cs="Consolas" w:eastAsia="Consolas" w:hAnsi="Consolas"/>
-          <w:color w:val="B81FA8"/>
+          <w:color w:val="B00020"/>
+          <w:shd w:fill="EFEFEF" w:color="auto" w:val="clear"/>
         </w:rPr>
         <w:t xml:space="preserve">npm install</w:t>
       </w:r>
@@ -5286,7 +5365,8 @@
           <w:rFonts w:ascii="Consolas" w:cs="Consolas" w:eastAsia="Consolas" w:hAnsi="Consolas"/>
           <w:b/>
           <w:bCs/>
-          <w:color w:val="B81FA8"/>
+          <w:color w:val="B00020"/>
+          <w:shd w:fill="EFEFEF" w:color="auto" w:val="clear"/>
         </w:rPr>
         <w:t xml:space="preserve">.env.local</w:t>
       </w:r>
@@ -5319,7 +5399,8 @@
       <w:r>
         <w:rPr>
           <w:rFonts w:ascii="Consolas" w:cs="Consolas" w:eastAsia="Consolas" w:hAnsi="Consolas"/>
-          <w:color w:val="B81FA8"/>
+          <w:color w:val="B00020"/>
+          <w:shd w:fill="EFEFEF" w:color="auto" w:val="clear"/>
         </w:rPr>
         <w:t xml:space="preserve">npm run dev</w:t>
       </w:r>
@@ -5329,7 +5410,8 @@
       <w:r>
         <w:rPr>
           <w:rFonts w:ascii="Consolas" w:cs="Consolas" w:eastAsia="Consolas" w:hAnsi="Consolas"/>
-          <w:color w:val="B81FA8"/>
+          <w:color w:val="B00020"/>
+          <w:shd w:fill="EFEFEF" w:color="auto" w:val="clear"/>
         </w:rPr>
         <w:t xml:space="preserve">http://localhost:3000</w:t>
       </w:r>
@@ -5357,7 +5439,8 @@
       <w:r>
         <w:rPr>
           <w:rFonts w:ascii="Consolas" w:cs="Consolas" w:eastAsia="Consolas" w:hAnsi="Consolas"/>
-          <w:color w:val="B81FA8"/>
+          <w:color w:val="B00020"/>
+          <w:shd w:fill="EFEFEF" w:color="auto" w:val="clear"/>
         </w:rPr>
         <w:t xml:space="preserve">npm run dev</w:t>
       </w:r>
@@ -5367,7 +5450,8 @@
       <w:r>
         <w:rPr>
           <w:rFonts w:ascii="Consolas" w:cs="Consolas" w:eastAsia="Consolas" w:hAnsi="Consolas"/>
-          <w:color w:val="B81FA8"/>
+          <w:color w:val="B00020"/>
+          <w:shd w:fill="EFEFEF" w:color="auto" w:val="clear"/>
         </w:rPr>
         <w:t xml:space="preserve">http://localhost:3000</w:t>
       </w:r>
@@ -5412,9 +5496,9 @@
         <w:rPr>
           <w:b/>
           <w:bCs/>
-          <w:color w:val="B81FA8"/>
-          <w:sz w:val="34"/>
-          <w:szCs w:val="34"/>
+          <w:color w:val="1F4E79"/>
+          <w:sz w:val="32"/>
+          <w:szCs w:val="32"/>
         </w:rPr>
         <w:t xml:space="preserve">3. Usare Claude Code (il tuo assistente che modifica il sito)</w:t>
       </w:r>
@@ -5424,7 +5508,7 @@
         <w:spacing w:after="120"/>
       </w:pPr>
       <w:r>
-        <w:t xml:space="preserve">Questo è il capitolo più importante di tutta la guida. Se imparerai bene solo questo, sarai già in grado di gestire il tuo sito da sola. Prenditi il tuo tempo: non c'è fretta e, come ripeteremo spesso, non puoi rompere niente di grave.</w:t>
+        <w:t xml:space="preserve">Questo è il capitolo più importante di tutta la guida. Se imparerai bene solo questo, sarai già in grado di gestire il tuo sito da solo. Prenditi il tuo tempo: non c'è fretta e, come ripeteremo spesso, non puoi rompere niente di grave.</w:t>
       </w:r>
     </w:p>
     <w:p>
@@ -5436,9 +5520,9 @@
         <w:rPr>
           <w:b/>
           <w:bCs/>
-          <w:color w:val="0D0D0F"/>
-          <w:sz w:val="27"/>
-          <w:szCs w:val="27"/>
+          <w:color w:val="2E2E2E"/>
+          <w:sz w:val="26"/>
+          <w:szCs w:val="26"/>
         </w:rPr>
         <w:t xml:space="preserve">3.1 Cos'è Claude Code (e perché lo userai quasi sempre)</w:t>
       </w:r>
@@ -5551,10 +5635,10 @@
       <w:tblPr>
         <w:tblW w:type="pct" w:w="100%"/>
         <w:tblBorders>
-          <w:top w:val="single" w:color="EAD2E4" w:sz="4"/>
-          <w:left w:val="single" w:color="B81FA8" w:sz="24"/>
-          <w:bottom w:val="single" w:color="EAD2E4" w:sz="4"/>
-          <w:right w:val="single" w:color="EAD2E4" w:sz="4"/>
+          <w:top w:val="none"/>
+          <w:left w:val="single" w:color="1F4E79" w:sz="24"/>
+          <w:bottom w:val="none"/>
+          <w:right w:val="none"/>
           <w:insideH w:val="none"/>
           <w:insideV w:val="none"/>
         </w:tblBorders>
@@ -5565,7 +5649,7 @@
       <w:tr>
         <w:tc>
           <w:tcPr>
-            <w:shd w:fill="FBEFF8" w:color="auto" w:val="solid"/>
+            <w:shd w:fill="EAF1F8" w:color="auto" w:val="clear"/>
             <w:tcMar>
               <w:top w:type="dxa" w:w="80"/>
               <w:left w:type="dxa" w:w="160"/>
@@ -5613,9 +5697,9 @@
         <w:rPr>
           <w:b/>
           <w:bCs/>
-          <w:color w:val="0D0D0F"/>
-          <w:sz w:val="27"/>
-          <w:szCs w:val="27"/>
+          <w:color w:val="2E2E2E"/>
+          <w:sz w:val="26"/>
+          <w:szCs w:val="26"/>
         </w:rPr>
         <w:t xml:space="preserve">3.2 Installare Claude Code (si fa una volta sola)</w:t>
       </w:r>
@@ -5656,13 +5740,13 @@
     </w:p>
     <w:p>
       <w:pPr>
-        <w:shd w:fill="F4EEF2" w:color="auto" w:val="solid"/>
-        <w:spacing w:after="120" w:before="60"/>
-      </w:pPr>
-      <w:r>
-        <w:rPr>
-          <w:rFonts w:ascii="Consolas" w:cs="Consolas" w:eastAsia="Consolas" w:hAnsi="Consolas"/>
-          <w:color w:val="2A2A2E"/>
+        <w:shd w:fill="F2F2F2" w:color="auto" w:val="clear"/>
+        <w:spacing w:after="120" w:before="60" w:line="240"/>
+      </w:pPr>
+      <w:r>
+        <w:rPr>
+          <w:rFonts w:ascii="Consolas" w:cs="Consolas" w:eastAsia="Consolas" w:hAnsi="Consolas"/>
+          <w:color w:val="1A1A1A"/>
           <w:sz w:val="20"/>
           <w:szCs w:val="20"/>
         </w:rPr>
@@ -5679,7 +5763,8 @@
       <w:r>
         <w:rPr>
           <w:rFonts w:ascii="Consolas" w:cs="Consolas" w:eastAsia="Consolas" w:hAnsi="Consolas"/>
-          <w:color w:val="B81FA8"/>
+          <w:color w:val="B00020"/>
+          <w:shd w:fill="EFEFEF" w:color="auto" w:val="clear"/>
         </w:rPr>
         <w:t xml:space="preserve">-g</w:t>
       </w:r>
@@ -5729,7 +5814,8 @@
       <w:r>
         <w:rPr>
           <w:rFonts w:ascii="Consolas" w:cs="Consolas" w:eastAsia="Consolas" w:hAnsi="Consolas"/>
-          <w:color w:val="B81FA8"/>
+          <w:color w:val="B00020"/>
+          <w:shd w:fill="EFEFEF" w:color="auto" w:val="clear"/>
         </w:rPr>
         <w:t xml:space="preserve">npm: command not found</w:t>
       </w:r>
@@ -5762,7 +5848,8 @@
       <w:r>
         <w:rPr>
           <w:rFonts w:ascii="Consolas" w:cs="Consolas" w:eastAsia="Consolas" w:hAnsi="Consolas"/>
-          <w:color w:val="B81FA8"/>
+          <w:color w:val="B00020"/>
+          <w:shd w:fill="EFEFEF" w:color="auto" w:val="clear"/>
         </w:rPr>
         <w:t xml:space="preserve">sudo</w:t>
       </w:r>
@@ -5785,13 +5872,13 @@
     </w:p>
     <w:p>
       <w:pPr>
-        <w:shd w:fill="F4EEF2" w:color="auto" w:val="solid"/>
-        <w:spacing w:after="120" w:before="60"/>
-      </w:pPr>
-      <w:r>
-        <w:rPr>
-          <w:rFonts w:ascii="Consolas" w:cs="Consolas" w:eastAsia="Consolas" w:hAnsi="Consolas"/>
-          <w:color w:val="2A2A2E"/>
+        <w:shd w:fill="F2F2F2" w:color="auto" w:val="clear"/>
+        <w:spacing w:after="120" w:before="60" w:line="240"/>
+      </w:pPr>
+      <w:r>
+        <w:rPr>
+          <w:rFonts w:ascii="Consolas" w:cs="Consolas" w:eastAsia="Consolas" w:hAnsi="Consolas"/>
+          <w:color w:val="1A1A1A"/>
           <w:sz w:val="20"/>
           <w:szCs w:val="20"/>
         </w:rPr>
@@ -5823,7 +5910,8 @@
       <w:r>
         <w:rPr>
           <w:rFonts w:ascii="Consolas" w:cs="Consolas" w:eastAsia="Consolas" w:hAnsi="Consolas"/>
-          <w:color w:val="B81FA8"/>
+          <w:color w:val="B00020"/>
+          <w:shd w:fill="EFEFEF" w:color="auto" w:val="clear"/>
         </w:rPr>
         <w:t xml:space="preserve">1.x.x</w:t>
       </w:r>
@@ -5840,9 +5928,9 @@
         <w:rPr>
           <w:b/>
           <w:bCs/>
-          <w:color w:val="0D0D0F"/>
-          <w:sz w:val="27"/>
-          <w:szCs w:val="27"/>
+          <w:color w:val="2E2E2E"/>
+          <w:sz w:val="26"/>
+          <w:szCs w:val="26"/>
         </w:rPr>
         <w:t xml:space="preserve">3.3 Il primo avvio e il login</w:t>
       </w:r>
@@ -5880,13 +5968,13 @@
     </w:p>
     <w:p>
       <w:pPr>
-        <w:shd w:fill="F4EEF2" w:color="auto" w:val="solid"/>
-        <w:spacing w:after="120" w:before="60"/>
-      </w:pPr>
-      <w:r>
-        <w:rPr>
-          <w:rFonts w:ascii="Consolas" w:cs="Consolas" w:eastAsia="Consolas" w:hAnsi="Consolas"/>
-          <w:color w:val="2A2A2E"/>
+        <w:shd w:fill="F2F2F2" w:color="auto" w:val="clear"/>
+        <w:spacing w:after="120" w:before="60" w:line="240"/>
+      </w:pPr>
+      <w:r>
+        <w:rPr>
+          <w:rFonts w:ascii="Consolas" w:cs="Consolas" w:eastAsia="Consolas" w:hAnsi="Consolas"/>
+          <w:color w:val="1A1A1A"/>
           <w:sz w:val="20"/>
           <w:szCs w:val="20"/>
         </w:rPr>
@@ -6066,7 +6154,8 @@
       <w:r>
         <w:rPr>
           <w:rFonts w:ascii="Consolas" w:cs="Consolas" w:eastAsia="Consolas" w:hAnsi="Consolas"/>
-          <w:color w:val="B81FA8"/>
+          <w:color w:val="B00020"/>
+          <w:shd w:fill="EFEFEF" w:color="auto" w:val="clear"/>
         </w:rPr>
         <w:t xml:space="preserve">/exit</w:t>
       </w:r>
@@ -6076,7 +6165,8 @@
       <w:r>
         <w:rPr>
           <w:rFonts w:ascii="Consolas" w:cs="Consolas" w:eastAsia="Consolas" w:hAnsi="Consolas"/>
-          <w:color w:val="B81FA8"/>
+          <w:color w:val="B00020"/>
+          <w:shd w:fill="EFEFEF" w:color="auto" w:val="clear"/>
         </w:rPr>
         <w:t xml:space="preserve">Ctrl</w:t>
       </w:r>
@@ -6086,7 +6176,8 @@
       <w:r>
         <w:rPr>
           <w:rFonts w:ascii="Consolas" w:cs="Consolas" w:eastAsia="Consolas" w:hAnsi="Consolas"/>
-          <w:color w:val="B81FA8"/>
+          <w:color w:val="B00020"/>
+          <w:shd w:fill="EFEFEF" w:color="auto" w:val="clear"/>
         </w:rPr>
         <w:t xml:space="preserve">C</w:t>
       </w:r>
@@ -6103,9 +6194,9 @@
         <w:rPr>
           <w:b/>
           <w:bCs/>
-          <w:color w:val="0D0D0F"/>
-          <w:sz w:val="27"/>
-          <w:szCs w:val="27"/>
+          <w:color w:val="2E2E2E"/>
+          <w:sz w:val="26"/>
+          <w:szCs w:val="26"/>
         </w:rPr>
         <w:t xml:space="preserve">3.4 Avviarlo nel posto giusto: dentro la cartella del progetto</w:t>
       </w:r>
@@ -6164,8 +6255,8 @@
           <w:b/>
           <w:bCs/>
           <w:color w:val="444444"/>
-          <w:sz w:val="24"/>
-          <w:szCs w:val="24"/>
+          <w:sz w:val="23"/>
+          <w:szCs w:val="23"/>
         </w:rPr>
         <w:t xml:space="preserve">Modo A: con il terminale</w:t>
       </w:r>
@@ -6198,7 +6289,8 @@
       <w:r>
         <w:rPr>
           <w:rFonts w:ascii="Consolas" w:cs="Consolas" w:eastAsia="Consolas" w:hAnsi="Consolas"/>
-          <w:color w:val="B81FA8"/>
+          <w:color w:val="B00020"/>
+          <w:shd w:fill="EFEFEF" w:color="auto" w:val="clear"/>
         </w:rPr>
         <w:t xml:space="preserve">cd</w:t>
       </w:r>
@@ -6208,7 +6300,8 @@
       <w:r>
         <w:rPr>
           <w:rFonts w:ascii="Consolas" w:cs="Consolas" w:eastAsia="Consolas" w:hAnsi="Consolas"/>
-          <w:color w:val="B81FA8"/>
+          <w:color w:val="B00020"/>
+          <w:shd w:fill="EFEFEF" w:color="auto" w:val="clear"/>
         </w:rPr>
         <w:t xml:space="preserve">cd </w:t>
       </w:r>
@@ -6228,13 +6321,13 @@
     </w:p>
     <w:p>
       <w:pPr>
-        <w:shd w:fill="F4EEF2" w:color="auto" w:val="solid"/>
-        <w:spacing w:after="120" w:before="60"/>
-      </w:pPr>
-      <w:r>
-        <w:rPr>
-          <w:rFonts w:ascii="Consolas" w:cs="Consolas" w:eastAsia="Consolas" w:hAnsi="Consolas"/>
-          <w:color w:val="2A2A2E"/>
+        <w:shd w:fill="F2F2F2" w:color="auto" w:val="clear"/>
+        <w:spacing w:after="120" w:before="60" w:line="240"/>
+      </w:pPr>
+      <w:r>
+        <w:rPr>
+          <w:rFonts w:ascii="Consolas" w:cs="Consolas" w:eastAsia="Consolas" w:hAnsi="Consolas"/>
+          <w:color w:val="1A1A1A"/>
           <w:sz w:val="20"/>
           <w:szCs w:val="20"/>
         </w:rPr>
@@ -6279,13 +6372,13 @@
     </w:p>
     <w:p>
       <w:pPr>
-        <w:shd w:fill="F4EEF2" w:color="auto" w:val="solid"/>
-        <w:spacing w:after="120" w:before="60"/>
-      </w:pPr>
-      <w:r>
-        <w:rPr>
-          <w:rFonts w:ascii="Consolas" w:cs="Consolas" w:eastAsia="Consolas" w:hAnsi="Consolas"/>
-          <w:color w:val="2A2A2E"/>
+        <w:shd w:fill="F2F2F2" w:color="auto" w:val="clear"/>
+        <w:spacing w:after="120" w:before="60" w:line="240"/>
+      </w:pPr>
+      <w:r>
+        <w:rPr>
+          <w:rFonts w:ascii="Consolas" w:cs="Consolas" w:eastAsia="Consolas" w:hAnsi="Consolas"/>
+          <w:color w:val="1A1A1A"/>
           <w:sz w:val="20"/>
           <w:szCs w:val="20"/>
         </w:rPr>
@@ -6334,7 +6427,8 @@
       <w:r>
         <w:rPr>
           <w:rFonts w:ascii="Consolas" w:cs="Consolas" w:eastAsia="Consolas" w:hAnsi="Consolas"/>
-          <w:color w:val="B81FA8"/>
+          <w:color w:val="B00020"/>
+          <w:shd w:fill="EFEFEF" w:color="auto" w:val="clear"/>
         </w:rPr>
         <w:t xml:space="preserve">cd</w:t>
       </w:r>
@@ -6352,8 +6446,8 @@
           <w:b/>
           <w:bCs/>
           <w:color w:val="444444"/>
-          <w:sz w:val="24"/>
-          <w:szCs w:val="24"/>
+          <w:sz w:val="23"/>
+          <w:szCs w:val="23"/>
         </w:rPr>
         <w:t xml:space="preserve">Modo B: con VS Code (più comodo, consigliato)</w:t>
       </w:r>
@@ -6467,7 +6561,8 @@
       <w:r>
         <w:rPr>
           <w:rFonts w:ascii="Consolas" w:cs="Consolas" w:eastAsia="Consolas" w:hAnsi="Consolas"/>
-          <w:color w:val="B81FA8"/>
+          <w:color w:val="B00020"/>
+          <w:shd w:fill="EFEFEF" w:color="auto" w:val="clear"/>
         </w:rPr>
         <w:t xml:space="preserve">cd</w:t>
       </w:r>
@@ -6490,12 +6585,13 @@
       <w:r>
         <w:rPr>
           <w:rFonts w:ascii="Consolas" w:cs="Consolas" w:eastAsia="Consolas" w:hAnsi="Consolas"/>
-          <w:color w:val="B81FA8"/>
+          <w:color w:val="B00020"/>
+          <w:shd w:fill="EFEFEF" w:color="auto" w:val="clear"/>
         </w:rPr>
         <w:t xml:space="preserve">claude</w:t>
       </w:r>
       <w:r>
-        <w:t xml:space="preserve"> e premi Invio. Sei pronta.</w:t>
+        <w:t xml:space="preserve"> e premi Invio. Sei pronto.</w:t>
       </w:r>
     </w:p>
     <w:p>
@@ -6515,9 +6611,9 @@
         <w:rPr>
           <w:b/>
           <w:bCs/>
-          <w:color w:val="0D0D0F"/>
-          <w:sz w:val="27"/>
-          <w:szCs w:val="27"/>
+          <w:color w:val="2E2E2E"/>
+          <w:sz w:val="26"/>
+          <w:szCs w:val="26"/>
         </w:rPr>
         <w:t xml:space="preserve">3.5 Come parlargli: scrivi in italiano cosa vuoi</w:t>
       </w:r>
@@ -6550,13 +6646,13 @@
     </w:p>
     <w:p>
       <w:pPr>
-        <w:shd w:fill="F4EEF2" w:color="auto" w:val="solid"/>
-        <w:spacing w:after="120" w:before="60"/>
-      </w:pPr>
-      <w:r>
-        <w:rPr>
-          <w:rFonts w:ascii="Consolas" w:cs="Consolas" w:eastAsia="Consolas" w:hAnsi="Consolas"/>
-          <w:color w:val="2A2A2E"/>
+        <w:shd w:fill="F2F2F2" w:color="auto" w:val="clear"/>
+        <w:spacing w:after="120" w:before="60" w:line="240"/>
+      </w:pPr>
+      <w:r>
+        <w:rPr>
+          <w:rFonts w:ascii="Consolas" w:cs="Consolas" w:eastAsia="Consolas" w:hAnsi="Consolas"/>
+          <w:color w:val="1A1A1A"/>
           <w:sz w:val="20"/>
           <w:szCs w:val="20"/>
         </w:rPr>
@@ -6565,13 +6661,13 @@
     </w:p>
     <w:p>
       <w:pPr>
-        <w:shd w:fill="F4EEF2" w:color="auto" w:val="solid"/>
-        <w:spacing w:after="120" w:before="60"/>
-      </w:pPr>
-      <w:r>
-        <w:rPr>
-          <w:rFonts w:ascii="Consolas" w:cs="Consolas" w:eastAsia="Consolas" w:hAnsi="Consolas"/>
-          <w:color w:val="2A2A2E"/>
+        <w:shd w:fill="F2F2F2" w:color="auto" w:val="clear"/>
+        <w:spacing w:after="120" w:before="60" w:line="240"/>
+      </w:pPr>
+      <w:r>
+        <w:rPr>
+          <w:rFonts w:ascii="Consolas" w:cs="Consolas" w:eastAsia="Consolas" w:hAnsi="Consolas"/>
+          <w:color w:val="1A1A1A"/>
           <w:sz w:val="20"/>
           <w:szCs w:val="20"/>
         </w:rPr>
@@ -6580,13 +6676,13 @@
     </w:p>
     <w:p>
       <w:pPr>
-        <w:shd w:fill="F4EEF2" w:color="auto" w:val="solid"/>
-        <w:spacing w:after="120" w:before="60"/>
-      </w:pPr>
-      <w:r>
-        <w:rPr>
-          <w:rFonts w:ascii="Consolas" w:cs="Consolas" w:eastAsia="Consolas" w:hAnsi="Consolas"/>
-          <w:color w:val="2A2A2E"/>
+        <w:shd w:fill="F2F2F2" w:color="auto" w:val="clear"/>
+        <w:spacing w:after="120" w:before="60" w:line="240"/>
+      </w:pPr>
+      <w:r>
+        <w:rPr>
+          <w:rFonts w:ascii="Consolas" w:cs="Consolas" w:eastAsia="Consolas" w:hAnsi="Consolas"/>
+          <w:color w:val="1A1A1A"/>
           <w:sz w:val="20"/>
           <w:szCs w:val="20"/>
         </w:rPr>
@@ -6595,13 +6691,13 @@
     </w:p>
     <w:p>
       <w:pPr>
-        <w:shd w:fill="F4EEF2" w:color="auto" w:val="solid"/>
-        <w:spacing w:after="120" w:before="60"/>
-      </w:pPr>
-      <w:r>
-        <w:rPr>
-          <w:rFonts w:ascii="Consolas" w:cs="Consolas" w:eastAsia="Consolas" w:hAnsi="Consolas"/>
-          <w:color w:val="2A2A2E"/>
+        <w:shd w:fill="F2F2F2" w:color="auto" w:val="clear"/>
+        <w:spacing w:after="120" w:before="60" w:line="240"/>
+      </w:pPr>
+      <w:r>
+        <w:rPr>
+          <w:rFonts w:ascii="Consolas" w:cs="Consolas" w:eastAsia="Consolas" w:hAnsi="Consolas"/>
+          <w:color w:val="1A1A1A"/>
           <w:sz w:val="20"/>
           <w:szCs w:val="20"/>
         </w:rPr>
@@ -6715,13 +6811,13 @@
     </w:p>
     <w:p>
       <w:pPr>
-        <w:shd w:fill="F4EEF2" w:color="auto" w:val="solid"/>
-        <w:spacing w:after="120" w:before="60"/>
-      </w:pPr>
-      <w:r>
-        <w:rPr>
-          <w:rFonts w:ascii="Consolas" w:cs="Consolas" w:eastAsia="Consolas" w:hAnsi="Consolas"/>
-          <w:color w:val="2A2A2E"/>
+        <w:shd w:fill="F2F2F2" w:color="auto" w:val="clear"/>
+        <w:spacing w:after="120" w:before="60" w:line="240"/>
+      </w:pPr>
+      <w:r>
+        <w:rPr>
+          <w:rFonts w:ascii="Consolas" w:cs="Consolas" w:eastAsia="Consolas" w:hAnsi="Consolas"/>
+          <w:color w:val="1A1A1A"/>
           <w:sz w:val="20"/>
           <w:szCs w:val="20"/>
         </w:rPr>
@@ -6745,9 +6841,9 @@
         <w:rPr>
           <w:b/>
           <w:bCs/>
-          <w:color w:val="0D0D0F"/>
-          <w:sz w:val="27"/>
-          <w:szCs w:val="27"/>
+          <w:color w:val="2E2E2E"/>
+          <w:sz w:val="26"/>
+          <w:szCs w:val="26"/>
         </w:rPr>
         <w:t xml:space="preserve">3.6 Cosa vuol dire "pubblicare" (commit + push → Vercel)</w:t>
       </w:r>
@@ -6840,13 +6936,13 @@
     </w:p>
     <w:p>
       <w:pPr>
-        <w:shd w:fill="F4EEF2" w:color="auto" w:val="solid"/>
-        <w:spacing w:after="120" w:before="60"/>
-      </w:pPr>
-      <w:r>
-        <w:rPr>
-          <w:rFonts w:ascii="Consolas" w:cs="Consolas" w:eastAsia="Consolas" w:hAnsi="Consolas"/>
-          <w:color w:val="2A2A2E"/>
+        <w:shd w:fill="F2F2F2" w:color="auto" w:val="clear"/>
+        <w:spacing w:after="120" w:before="60" w:line="240"/>
+      </w:pPr>
+      <w:r>
+        <w:rPr>
+          <w:rFonts w:ascii="Consolas" w:cs="Consolas" w:eastAsia="Consolas" w:hAnsi="Consolas"/>
+          <w:color w:val="1A1A1A"/>
           <w:sz w:val="20"/>
           <w:szCs w:val="20"/>
         </w:rPr>
@@ -6863,13 +6959,13 @@
     </w:p>
     <w:p>
       <w:pPr>
-        <w:shd w:fill="F4EEF2" w:color="auto" w:val="solid"/>
-        <w:spacing w:after="120" w:before="60"/>
-      </w:pPr>
-      <w:r>
-        <w:rPr>
-          <w:rFonts w:ascii="Consolas" w:cs="Consolas" w:eastAsia="Consolas" w:hAnsi="Consolas"/>
-          <w:color w:val="2A2A2E"/>
+        <w:shd w:fill="F2F2F2" w:color="auto" w:val="clear"/>
+        <w:spacing w:after="120" w:before="60" w:line="240"/>
+      </w:pPr>
+      <w:r>
+        <w:rPr>
+          <w:rFonts w:ascii="Consolas" w:cs="Consolas" w:eastAsia="Consolas" w:hAnsi="Consolas"/>
+          <w:color w:val="1A1A1A"/>
           <w:sz w:val="20"/>
           <w:szCs w:val="20"/>
         </w:rPr>
@@ -6888,10 +6984,10 @@
       <w:tblPr>
         <w:tblW w:type="pct" w:w="100%"/>
         <w:tblBorders>
-          <w:top w:val="single" w:color="EAD2E4" w:sz="4"/>
-          <w:left w:val="single" w:color="B81FA8" w:sz="24"/>
-          <w:bottom w:val="single" w:color="EAD2E4" w:sz="4"/>
-          <w:right w:val="single" w:color="EAD2E4" w:sz="4"/>
+          <w:top w:val="none"/>
+          <w:left w:val="single" w:color="1F4E79" w:sz="24"/>
+          <w:bottom w:val="none"/>
+          <w:right w:val="none"/>
           <w:insideH w:val="none"/>
           <w:insideV w:val="none"/>
         </w:tblBorders>
@@ -6902,7 +6998,7 @@
       <w:tr>
         <w:tc>
           <w:tcPr>
-            <w:shd w:fill="FBEFF8" w:color="auto" w:val="solid"/>
+            <w:shd w:fill="EAF1F8" w:color="auto" w:val="clear"/>
             <w:tcMar>
               <w:top w:type="dxa" w:w="80"/>
               <w:left w:type="dxa" w:w="160"/>
@@ -6950,9 +7046,9 @@
         <w:rPr>
           <w:b/>
           <w:bCs/>
-          <w:color w:val="0D0D0F"/>
-          <w:sz w:val="27"/>
-          <w:szCs w:val="27"/>
+          <w:color w:val="2E2E2E"/>
+          <w:sz w:val="26"/>
+          <w:szCs w:val="26"/>
         </w:rPr>
         <w:t xml:space="preserve">3.7 Concetti chiave per non spaventarsi</w:t>
       </w:r>
@@ -7027,13 +7123,13 @@
     </w:p>
     <w:p>
       <w:pPr>
-        <w:shd w:fill="F4EEF2" w:color="auto" w:val="solid"/>
-        <w:spacing w:after="120" w:before="60"/>
-      </w:pPr>
-      <w:r>
-        <w:rPr>
-          <w:rFonts w:ascii="Consolas" w:cs="Consolas" w:eastAsia="Consolas" w:hAnsi="Consolas"/>
-          <w:color w:val="2A2A2E"/>
+        <w:shd w:fill="F2F2F2" w:color="auto" w:val="clear"/>
+        <w:spacing w:after="120" w:before="60" w:line="240"/>
+      </w:pPr>
+      <w:r>
+        <w:rPr>
+          <w:rFonts w:ascii="Consolas" w:cs="Consolas" w:eastAsia="Consolas" w:hAnsi="Consolas"/>
+          <w:color w:val="1A1A1A"/>
           <w:sz w:val="20"/>
           <w:szCs w:val="20"/>
         </w:rPr>
@@ -7075,7 +7171,8 @@
       <w:r>
         <w:rPr>
           <w:rFonts w:ascii="Consolas" w:cs="Consolas" w:eastAsia="Consolas" w:hAnsi="Consolas"/>
-          <w:color w:val="B81FA8"/>
+          <w:color w:val="B00020"/>
+          <w:shd w:fill="EFEFEF" w:color="auto" w:val="clear"/>
         </w:rPr>
         <w:t xml:space="preserve">https://climbpolestudio-it.vercel.app</w:t>
       </w:r>
@@ -7085,7 +7182,8 @@
       <w:r>
         <w:rPr>
           <w:rFonts w:ascii="Consolas" w:cs="Consolas" w:eastAsia="Consolas" w:hAnsi="Consolas"/>
-          <w:color w:val="B81FA8"/>
+          <w:color w:val="B00020"/>
+          <w:shd w:fill="EFEFEF" w:color="auto" w:val="clear"/>
         </w:rPr>
         <w:t xml:space="preserve">Ctrl</w:t>
       </w:r>
@@ -7095,7 +7193,8 @@
       <w:r>
         <w:rPr>
           <w:rFonts w:ascii="Consolas" w:cs="Consolas" w:eastAsia="Consolas" w:hAnsi="Consolas"/>
-          <w:color w:val="B81FA8"/>
+          <w:color w:val="B00020"/>
+          <w:shd w:fill="EFEFEF" w:color="auto" w:val="clear"/>
         </w:rPr>
         <w:t xml:space="preserve">Cmd</w:t>
       </w:r>
@@ -7120,13 +7219,13 @@
     </w:p>
     <w:p>
       <w:pPr>
-        <w:shd w:fill="F4EEF2" w:color="auto" w:val="solid"/>
-        <w:spacing w:after="120" w:before="60"/>
-      </w:pPr>
-      <w:r>
-        <w:rPr>
-          <w:rFonts w:ascii="Consolas" w:cs="Consolas" w:eastAsia="Consolas" w:hAnsi="Consolas"/>
-          <w:color w:val="2A2A2E"/>
+        <w:shd w:fill="F2F2F2" w:color="auto" w:val="clear"/>
+        <w:spacing w:after="120" w:before="60" w:line="240"/>
+      </w:pPr>
+      <w:r>
+        <w:rPr>
+          <w:rFonts w:ascii="Consolas" w:cs="Consolas" w:eastAsia="Consolas" w:hAnsi="Consolas"/>
+          <w:color w:val="1A1A1A"/>
           <w:sz w:val="20"/>
           <w:szCs w:val="20"/>
         </w:rPr>
@@ -7150,9 +7249,9 @@
         <w:rPr>
           <w:b/>
           <w:bCs/>
-          <w:color w:val="0D0D0F"/>
-          <w:sz w:val="27"/>
-          <w:szCs w:val="27"/>
+          <w:color w:val="2E2E2E"/>
+          <w:sz w:val="26"/>
+          <w:szCs w:val="26"/>
         </w:rPr>
         <w:t xml:space="preserve">3.8 I comandi che iniziano con "/" (la barra)</w:t>
       </w:r>
@@ -7177,7 +7276,8 @@
       <w:r>
         <w:rPr>
           <w:rFonts w:ascii="Consolas" w:cs="Consolas" w:eastAsia="Consolas" w:hAnsi="Consolas"/>
-          <w:color w:val="B81FA8"/>
+          <w:color w:val="B00020"/>
+          <w:shd w:fill="EFEFEF" w:color="auto" w:val="clear"/>
         </w:rPr>
         <w:t xml:space="preserve">/</w:t>
       </w:r>
@@ -7187,7 +7287,8 @@
       <w:r>
         <w:rPr>
           <w:rFonts w:ascii="Consolas" w:cs="Consolas" w:eastAsia="Consolas" w:hAnsi="Consolas"/>
-          <w:color w:val="B81FA8"/>
+          <w:color w:val="B00020"/>
+          <w:shd w:fill="EFEFEF" w:color="auto" w:val="clear"/>
         </w:rPr>
         <w:t xml:space="preserve">7</w:t>
       </w:r>
@@ -7215,7 +7316,8 @@
       <w:r>
         <w:rPr>
           <w:rFonts w:ascii="Consolas" w:cs="Consolas" w:eastAsia="Consolas" w:hAnsi="Consolas"/>
-          <w:color w:val="B81FA8"/>
+          <w:color w:val="B00020"/>
+          <w:shd w:fill="EFEFEF" w:color="auto" w:val="clear"/>
         </w:rPr>
         <w:t xml:space="preserve">/help</w:t>
       </w:r>
@@ -7230,7 +7332,7 @@
         <w:t xml:space="preserve">aiuto</w:t>
       </w:r>
       <w:r>
-        <w:t xml:space="preserve">, cioè l'elenco delle cose che puoi fare e dei comandi disponibili. Quando sei persa, parti da qui.</w:t>
+        <w:t xml:space="preserve">, cioè l'elenco delle cose che puoi fare e dei comandi disponibili. Quando sei perso, parti da qui.</w:t>
       </w:r>
     </w:p>
     <w:p>
@@ -7245,7 +7347,8 @@
       <w:r>
         <w:rPr>
           <w:rFonts w:ascii="Consolas" w:cs="Consolas" w:eastAsia="Consolas" w:hAnsi="Consolas"/>
-          <w:color w:val="B81FA8"/>
+          <w:color w:val="B00020"/>
+          <w:shd w:fill="EFEFEF" w:color="auto" w:val="clear"/>
         </w:rPr>
         <w:t xml:space="preserve">/clear</w:t>
       </w:r>
@@ -7275,7 +7378,8 @@
       <w:r>
         <w:rPr>
           <w:rFonts w:ascii="Consolas" w:cs="Consolas" w:eastAsia="Consolas" w:hAnsi="Consolas"/>
-          <w:color w:val="B81FA8"/>
+          <w:color w:val="B00020"/>
+          <w:shd w:fill="EFEFEF" w:color="auto" w:val="clear"/>
         </w:rPr>
         <w:t xml:space="preserve">/exit</w:t>
       </w:r>
@@ -7303,7 +7407,8 @@
       <w:r>
         <w:rPr>
           <w:rFonts w:ascii="Consolas" w:cs="Consolas" w:eastAsia="Consolas" w:hAnsi="Consolas"/>
-          <w:color w:val="B81FA8"/>
+          <w:color w:val="B00020"/>
+          <w:shd w:fill="EFEFEF" w:color="auto" w:val="clear"/>
         </w:rPr>
         <w:t xml:space="preserve">/</w:t>
       </w:r>
@@ -7320,9 +7425,9 @@
         <w:rPr>
           <w:b/>
           <w:bCs/>
-          <w:color w:val="0D0D0F"/>
-          <w:sz w:val="27"/>
-          <w:szCs w:val="27"/>
+          <w:color w:val="2E2E2E"/>
+          <w:sz w:val="26"/>
+          <w:szCs w:val="26"/>
         </w:rPr>
         <w:t xml:space="preserve">3.9 Cosa NON fare / sicurezza</w:t>
       </w:r>
@@ -7332,7 +7437,7 @@
         <w:spacing w:after="120"/>
       </w:pPr>
       <w:r>
-        <w:t xml:space="preserve">Poche regole, semplici, per stare tranquilla.</w:t>
+        <w:t xml:space="preserve">Poche regole, semplici, per stare tranquillo.</w:t>
       </w:r>
     </w:p>
     <w:p>
@@ -7352,7 +7457,8 @@
       <w:r>
         <w:rPr>
           <w:rFonts w:ascii="Consolas" w:cs="Consolas" w:eastAsia="Consolas" w:hAnsi="Consolas"/>
-          <w:color w:val="B81FA8"/>
+          <w:color w:val="B00020"/>
+          <w:shd w:fill="EFEFEF" w:color="auto" w:val="clear"/>
         </w:rPr>
         <w:t xml:space="preserve">.env.local</w:t>
       </w:r>
@@ -7447,13 +7553,13 @@
     </w:p>
     <w:p>
       <w:pPr>
-        <w:shd w:fill="F4EEF2" w:color="auto" w:val="solid"/>
-        <w:spacing w:after="120" w:before="60"/>
-      </w:pPr>
-      <w:r>
-        <w:rPr>
-          <w:rFonts w:ascii="Consolas" w:cs="Consolas" w:eastAsia="Consolas" w:hAnsi="Consolas"/>
-          <w:color w:val="2A2A2E"/>
+        <w:shd w:fill="F2F2F2" w:color="auto" w:val="clear"/>
+        <w:spacing w:after="120" w:before="60" w:line="240"/>
+      </w:pPr>
+      <w:r>
+        <w:rPr>
+          <w:rFonts w:ascii="Consolas" w:cs="Consolas" w:eastAsia="Consolas" w:hAnsi="Consolas"/>
+          <w:color w:val="1A1A1A"/>
           <w:sz w:val="20"/>
           <w:szCs w:val="20"/>
         </w:rPr>
@@ -7462,13 +7568,13 @@
     </w:p>
     <w:p>
       <w:pPr>
-        <w:shd w:fill="F4EEF2" w:color="auto" w:val="solid"/>
-        <w:spacing w:after="120" w:before="60"/>
-      </w:pPr>
-      <w:r>
-        <w:rPr>
-          <w:rFonts w:ascii="Consolas" w:cs="Consolas" w:eastAsia="Consolas" w:hAnsi="Consolas"/>
-          <w:color w:val="2A2A2E"/>
+        <w:shd w:fill="F2F2F2" w:color="auto" w:val="clear"/>
+        <w:spacing w:after="120" w:before="60" w:line="240"/>
+      </w:pPr>
+      <w:r>
+        <w:rPr>
+          <w:rFonts w:ascii="Consolas" w:cs="Consolas" w:eastAsia="Consolas" w:hAnsi="Consolas"/>
+          <w:color w:val="1A1A1A"/>
           <w:sz w:val="20"/>
           <w:szCs w:val="20"/>
         </w:rPr>
@@ -7492,11 +7598,11 @@
         <w:rPr>
           <w:b/>
           <w:bCs/>
-          <w:color w:val="0D0D0F"/>
-          <w:sz w:val="27"/>
-          <w:szCs w:val="27"/>
-        </w:rPr>
-        <w:t xml:space="preserve">3.10 Tranquilla: non puoi rompere il sito in modo permanente</w:t>
+          <w:color w:val="2E2E2E"/>
+          <w:sz w:val="26"/>
+          <w:szCs w:val="26"/>
+        </w:rPr>
+        <w:t xml:space="preserve">3.10 Tranquillo: non puoi rompere il sito in modo permanente</w:t>
       </w:r>
     </w:p>
     <w:p>
@@ -7592,9 +7698,9 @@
         <w:rPr>
           <w:b/>
           <w:bCs/>
-          <w:color w:val="B81FA8"/>
-          <w:sz w:val="34"/>
-          <w:szCs w:val="34"/>
+          <w:color w:val="1F4E79"/>
+          <w:sz w:val="32"/>
+          <w:szCs w:val="32"/>
         </w:rPr>
         <w:t xml:space="preserve">4. Cambiare testi, foto, orari e prezzi (Sanity Studio)</w:t>
       </w:r>
@@ -7654,9 +7760,9 @@
         <w:rPr>
           <w:b/>
           <w:bCs/>
-          <w:color w:val="0D0D0F"/>
-          <w:sz w:val="27"/>
-          <w:szCs w:val="27"/>
+          <w:color w:val="2E2E2E"/>
+          <w:sz w:val="26"/>
+          <w:szCs w:val="26"/>
         </w:rPr>
         <w:t xml:space="preserve">Cos'è Sanity Studio (con parole semplici)</w:t>
       </w:r>
@@ -7726,10 +7832,10 @@
       <w:tblPr>
         <w:tblW w:type="pct" w:w="100%"/>
         <w:tblBorders>
-          <w:top w:val="single" w:color="EAD2E4" w:sz="4"/>
-          <w:left w:val="single" w:color="B81FA8" w:sz="24"/>
-          <w:bottom w:val="single" w:color="EAD2E4" w:sz="4"/>
-          <w:right w:val="single" w:color="EAD2E4" w:sz="4"/>
+          <w:top w:val="none"/>
+          <w:left w:val="single" w:color="1F4E79" w:sz="24"/>
+          <w:bottom w:val="none"/>
+          <w:right w:val="none"/>
           <w:insideH w:val="none"/>
           <w:insideV w:val="none"/>
         </w:tblBorders>
@@ -7740,7 +7846,7 @@
       <w:tr>
         <w:tc>
           <w:tcPr>
-            <w:shd w:fill="FBEFF8" w:color="auto" w:val="solid"/>
+            <w:shd w:fill="EAF1F8" w:color="auto" w:val="clear"/>
             <w:tcMar>
               <w:top w:type="dxa" w:w="80"/>
               <w:left w:type="dxa" w:w="160"/>
@@ -7753,7 +7859,7 @@
               <w:spacing w:after="120"/>
             </w:pPr>
             <w:r>
-              <w:t xml:space="preserve">Tranquilla: qui dentro </w:t>
+              <w:t xml:space="preserve">Tranquillo: qui dentro </w:t>
             </w:r>
             <w:r>
               <w:rPr>
@@ -7778,9 +7884,9 @@
         <w:rPr>
           <w:b/>
           <w:bCs/>
-          <w:color w:val="0D0D0F"/>
-          <w:sz w:val="27"/>
-          <w:szCs w:val="27"/>
+          <w:color w:val="2E2E2E"/>
+          <w:sz w:val="26"/>
+          <w:szCs w:val="26"/>
         </w:rPr>
         <w:t xml:space="preserve">4.1 Aprire lo Studio e fare il login</w:t>
       </w:r>
@@ -7813,13 +7919,13 @@
     </w:p>
     <w:p>
       <w:pPr>
-        <w:shd w:fill="F4EEF2" w:color="auto" w:val="solid"/>
-        <w:spacing w:after="120" w:before="60"/>
-      </w:pPr>
-      <w:r>
-        <w:rPr>
-          <w:rFonts w:ascii="Consolas" w:cs="Consolas" w:eastAsia="Consolas" w:hAnsi="Consolas"/>
-          <w:color w:val="2A2A2E"/>
+        <w:shd w:fill="F2F2F2" w:color="auto" w:val="clear"/>
+        <w:spacing w:after="120" w:before="60" w:line="240"/>
+      </w:pPr>
+      <w:r>
+        <w:rPr>
+          <w:rFonts w:ascii="Consolas" w:cs="Consolas" w:eastAsia="Consolas" w:hAnsi="Consolas"/>
+          <w:color w:val="1A1A1A"/>
           <w:sz w:val="20"/>
           <w:szCs w:val="20"/>
         </w:rPr>
@@ -7836,7 +7942,8 @@
       <w:r>
         <w:rPr>
           <w:rFonts w:ascii="Consolas" w:cs="Consolas" w:eastAsia="Consolas" w:hAnsi="Consolas"/>
-          <w:color w:val="B81FA8"/>
+          <w:color w:val="B00020"/>
+          <w:shd w:fill="EFEFEF" w:color="auto" w:val="clear"/>
         </w:rPr>
         <w:t xml:space="preserve">/studio</w:t>
       </w:r>
@@ -7874,7 +7981,7 @@
         <w:spacing w:after="40"/>
       </w:pPr>
       <w:r>
-        <w:t xml:space="preserve">Clicca sul pulsante di accesso e scegli l'account con cui sei stata registrata (in genere il tuo indirizzo Google).</w:t>
+        <w:t xml:space="preserve">Clicca sul pulsante di accesso e scegli l'account con cui sei stato registrato (in genere il tuo indirizzo Google).</w:t>
       </w:r>
     </w:p>
     <w:p>
@@ -7941,10 +8048,10 @@
       <w:tblPr>
         <w:tblW w:type="pct" w:w="100%"/>
         <w:tblBorders>
-          <w:top w:val="single" w:color="EAD2E4" w:sz="4"/>
-          <w:left w:val="single" w:color="B81FA8" w:sz="24"/>
-          <w:bottom w:val="single" w:color="EAD2E4" w:sz="4"/>
-          <w:right w:val="single" w:color="EAD2E4" w:sz="4"/>
+          <w:top w:val="none"/>
+          <w:left w:val="single" w:color="1F4E79" w:sz="24"/>
+          <w:bottom w:val="none"/>
+          <w:right w:val="none"/>
           <w:insideH w:val="none"/>
           <w:insideV w:val="none"/>
         </w:tblBorders>
@@ -7955,7 +8062,7 @@
       <w:tr>
         <w:tc>
           <w:tcPr>
-            <w:shd w:fill="FBEFF8" w:color="auto" w:val="solid"/>
+            <w:shd w:fill="EAF1F8" w:color="auto" w:val="clear"/>
             <w:tcMar>
               <w:top w:type="dxa" w:w="80"/>
               <w:left w:type="dxa" w:w="160"/>
@@ -7993,9 +8100,9 @@
         <w:rPr>
           <w:b/>
           <w:bCs/>
-          <w:color w:val="0D0D0F"/>
-          <w:sz w:val="27"/>
-          <w:szCs w:val="27"/>
+          <w:color w:val="2E2E2E"/>
+          <w:sz w:val="26"/>
+          <w:szCs w:val="26"/>
         </w:rPr>
         <w:t xml:space="preserve">4.2 Tour dei "tipi di contenuto"</w:t>
       </w:r>
@@ -8243,9 +8350,9 @@
         <w:rPr>
           <w:b/>
           <w:bCs/>
-          <w:color w:val="0D0D0F"/>
-          <w:sz w:val="27"/>
-          <w:szCs w:val="27"/>
+          <w:color w:val="2E2E2E"/>
+          <w:sz w:val="26"/>
+          <w:szCs w:val="26"/>
         </w:rPr>
         <w:t xml:space="preserve">4.3 Modificare un testo</w:t>
       </w:r>
@@ -8407,7 +8514,7 @@
         <w:spacing w:after="40"/>
       </w:pPr>
       <w:r>
-        <w:t xml:space="preserve">Quando sei soddisfatta, premi </w:t>
+        <w:t xml:space="preserve">Quando sei soddisfatto, premi </w:t>
       </w:r>
       <w:r>
         <w:rPr>
@@ -8424,10 +8531,10 @@
       <w:tblPr>
         <w:tblW w:type="pct" w:w="100%"/>
         <w:tblBorders>
-          <w:top w:val="single" w:color="EAD2E4" w:sz="4"/>
-          <w:left w:val="single" w:color="B81FA8" w:sz="24"/>
-          <w:bottom w:val="single" w:color="EAD2E4" w:sz="4"/>
-          <w:right w:val="single" w:color="EAD2E4" w:sz="4"/>
+          <w:top w:val="none"/>
+          <w:left w:val="single" w:color="1F4E79" w:sz="24"/>
+          <w:bottom w:val="none"/>
+          <w:right w:val="none"/>
           <w:insideH w:val="none"/>
           <w:insideV w:val="none"/>
         </w:tblBorders>
@@ -8438,7 +8545,7 @@
       <w:tr>
         <w:tc>
           <w:tcPr>
-            <w:shd w:fill="FBEFF8" w:color="auto" w:val="solid"/>
+            <w:shd w:fill="EAF1F8" w:color="auto" w:val="clear"/>
             <w:tcMar>
               <w:top w:type="dxa" w:w="80"/>
               <w:left w:type="dxa" w:w="160"/>
@@ -8486,9 +8593,9 @@
         <w:rPr>
           <w:b/>
           <w:bCs/>
-          <w:color w:val="0D0D0F"/>
-          <w:sz w:val="27"/>
-          <w:szCs w:val="27"/>
+          <w:color w:val="2E2E2E"/>
+          <w:sz w:val="26"/>
+          <w:szCs w:val="26"/>
         </w:rPr>
         <w:t xml:space="preserve">4.4 Caricare o cambiare una foto</w:t>
       </w:r>
@@ -8643,8 +8750,8 @@
           <w:b/>
           <w:bCs/>
           <w:color w:val="444444"/>
-          <w:sz w:val="24"/>
-          <w:szCs w:val="24"/>
+          <w:sz w:val="23"/>
+          <w:szCs w:val="23"/>
         </w:rPr>
         <w:t xml:space="preserve">L'hotspot (il "punto importante" della foto)</w:t>
       </w:r>
@@ -8776,10 +8883,10 @@
       <w:tblPr>
         <w:tblW w:type="pct" w:w="100%"/>
         <w:tblBorders>
-          <w:top w:val="single" w:color="EAD2E4" w:sz="4"/>
-          <w:left w:val="single" w:color="B81FA8" w:sz="24"/>
-          <w:bottom w:val="single" w:color="EAD2E4" w:sz="4"/>
-          <w:right w:val="single" w:color="EAD2E4" w:sz="4"/>
+          <w:top w:val="none"/>
+          <w:left w:val="single" w:color="1F4E79" w:sz="24"/>
+          <w:bottom w:val="none"/>
+          <w:right w:val="none"/>
           <w:insideH w:val="none"/>
           <w:insideV w:val="none"/>
         </w:tblBorders>
@@ -8790,7 +8897,7 @@
       <w:tr>
         <w:tc>
           <w:tcPr>
-            <w:shd w:fill="FBEFF8" w:color="auto" w:val="solid"/>
+            <w:shd w:fill="EAF1F8" w:color="auto" w:val="clear"/>
             <w:tcMar>
               <w:top w:type="dxa" w:w="80"/>
               <w:left w:type="dxa" w:w="160"/>
@@ -8818,9 +8925,9 @@
         <w:rPr>
           <w:b/>
           <w:bCs/>
-          <w:color w:val="0D0D0F"/>
-          <w:sz w:val="27"/>
-          <w:szCs w:val="27"/>
+          <w:color w:val="2E2E2E"/>
+          <w:sz w:val="26"/>
+          <w:szCs w:val="26"/>
         </w:rPr>
         <w:t xml:space="preserve">4.5 Aggiungere una news (con il flag "published")</w:t>
       </w:r>
@@ -9052,10 +9159,10 @@
       <w:tblPr>
         <w:tblW w:type="pct" w:w="100%"/>
         <w:tblBorders>
-          <w:top w:val="single" w:color="EAD2E4" w:sz="4"/>
-          <w:left w:val="single" w:color="B81FA8" w:sz="24"/>
-          <w:bottom w:val="single" w:color="EAD2E4" w:sz="4"/>
-          <w:right w:val="single" w:color="EAD2E4" w:sz="4"/>
+          <w:top w:val="none"/>
+          <w:left w:val="single" w:color="1F4E79" w:sz="24"/>
+          <w:bottom w:val="none"/>
+          <w:right w:val="none"/>
           <w:insideH w:val="none"/>
           <w:insideV w:val="none"/>
         </w:tblBorders>
@@ -9066,7 +9173,7 @@
       <w:tr>
         <w:tc>
           <w:tcPr>
-            <w:shd w:fill="FBEFF8" w:color="auto" w:val="solid"/>
+            <w:shd w:fill="EAF1F8" w:color="auto" w:val="clear"/>
             <w:tcMar>
               <w:top w:type="dxa" w:w="80"/>
               <w:left w:type="dxa" w:w="160"/>
@@ -9155,9 +9262,9 @@
         <w:rPr>
           <w:b/>
           <w:bCs/>
-          <w:color w:val="0D0D0F"/>
-          <w:sz w:val="27"/>
-          <w:szCs w:val="27"/>
+          <w:color w:val="2E2E2E"/>
+          <w:sz w:val="26"/>
+          <w:szCs w:val="26"/>
         </w:rPr>
         <w:t xml:space="preserve">4.6 Il pulsante "Pubblica" e cosa succede dopo</w:t>
       </w:r>
@@ -9333,10 +9440,10 @@
       <w:tblPr>
         <w:tblW w:type="pct" w:w="100%"/>
         <w:tblBorders>
-          <w:top w:val="single" w:color="EAD2E4" w:sz="4"/>
-          <w:left w:val="single" w:color="B81FA8" w:sz="24"/>
-          <w:bottom w:val="single" w:color="EAD2E4" w:sz="4"/>
-          <w:right w:val="single" w:color="EAD2E4" w:sz="4"/>
+          <w:top w:val="none"/>
+          <w:left w:val="single" w:color="1F4E79" w:sz="24"/>
+          <w:bottom w:val="none"/>
+          <w:right w:val="none"/>
           <w:insideH w:val="none"/>
           <w:insideV w:val="none"/>
         </w:tblBorders>
@@ -9347,7 +9454,7 @@
       <w:tr>
         <w:tc>
           <w:tcPr>
-            <w:shd w:fill="FBEFF8" w:color="auto" w:val="solid"/>
+            <w:shd w:fill="EAF1F8" w:color="auto" w:val="clear"/>
             <w:tcMar>
               <w:top w:type="dxa" w:w="80"/>
               <w:left w:type="dxa" w:w="160"/>
@@ -9422,9 +9529,9 @@
         <w:rPr>
           <w:b/>
           <w:bCs/>
-          <w:color w:val="0D0D0F"/>
-          <w:sz w:val="27"/>
-          <w:szCs w:val="27"/>
+          <w:color w:val="2E2E2E"/>
+          <w:sz w:val="26"/>
+          <w:szCs w:val="26"/>
         </w:rPr>
         <w:t xml:space="preserve">4.7 Cose importanti da ricordare</w:t>
       </w:r>
@@ -9555,7 +9662,7 @@
         <w:spacing w:after="40"/>
       </w:pPr>
       <w:r>
-        <w:t xml:space="preserve">Se non trovi un campo o non sei sicura, </w:t>
+        <w:t xml:space="preserve">Se non trovi un campo o non sei sicuro, </w:t>
       </w:r>
       <w:r>
         <w:rPr>
@@ -9577,9 +9684,9 @@
         <w:rPr>
           <w:b/>
           <w:bCs/>
-          <w:color w:val="B81FA8"/>
-          <w:sz w:val="34"/>
-          <w:szCs w:val="34"/>
+          <w:color w:val="1F4E79"/>
+          <w:sz w:val="32"/>
+          <w:szCs w:val="32"/>
         </w:rPr>
         <w:t xml:space="preserve">5. Vercel: dove vive il sito online (deploy e variabili)</w:t>
       </w:r>
@@ -9629,9 +9736,9 @@
         <w:rPr>
           <w:b/>
           <w:bCs/>
-          <w:color w:val="0D0D0F"/>
-          <w:sz w:val="27"/>
-          <w:szCs w:val="27"/>
+          <w:color w:val="2E2E2E"/>
+          <w:sz w:val="26"/>
+          <w:szCs w:val="26"/>
         </w:rPr>
         <w:t xml:space="preserve">5.1 Cos'è Vercel, spiegato facile</w:t>
       </w:r>
@@ -9709,13 +9816,13 @@
     </w:p>
     <w:p>
       <w:pPr>
-        <w:shd w:fill="F4EEF2" w:color="auto" w:val="solid"/>
-        <w:spacing w:after="120" w:before="60"/>
-      </w:pPr>
-      <w:r>
-        <w:rPr>
-          <w:rFonts w:ascii="Consolas" w:cs="Consolas" w:eastAsia="Consolas" w:hAnsi="Consolas"/>
-          <w:color w:val="2A2A2E"/>
+        <w:shd w:fill="F2F2F2" w:color="auto" w:val="clear"/>
+        <w:spacing w:after="120" w:before="60" w:line="240"/>
+      </w:pPr>
+      <w:r>
+        <w:rPr>
+          <w:rFonts w:ascii="Consolas" w:cs="Consolas" w:eastAsia="Consolas" w:hAnsi="Consolas"/>
+          <w:color w:val="1A1A1A"/>
           <w:sz w:val="20"/>
           <w:szCs w:val="20"/>
         </w:rPr>
@@ -9732,13 +9839,13 @@
     </w:p>
     <w:p>
       <w:pPr>
-        <w:shd w:fill="F4EEF2" w:color="auto" w:val="solid"/>
-        <w:spacing w:after="120" w:before="60"/>
-      </w:pPr>
-      <w:r>
-        <w:rPr>
-          <w:rFonts w:ascii="Consolas" w:cs="Consolas" w:eastAsia="Consolas" w:hAnsi="Consolas"/>
-          <w:color w:val="2A2A2E"/>
+        <w:shd w:fill="F2F2F2" w:color="auto" w:val="clear"/>
+        <w:spacing w:after="120" w:before="60" w:line="240"/>
+      </w:pPr>
+      <w:r>
+        <w:rPr>
+          <w:rFonts w:ascii="Consolas" w:cs="Consolas" w:eastAsia="Consolas" w:hAnsi="Consolas"/>
+          <w:color w:val="1A1A1A"/>
           <w:sz w:val="20"/>
           <w:szCs w:val="20"/>
         </w:rPr>
@@ -9749,10 +9856,10 @@
       <w:tblPr>
         <w:tblW w:type="pct" w:w="100%"/>
         <w:tblBorders>
-          <w:top w:val="single" w:color="EAD2E4" w:sz="4"/>
-          <w:left w:val="single" w:color="B81FA8" w:sz="24"/>
-          <w:bottom w:val="single" w:color="EAD2E4" w:sz="4"/>
-          <w:right w:val="single" w:color="EAD2E4" w:sz="4"/>
+          <w:top w:val="none"/>
+          <w:left w:val="single" w:color="1F4E79" w:sz="24"/>
+          <w:bottom w:val="none"/>
+          <w:right w:val="none"/>
           <w:insideH w:val="none"/>
           <w:insideV w:val="none"/>
         </w:tblBorders>
@@ -9763,7 +9870,7 @@
       <w:tr>
         <w:tc>
           <w:tcPr>
-            <w:shd w:fill="FBEFF8" w:color="auto" w:val="solid"/>
+            <w:shd w:fill="EAF1F8" w:color="auto" w:val="clear"/>
             <w:tcMar>
               <w:top w:type="dxa" w:w="80"/>
               <w:left w:type="dxa" w:w="160"/>
@@ -9819,9 +9926,9 @@
         <w:rPr>
           <w:b/>
           <w:bCs/>
-          <w:color w:val="0D0D0F"/>
-          <w:sz w:val="27"/>
-          <w:szCs w:val="27"/>
+          <w:color w:val="2E2E2E"/>
+          <w:sz w:val="26"/>
+          <w:szCs w:val="26"/>
         </w:rPr>
         <w:t xml:space="preserve">5.2 La cosa più bella: si pubblica da solo</w:t>
       </w:r>
@@ -9984,9 +10091,9 @@
         <w:rPr>
           <w:b/>
           <w:bCs/>
-          <w:color w:val="0D0D0F"/>
-          <w:sz w:val="27"/>
-          <w:szCs w:val="27"/>
+          <w:color w:val="2E2E2E"/>
+          <w:sz w:val="26"/>
+          <w:szCs w:val="26"/>
         </w:rPr>
         <w:t xml:space="preserve">5.3 Entrare nel pannello di Vercel (login)</w:t>
       </w:r>
@@ -10014,13 +10121,13 @@
     </w:p>
     <w:p>
       <w:pPr>
-        <w:shd w:fill="F4EEF2" w:color="auto" w:val="solid"/>
-        <w:spacing w:after="120" w:before="60"/>
-      </w:pPr>
-      <w:r>
-        <w:rPr>
-          <w:rFonts w:ascii="Consolas" w:cs="Consolas" w:eastAsia="Consolas" w:hAnsi="Consolas"/>
-          <w:color w:val="2A2A2E"/>
+        <w:shd w:fill="F2F2F2" w:color="auto" w:val="clear"/>
+        <w:spacing w:after="120" w:before="60" w:line="240"/>
+      </w:pPr>
+      <w:r>
+        <w:rPr>
+          <w:rFonts w:ascii="Consolas" w:cs="Consolas" w:eastAsia="Consolas" w:hAnsi="Consolas"/>
+          <w:color w:val="1A1A1A"/>
           <w:sz w:val="20"/>
           <w:szCs w:val="20"/>
         </w:rPr>
@@ -10142,9 +10249,9 @@
         <w:rPr>
           <w:b/>
           <w:bCs/>
-          <w:color w:val="0D0D0F"/>
-          <w:sz w:val="27"/>
-          <w:szCs w:val="27"/>
+          <w:color w:val="2E2E2E"/>
+          <w:sz w:val="26"/>
+          <w:szCs w:val="26"/>
         </w:rPr>
         <w:t xml:space="preserve">5.4 Trovare il progetto giusto</w:t>
       </w:r>
@@ -10182,7 +10289,8 @@
       <w:r>
         <w:rPr>
           <w:rFonts w:ascii="Consolas" w:cs="Consolas" w:eastAsia="Consolas" w:hAnsi="Consolas"/>
-          <w:color w:val="B81FA8"/>
+          <w:color w:val="B00020"/>
+          <w:shd w:fill="EFEFEF" w:color="auto" w:val="clear"/>
         </w:rPr>
         <w:t xml:space="preserve">climbpolestudio-it</w:t>
       </w:r>
@@ -10275,7 +10383,8 @@
       <w:r>
         <w:rPr>
           <w:rFonts w:ascii="Consolas" w:cs="Consolas" w:eastAsia="Consolas" w:hAnsi="Consolas"/>
-          <w:color w:val="B81FA8"/>
+          <w:color w:val="B00020"/>
+          <w:shd w:fill="EFEFEF" w:color="auto" w:val="clear"/>
         </w:rPr>
         <w:t xml:space="preserve">retroemulator</w:t>
       </w:r>
@@ -10292,9 +10401,9 @@
         <w:rPr>
           <w:b/>
           <w:bCs/>
-          <w:color w:val="0D0D0F"/>
-          <w:sz w:val="27"/>
-          <w:szCs w:val="27"/>
+          <w:color w:val="2E2E2E"/>
+          <w:sz w:val="26"/>
+          <w:szCs w:val="26"/>
         </w:rPr>
         <w:t xml:space="preserve">5.5 La scheda "Deployments": lo storico delle pubblicazioni</w:t>
       </w:r>
@@ -10477,8 +10586,8 @@
           <w:b/>
           <w:bCs/>
           <w:color w:val="444444"/>
-          <w:sz w:val="24"/>
-          <w:szCs w:val="24"/>
+          <w:sz w:val="23"/>
+          <w:szCs w:val="23"/>
         </w:rPr>
         <w:t xml:space="preserve">Cosa fare se vedi il pallino rosso (Error)</w:t>
       </w:r>
@@ -10592,7 +10701,8 @@
       <w:r>
         <w:rPr>
           <w:rFonts w:ascii="Consolas" w:cs="Consolas" w:eastAsia="Consolas" w:hAnsi="Consolas"/>
-          <w:color w:val="B81FA8"/>
+          <w:color w:val="B00020"/>
+          <w:shd w:fill="EFEFEF" w:color="auto" w:val="clear"/>
         </w:rPr>
         <w:t xml:space="preserve">Ctrl+C</w:t>
       </w:r>
@@ -10625,13 +10735,13 @@
     </w:p>
     <w:p>
       <w:pPr>
-        <w:shd w:fill="F4EEF2" w:color="auto" w:val="solid"/>
-        <w:spacing w:after="0" w:before="60"/>
-      </w:pPr>
-      <w:r>
-        <w:rPr>
-          <w:rFonts w:ascii="Consolas" w:cs="Consolas" w:eastAsia="Consolas" w:hAnsi="Consolas"/>
-          <w:color w:val="2A2A2E"/>
+        <w:shd w:fill="F2F2F2" w:color="auto" w:val="clear"/>
+        <w:spacing w:after="0" w:before="60" w:line="240"/>
+      </w:pPr>
+      <w:r>
+        <w:rPr>
+          <w:rFonts w:ascii="Consolas" w:cs="Consolas" w:eastAsia="Consolas" w:hAnsi="Consolas"/>
+          <w:color w:val="1A1A1A"/>
           <w:sz w:val="20"/>
           <w:szCs w:val="20"/>
         </w:rPr>
@@ -10640,13 +10750,13 @@
     </w:p>
     <w:p>
       <w:pPr>
-        <w:shd w:fill="F4EEF2" w:color="auto" w:val="solid"/>
-        <w:spacing w:after="120" w:before="0"/>
-      </w:pPr>
-      <w:r>
-        <w:rPr>
-          <w:rFonts w:ascii="Consolas" w:cs="Consolas" w:eastAsia="Consolas" w:hAnsi="Consolas"/>
-          <w:color w:val="2A2A2E"/>
+        <w:shd w:fill="F2F2F2" w:color="auto" w:val="clear"/>
+        <w:spacing w:after="120" w:before="0" w:line="240"/>
+      </w:pPr>
+      <w:r>
+        <w:rPr>
+          <w:rFonts w:ascii="Consolas" w:cs="Consolas" w:eastAsia="Consolas" w:hAnsi="Consolas"/>
+          <w:color w:val="1A1A1A"/>
           <w:sz w:val="20"/>
           <w:szCs w:val="20"/>
         </w:rPr>
@@ -10682,10 +10792,10 @@
       <w:tblPr>
         <w:tblW w:type="pct" w:w="100%"/>
         <w:tblBorders>
-          <w:top w:val="single" w:color="EAD2E4" w:sz="4"/>
-          <w:left w:val="single" w:color="B81FA8" w:sz="24"/>
-          <w:bottom w:val="single" w:color="EAD2E4" w:sz="4"/>
-          <w:right w:val="single" w:color="EAD2E4" w:sz="4"/>
+          <w:top w:val="none"/>
+          <w:left w:val="single" w:color="1F4E79" w:sz="24"/>
+          <w:bottom w:val="none"/>
+          <w:right w:val="none"/>
           <w:insideH w:val="none"/>
           <w:insideV w:val="none"/>
         </w:tblBorders>
@@ -10696,7 +10806,7 @@
       <w:tr>
         <w:tc>
           <w:tcPr>
-            <w:shd w:fill="FBEFF8" w:color="auto" w:val="solid"/>
+            <w:shd w:fill="EAF1F8" w:color="auto" w:val="clear"/>
             <w:tcMar>
               <w:top w:type="dxa" w:w="80"/>
               <w:left w:type="dxa" w:w="160"/>
@@ -10709,7 +10819,7 @@
               <w:spacing w:after="120"/>
             </w:pPr>
             <w:r>
-              <w:t xml:space="preserve">In breve: pallino verde = festeggia. Pallino rosso = copia il diario di bordo e dallo in pasto a Claude Code. Non devi diagnosticare nulla da sola.</w:t>
+              <w:t xml:space="preserve">In breve: pallino verde = festeggia. Pallino rosso = copia il diario di bordo e dallo in pasto a Claude Code. Non devi diagnosticare nulla da solo.</w:t>
             </w:r>
           </w:p>
         </w:tc>
@@ -10724,9 +10834,9 @@
         <w:rPr>
           <w:b/>
           <w:bCs/>
-          <w:color w:val="0D0D0F"/>
-          <w:sz w:val="27"/>
-          <w:szCs w:val="27"/>
+          <w:color w:val="2E2E2E"/>
+          <w:sz w:val="26"/>
+          <w:szCs w:val="26"/>
         </w:rPr>
         <w:t xml:space="preserve">5.6 Le "Environment Variables": le chiavi segrete del sito</w:t>
       </w:r>
@@ -10749,8 +10859,8 @@
           <w:b/>
           <w:bCs/>
           <w:color w:val="444444"/>
-          <w:sz w:val="24"/>
-          <w:szCs w:val="24"/>
+          <w:sz w:val="23"/>
+          <w:szCs w:val="23"/>
         </w:rPr>
         <w:t xml:space="preserve">Cosa sono (con un'analogia)</w:t>
       </w:r>
@@ -10851,7 +10961,8 @@
       <w:r>
         <w:rPr>
           <w:rFonts w:ascii="Consolas" w:cs="Consolas" w:eastAsia="Consolas" w:hAnsi="Consolas"/>
-          <w:color w:val="B81FA8"/>
+          <w:color w:val="B00020"/>
+          <w:shd w:fill="EFEFEF" w:color="auto" w:val="clear"/>
         </w:rPr>
         <w:t xml:space="preserve">RESEND_API_KEY</w:t>
       </w:r>
@@ -10909,13 +11020,13 @@
     </w:p>
     <w:p>
       <w:pPr>
-        <w:shd w:fill="F4EEF2" w:color="auto" w:val="solid"/>
-        <w:spacing w:after="0" w:before="60"/>
-      </w:pPr>
-      <w:r>
-        <w:rPr>
-          <w:rFonts w:ascii="Consolas" w:cs="Consolas" w:eastAsia="Consolas" w:hAnsi="Consolas"/>
-          <w:color w:val="2A2A2E"/>
+        <w:shd w:fill="F2F2F2" w:color="auto" w:val="clear"/>
+        <w:spacing w:after="0" w:before="60" w:line="240"/>
+      </w:pPr>
+      <w:r>
+        <w:rPr>
+          <w:rFonts w:ascii="Consolas" w:cs="Consolas" w:eastAsia="Consolas" w:hAnsi="Consolas"/>
+          <w:color w:val="1A1A1A"/>
           <w:sz w:val="20"/>
           <w:szCs w:val="20"/>
         </w:rPr>
@@ -10924,13 +11035,13 @@
     </w:p>
     <w:p>
       <w:pPr>
-        <w:shd w:fill="F4EEF2" w:color="auto" w:val="solid"/>
-        <w:spacing w:after="0" w:before="0"/>
-      </w:pPr>
-      <w:r>
-        <w:rPr>
-          <w:rFonts w:ascii="Consolas" w:cs="Consolas" w:eastAsia="Consolas" w:hAnsi="Consolas"/>
-          <w:color w:val="2A2A2E"/>
+        <w:shd w:fill="F2F2F2" w:color="auto" w:val="clear"/>
+        <w:spacing w:after="0" w:before="0" w:line="240"/>
+      </w:pPr>
+      <w:r>
+        <w:rPr>
+          <w:rFonts w:ascii="Consolas" w:cs="Consolas" w:eastAsia="Consolas" w:hAnsi="Consolas"/>
+          <w:color w:val="1A1A1A"/>
           <w:sz w:val="20"/>
           <w:szCs w:val="20"/>
         </w:rPr>
@@ -10939,13 +11050,13 @@
     </w:p>
     <w:p>
       <w:pPr>
-        <w:shd w:fill="F4EEF2" w:color="auto" w:val="solid"/>
-        <w:spacing w:after="0" w:before="0"/>
-      </w:pPr>
-      <w:r>
-        <w:rPr>
-          <w:rFonts w:ascii="Consolas" w:cs="Consolas" w:eastAsia="Consolas" w:hAnsi="Consolas"/>
-          <w:color w:val="2A2A2E"/>
+        <w:shd w:fill="F2F2F2" w:color="auto" w:val="clear"/>
+        <w:spacing w:after="0" w:before="0" w:line="240"/>
+      </w:pPr>
+      <w:r>
+        <w:rPr>
+          <w:rFonts w:ascii="Consolas" w:cs="Consolas" w:eastAsia="Consolas" w:hAnsi="Consolas"/>
+          <w:color w:val="1A1A1A"/>
           <w:sz w:val="20"/>
           <w:szCs w:val="20"/>
         </w:rPr>
@@ -10954,13 +11065,13 @@
     </w:p>
     <w:p>
       <w:pPr>
-        <w:shd w:fill="F4EEF2" w:color="auto" w:val="solid"/>
-        <w:spacing w:after="0" w:before="0"/>
-      </w:pPr>
-      <w:r>
-        <w:rPr>
-          <w:rFonts w:ascii="Consolas" w:cs="Consolas" w:eastAsia="Consolas" w:hAnsi="Consolas"/>
-          <w:color w:val="2A2A2E"/>
+        <w:shd w:fill="F2F2F2" w:color="auto" w:val="clear"/>
+        <w:spacing w:after="0" w:before="0" w:line="240"/>
+      </w:pPr>
+      <w:r>
+        <w:rPr>
+          <w:rFonts w:ascii="Consolas" w:cs="Consolas" w:eastAsia="Consolas" w:hAnsi="Consolas"/>
+          <w:color w:val="1A1A1A"/>
           <w:sz w:val="20"/>
           <w:szCs w:val="20"/>
         </w:rPr>
@@ -10969,13 +11080,13 @@
     </w:p>
     <w:p>
       <w:pPr>
-        <w:shd w:fill="F4EEF2" w:color="auto" w:val="solid"/>
-        <w:spacing w:after="0" w:before="0"/>
-      </w:pPr>
-      <w:r>
-        <w:rPr>
-          <w:rFonts w:ascii="Consolas" w:cs="Consolas" w:eastAsia="Consolas" w:hAnsi="Consolas"/>
-          <w:color w:val="2A2A2E"/>
+        <w:shd w:fill="F2F2F2" w:color="auto" w:val="clear"/>
+        <w:spacing w:after="0" w:before="0" w:line="240"/>
+      </w:pPr>
+      <w:r>
+        <w:rPr>
+          <w:rFonts w:ascii="Consolas" w:cs="Consolas" w:eastAsia="Consolas" w:hAnsi="Consolas"/>
+          <w:color w:val="1A1A1A"/>
           <w:sz w:val="20"/>
           <w:szCs w:val="20"/>
         </w:rPr>
@@ -10984,13 +11095,13 @@
     </w:p>
     <w:p>
       <w:pPr>
-        <w:shd w:fill="F4EEF2" w:color="auto" w:val="solid"/>
-        <w:spacing w:after="0" w:before="0"/>
-      </w:pPr>
-      <w:r>
-        <w:rPr>
-          <w:rFonts w:ascii="Consolas" w:cs="Consolas" w:eastAsia="Consolas" w:hAnsi="Consolas"/>
-          <w:color w:val="2A2A2E"/>
+        <w:shd w:fill="F2F2F2" w:color="auto" w:val="clear"/>
+        <w:spacing w:after="0" w:before="0" w:line="240"/>
+      </w:pPr>
+      <w:r>
+        <w:rPr>
+          <w:rFonts w:ascii="Consolas" w:cs="Consolas" w:eastAsia="Consolas" w:hAnsi="Consolas"/>
+          <w:color w:val="1A1A1A"/>
           <w:sz w:val="20"/>
           <w:szCs w:val="20"/>
         </w:rPr>
@@ -10999,13 +11110,13 @@
     </w:p>
     <w:p>
       <w:pPr>
-        <w:shd w:fill="F4EEF2" w:color="auto" w:val="solid"/>
-        <w:spacing w:after="0" w:before="0"/>
-      </w:pPr>
-      <w:r>
-        <w:rPr>
-          <w:rFonts w:ascii="Consolas" w:cs="Consolas" w:eastAsia="Consolas" w:hAnsi="Consolas"/>
-          <w:color w:val="2A2A2E"/>
+        <w:shd w:fill="F2F2F2" w:color="auto" w:val="clear"/>
+        <w:spacing w:after="0" w:before="0" w:line="240"/>
+      </w:pPr>
+      <w:r>
+        <w:rPr>
+          <w:rFonts w:ascii="Consolas" w:cs="Consolas" w:eastAsia="Consolas" w:hAnsi="Consolas"/>
+          <w:color w:val="1A1A1A"/>
           <w:sz w:val="20"/>
           <w:szCs w:val="20"/>
         </w:rPr>
@@ -11014,13 +11125,13 @@
     </w:p>
     <w:p>
       <w:pPr>
-        <w:shd w:fill="F4EEF2" w:color="auto" w:val="solid"/>
-        <w:spacing w:after="0" w:before="0"/>
-      </w:pPr>
-      <w:r>
-        <w:rPr>
-          <w:rFonts w:ascii="Consolas" w:cs="Consolas" w:eastAsia="Consolas" w:hAnsi="Consolas"/>
-          <w:color w:val="2A2A2E"/>
+        <w:shd w:fill="F2F2F2" w:color="auto" w:val="clear"/>
+        <w:spacing w:after="0" w:before="0" w:line="240"/>
+      </w:pPr>
+      <w:r>
+        <w:rPr>
+          <w:rFonts w:ascii="Consolas" w:cs="Consolas" w:eastAsia="Consolas" w:hAnsi="Consolas"/>
+          <w:color w:val="1A1A1A"/>
           <w:sz w:val="20"/>
           <w:szCs w:val="20"/>
         </w:rPr>
@@ -11029,13 +11140,13 @@
     </w:p>
     <w:p>
       <w:pPr>
-        <w:shd w:fill="F4EEF2" w:color="auto" w:val="solid"/>
-        <w:spacing w:after="0" w:before="0"/>
-      </w:pPr>
-      <w:r>
-        <w:rPr>
-          <w:rFonts w:ascii="Consolas" w:cs="Consolas" w:eastAsia="Consolas" w:hAnsi="Consolas"/>
-          <w:color w:val="2A2A2E"/>
+        <w:shd w:fill="F2F2F2" w:color="auto" w:val="clear"/>
+        <w:spacing w:after="0" w:before="0" w:line="240"/>
+      </w:pPr>
+      <w:r>
+        <w:rPr>
+          <w:rFonts w:ascii="Consolas" w:cs="Consolas" w:eastAsia="Consolas" w:hAnsi="Consolas"/>
+          <w:color w:val="1A1A1A"/>
           <w:sz w:val="20"/>
           <w:szCs w:val="20"/>
         </w:rPr>
@@ -11044,13 +11155,13 @@
     </w:p>
     <w:p>
       <w:pPr>
-        <w:shd w:fill="F4EEF2" w:color="auto" w:val="solid"/>
-        <w:spacing w:after="0" w:before="0"/>
-      </w:pPr>
-      <w:r>
-        <w:rPr>
-          <w:rFonts w:ascii="Consolas" w:cs="Consolas" w:eastAsia="Consolas" w:hAnsi="Consolas"/>
-          <w:color w:val="2A2A2E"/>
+        <w:shd w:fill="F2F2F2" w:color="auto" w:val="clear"/>
+        <w:spacing w:after="0" w:before="0" w:line="240"/>
+      </w:pPr>
+      <w:r>
+        <w:rPr>
+          <w:rFonts w:ascii="Consolas" w:cs="Consolas" w:eastAsia="Consolas" w:hAnsi="Consolas"/>
+          <w:color w:val="1A1A1A"/>
           <w:sz w:val="20"/>
           <w:szCs w:val="20"/>
         </w:rPr>
@@ -11059,13 +11170,13 @@
     </w:p>
     <w:p>
       <w:pPr>
-        <w:shd w:fill="F4EEF2" w:color="auto" w:val="solid"/>
-        <w:spacing w:after="0" w:before="0"/>
-      </w:pPr>
-      <w:r>
-        <w:rPr>
-          <w:rFonts w:ascii="Consolas" w:cs="Consolas" w:eastAsia="Consolas" w:hAnsi="Consolas"/>
-          <w:color w:val="2A2A2E"/>
+        <w:shd w:fill="F2F2F2" w:color="auto" w:val="clear"/>
+        <w:spacing w:after="0" w:before="0" w:line="240"/>
+      </w:pPr>
+      <w:r>
+        <w:rPr>
+          <w:rFonts w:ascii="Consolas" w:cs="Consolas" w:eastAsia="Consolas" w:hAnsi="Consolas"/>
+          <w:color w:val="1A1A1A"/>
           <w:sz w:val="20"/>
           <w:szCs w:val="20"/>
         </w:rPr>
@@ -11074,13 +11185,13 @@
     </w:p>
     <w:p>
       <w:pPr>
-        <w:shd w:fill="F4EEF2" w:color="auto" w:val="solid"/>
-        <w:spacing w:after="120" w:before="0"/>
-      </w:pPr>
-      <w:r>
-        <w:rPr>
-          <w:rFonts w:ascii="Consolas" w:cs="Consolas" w:eastAsia="Consolas" w:hAnsi="Consolas"/>
-          <w:color w:val="2A2A2E"/>
+        <w:shd w:fill="F2F2F2" w:color="auto" w:val="clear"/>
+        <w:spacing w:after="120" w:before="0" w:line="240"/>
+      </w:pPr>
+      <w:r>
+        <w:rPr>
+          <w:rFonts w:ascii="Consolas" w:cs="Consolas" w:eastAsia="Consolas" w:hAnsi="Consolas"/>
+          <w:color w:val="1A1A1A"/>
           <w:sz w:val="20"/>
           <w:szCs w:val="20"/>
         </w:rPr>
@@ -11091,10 +11202,10 @@
       <w:tblPr>
         <w:tblW w:type="pct" w:w="100%"/>
         <w:tblBorders>
-          <w:top w:val="single" w:color="EAD2E4" w:sz="4"/>
-          <w:left w:val="single" w:color="B81FA8" w:sz="24"/>
-          <w:bottom w:val="single" w:color="EAD2E4" w:sz="4"/>
-          <w:right w:val="single" w:color="EAD2E4" w:sz="4"/>
+          <w:top w:val="none"/>
+          <w:left w:val="single" w:color="1F4E79" w:sz="24"/>
+          <w:bottom w:val="none"/>
+          <w:right w:val="none"/>
           <w:insideH w:val="none"/>
           <w:insideV w:val="none"/>
         </w:tblBorders>
@@ -11105,7 +11216,7 @@
       <w:tr>
         <w:tc>
           <w:tcPr>
-            <w:shd w:fill="FBEFF8" w:color="auto" w:val="solid"/>
+            <w:shd w:fill="EAF1F8" w:color="auto" w:val="clear"/>
             <w:tcMar>
               <w:top w:type="dxa" w:w="80"/>
               <w:left w:type="dxa" w:w="160"/>
@@ -11131,7 +11242,8 @@
             <w:r>
               <w:rPr>
                 <w:rFonts w:ascii="Consolas" w:cs="Consolas" w:eastAsia="Consolas" w:hAnsi="Consolas"/>
-                <w:color w:val="B81FA8"/>
+                <w:color w:val="B00020"/>
+                <w:shd w:fill="EFEFEF" w:color="auto" w:val="clear"/>
               </w:rPr>
               <w:t xml:space="preserve">.env.local</w:t>
             </w:r>
@@ -11162,8 +11274,8 @@
           <w:b/>
           <w:bCs/>
           <w:color w:val="444444"/>
-          <w:sz w:val="24"/>
-          <w:szCs w:val="24"/>
+          <w:sz w:val="23"/>
+          <w:szCs w:val="23"/>
         </w:rPr>
         <w:t xml:space="preserve">Dove si trovano su Vercel</w:t>
       </w:r>
@@ -11258,9 +11370,9 @@
         <w:rPr>
           <w:b/>
           <w:bCs/>
-          <w:color w:val="0D0D0F"/>
-          <w:sz w:val="27"/>
-          <w:szCs w:val="27"/>
+          <w:color w:val="2E2E2E"/>
+          <w:sz w:val="26"/>
+          <w:szCs w:val="26"/>
         </w:rPr>
         <w:t xml:space="preserve">5.7 Procedura: aggiungere una nuova variabile (riusabile)</w:t>
       </w:r>
@@ -11287,10 +11399,10 @@
       <w:tblPr>
         <w:tblW w:type="pct" w:w="100%"/>
         <w:tblBorders>
-          <w:top w:val="single" w:color="EAD2E4" w:sz="4"/>
-          <w:left w:val="single" w:color="B81FA8" w:sz="24"/>
-          <w:bottom w:val="single" w:color="EAD2E4" w:sz="4"/>
-          <w:right w:val="single" w:color="EAD2E4" w:sz="4"/>
+          <w:top w:val="none"/>
+          <w:left w:val="single" w:color="1F4E79" w:sz="24"/>
+          <w:bottom w:val="none"/>
+          <w:right w:val="none"/>
           <w:insideH w:val="none"/>
           <w:insideV w:val="none"/>
         </w:tblBorders>
@@ -11301,7 +11413,7 @@
       <w:tr>
         <w:tc>
           <w:tcPr>
-            <w:shd w:fill="FBEFF8" w:color="auto" w:val="solid"/>
+            <w:shd w:fill="EAF1F8" w:color="auto" w:val="clear"/>
             <w:tcMar>
               <w:top w:type="dxa" w:w="80"/>
               <w:left w:type="dxa" w:w="160"/>
@@ -11425,13 +11537,13 @@
     </w:p>
     <w:p>
       <w:pPr>
-        <w:shd w:fill="F4EEF2" w:color="auto" w:val="solid"/>
-        <w:spacing w:after="120" w:before="60"/>
-      </w:pPr>
-      <w:r>
-        <w:rPr>
-          <w:rFonts w:ascii="Consolas" w:cs="Consolas" w:eastAsia="Consolas" w:hAnsi="Consolas"/>
-          <w:color w:val="2A2A2E"/>
+        <w:shd w:fill="F2F2F2" w:color="auto" w:val="clear"/>
+        <w:spacing w:after="120" w:before="60" w:line="240"/>
+      </w:pPr>
+      <w:r>
+        <w:rPr>
+          <w:rFonts w:ascii="Consolas" w:cs="Consolas" w:eastAsia="Consolas" w:hAnsi="Consolas"/>
+          <w:color w:val="1A1A1A"/>
           <w:sz w:val="20"/>
           <w:szCs w:val="20"/>
         </w:rPr>
@@ -11473,7 +11585,8 @@
       <w:r>
         <w:rPr>
           <w:rFonts w:ascii="Consolas" w:cs="Consolas" w:eastAsia="Consolas" w:hAnsi="Consolas"/>
-          <w:color w:val="B81FA8"/>
+          <w:color w:val="B00020"/>
+          <w:shd w:fill="EFEFEF" w:color="auto" w:val="clear"/>
         </w:rPr>
         <w:t xml:space="preserve">.env.local</w:t>
       </w:r>
@@ -11653,7 +11766,8 @@
           <w:rFonts w:ascii="Consolas" w:cs="Consolas" w:eastAsia="Consolas" w:hAnsi="Consolas"/>
           <w:b/>
           <w:bCs/>
-          <w:color w:val="B81FA8"/>
+          <w:color w:val="B00020"/>
+          <w:shd w:fill="EFEFEF" w:color="auto" w:val="clear"/>
         </w:rPr>
         <w:t xml:space="preserve">...</w:t>
       </w:r>
@@ -11726,9 +11840,9 @@
         <w:rPr>
           <w:b/>
           <w:bCs/>
-          <w:color w:val="0D0D0F"/>
-          <w:sz w:val="27"/>
-          <w:szCs w:val="27"/>
+          <w:color w:val="2E2E2E"/>
+          <w:sz w:val="26"/>
+          <w:szCs w:val="26"/>
         </w:rPr>
         <w:t xml:space="preserve">5.8 Il passo CRUCIALE: il Redeploy</w:t>
       </w:r>
@@ -11790,10 +11904,10 @@
       <w:tblPr>
         <w:tblW w:type="pct" w:w="100%"/>
         <w:tblBorders>
-          <w:top w:val="single" w:color="EAD2E4" w:sz="4"/>
-          <w:left w:val="single" w:color="B81FA8" w:sz="24"/>
-          <w:bottom w:val="single" w:color="EAD2E4" w:sz="4"/>
-          <w:right w:val="single" w:color="EAD2E4" w:sz="4"/>
+          <w:top w:val="none"/>
+          <w:left w:val="single" w:color="1F4E79" w:sz="24"/>
+          <w:bottom w:val="none"/>
+          <w:right w:val="none"/>
           <w:insideH w:val="none"/>
           <w:insideV w:val="none"/>
         </w:tblBorders>
@@ -11804,7 +11918,7 @@
       <w:tr>
         <w:tc>
           <w:tcPr>
-            <w:shd w:fill="FBEFF8" w:color="auto" w:val="solid"/>
+            <w:shd w:fill="EAF1F8" w:color="auto" w:val="clear"/>
             <w:tcMar>
               <w:top w:type="dxa" w:w="80"/>
               <w:left w:type="dxa" w:w="160"/>
@@ -11901,7 +12015,8 @@
           <w:rFonts w:ascii="Consolas" w:cs="Consolas" w:eastAsia="Consolas" w:hAnsi="Consolas"/>
           <w:b/>
           <w:bCs/>
-          <w:color w:val="B81FA8"/>
+          <w:color w:val="B00020"/>
+          <w:shd w:fill="EFEFEF" w:color="auto" w:val="clear"/>
         </w:rPr>
         <w:t xml:space="preserve">...</w:t>
       </w:r>
@@ -12089,9 +12204,9 @@
         <w:rPr>
           <w:b/>
           <w:bCs/>
-          <w:color w:val="0D0D0F"/>
-          <w:sz w:val="27"/>
-          <w:szCs w:val="27"/>
+          <w:color w:val="2E2E2E"/>
+          <w:sz w:val="26"/>
+          <w:szCs w:val="26"/>
         </w:rPr>
         <w:t xml:space="preserve">5.9 Riepilogo della procedura (da tenere a portata di mano)</w:t>
       </w:r>
@@ -12176,7 +12291,8 @@
       <w:r>
         <w:rPr>
           <w:rFonts w:ascii="Consolas" w:cs="Consolas" w:eastAsia="Consolas" w:hAnsi="Consolas"/>
-          <w:color w:val="B81FA8"/>
+          <w:color w:val="B00020"/>
+          <w:shd w:fill="EFEFEF" w:color="auto" w:val="clear"/>
         </w:rPr>
         <w:t xml:space="preserve">...</w:t>
       </w:r>
@@ -12247,9 +12363,9 @@
         <w:rPr>
           <w:b/>
           <w:bCs/>
-          <w:color w:val="0D0D0F"/>
-          <w:sz w:val="27"/>
-          <w:szCs w:val="27"/>
+          <w:color w:val="2E2E2E"/>
+          <w:sz w:val="26"/>
+          <w:szCs w:val="26"/>
         </w:rPr>
         <w:t xml:space="preserve">5.10 Una nota sul piano (gratis vs a pagamento)</w:t>
       </w:r>
@@ -12312,7 +12428,8 @@
       <w:r>
         <w:rPr>
           <w:rFonts w:ascii="Consolas" w:cs="Consolas" w:eastAsia="Consolas" w:hAnsi="Consolas"/>
-          <w:color w:val="B81FA8"/>
+          <w:color w:val="B00020"/>
+          <w:shd w:fill="EFEFEF" w:color="auto" w:val="clear"/>
         </w:rPr>
         <w:t xml:space="preserve">climbpolestudio.it</w:t>
       </w:r>
@@ -12334,10 +12451,10 @@
       <w:tblPr>
         <w:tblW w:type="pct" w:w="100%"/>
         <w:tblBorders>
-          <w:top w:val="single" w:color="EAD2E4" w:sz="4"/>
-          <w:left w:val="single" w:color="B81FA8" w:sz="24"/>
-          <w:bottom w:val="single" w:color="EAD2E4" w:sz="4"/>
-          <w:right w:val="single" w:color="EAD2E4" w:sz="4"/>
+          <w:top w:val="none"/>
+          <w:left w:val="single" w:color="1F4E79" w:sz="24"/>
+          <w:bottom w:val="none"/>
+          <w:right w:val="none"/>
           <w:insideH w:val="none"/>
           <w:insideV w:val="none"/>
         </w:tblBorders>
@@ -12348,7 +12465,7 @@
       <w:tr>
         <w:tc>
           <w:tcPr>
-            <w:shd w:fill="FBEFF8" w:color="auto" w:val="solid"/>
+            <w:shd w:fill="EAF1F8" w:color="auto" w:val="clear"/>
             <w:tcMar>
               <w:top w:type="dxa" w:w="80"/>
               <w:left w:type="dxa" w:w="160"/>
@@ -12406,9 +12523,9 @@
         <w:rPr>
           <w:b/>
           <w:bCs/>
-          <w:color w:val="B81FA8"/>
-          <w:sz w:val="34"/>
-          <w:szCs w:val="34"/>
+          <w:color w:val="1F4E79"/>
+          <w:sz w:val="32"/>
+          <w:szCs w:val="32"/>
         </w:rPr>
         <w:t xml:space="preserve">6. Attivare il feed Instagram in home (Behold)</w:t>
       </w:r>
@@ -12434,7 +12551,7 @@
         <w:spacing w:after="120"/>
       </w:pPr>
       <w:r>
-        <w:t xml:space="preserve">Tranquilla: come sempre, non puoi rompere niente di grave. Se qualcosa non va, il sito continua a funzionare e questa sezione semplicemente non appare.</w:t>
+        <w:t xml:space="preserve">Tranquillo: come sempre, non puoi rompere niente di grave. Se qualcosa non va, il sito continua a funzionare e questa sezione semplicemente non appare.</w:t>
       </w:r>
     </w:p>
     <w:p>
@@ -12446,9 +12563,9 @@
         <w:rPr>
           <w:b/>
           <w:bCs/>
-          <w:color w:val="0D0D0F"/>
-          <w:sz w:val="27"/>
-          <w:szCs w:val="27"/>
+          <w:color w:val="2E2E2E"/>
+          <w:sz w:val="26"/>
+          <w:szCs w:val="26"/>
         </w:rPr>
         <w:t xml:space="preserve">Prerequisito: l'Instagram deve essere "Business" o "Creator"</w:t>
       </w:r>
@@ -12617,9 +12734,9 @@
         <w:rPr>
           <w:b/>
           <w:bCs/>
-          <w:color w:val="0D0D0F"/>
-          <w:sz w:val="27"/>
-          <w:szCs w:val="27"/>
+          <w:color w:val="2E2E2E"/>
+          <w:sz w:val="26"/>
+          <w:szCs w:val="26"/>
         </w:rPr>
         <w:t xml:space="preserve">Passo 1 — Crea un account gratuito su Behold</w:t>
       </w:r>
@@ -12770,9 +12887,9 @@
         <w:rPr>
           <w:b/>
           <w:bCs/>
-          <w:color w:val="0D0D0F"/>
-          <w:sz w:val="27"/>
-          <w:szCs w:val="27"/>
+          <w:color w:val="2E2E2E"/>
+          <w:sz w:val="26"/>
+          <w:szCs w:val="26"/>
         </w:rPr>
         <w:t xml:space="preserve">Passo 2 — Collega l'account Instagram</w:t>
       </w:r>
@@ -12903,9 +13020,9 @@
         <w:rPr>
           <w:b/>
           <w:bCs/>
-          <w:color w:val="0D0D0F"/>
-          <w:sz w:val="27"/>
-          <w:szCs w:val="27"/>
+          <w:color w:val="2E2E2E"/>
+          <w:sz w:val="26"/>
+          <w:szCs w:val="26"/>
         </w:rPr>
         <w:t xml:space="preserve">Passo 3 — Crea un "feed" e copia il FEED ID</w:t>
       </w:r>
@@ -12989,13 +13106,13 @@
     </w:p>
     <w:p>
       <w:pPr>
-        <w:shd w:fill="F4EEF2" w:color="auto" w:val="solid"/>
-        <w:spacing w:after="120" w:before="60"/>
-      </w:pPr>
-      <w:r>
-        <w:rPr>
-          <w:rFonts w:ascii="Consolas" w:cs="Consolas" w:eastAsia="Consolas" w:hAnsi="Consolas"/>
-          <w:color w:val="2A2A2E"/>
+        <w:shd w:fill="F2F2F2" w:color="auto" w:val="clear"/>
+        <w:spacing w:after="120" w:before="60" w:line="240"/>
+      </w:pPr>
+      <w:r>
+        <w:rPr>
+          <w:rFonts w:ascii="Consolas" w:cs="Consolas" w:eastAsia="Consolas" w:hAnsi="Consolas"/>
+          <w:color w:val="1A1A1A"/>
           <w:sz w:val="20"/>
           <w:szCs w:val="20"/>
         </w:rPr>
@@ -13017,7 +13134,8 @@
       <w:r>
         <w:rPr>
           <w:rFonts w:ascii="Consolas" w:cs="Consolas" w:eastAsia="Consolas" w:hAnsi="Consolas"/>
-          <w:color w:val="B81FA8"/>
+          <w:color w:val="B00020"/>
+          <w:shd w:fill="EFEFEF" w:color="auto" w:val="clear"/>
         </w:rPr>
         <w:t xml:space="preserve">/</w:t>
       </w:r>
@@ -13027,7 +13145,8 @@
       <w:r>
         <w:rPr>
           <w:rFonts w:ascii="Consolas" w:cs="Consolas" w:eastAsia="Consolas" w:hAnsi="Consolas"/>
-          <w:color w:val="B81FA8"/>
+          <w:color w:val="B00020"/>
+          <w:shd w:fill="EFEFEF" w:color="auto" w:val="clear"/>
         </w:rPr>
         <w:t xml:space="preserve">AbCd1234XyZ</w:t>
       </w:r>
@@ -13077,7 +13196,8 @@
       <w:r>
         <w:rPr>
           <w:rFonts w:ascii="Consolas" w:cs="Consolas" w:eastAsia="Consolas" w:hAnsi="Consolas"/>
-          <w:color w:val="B81FA8"/>
+          <w:color w:val="B00020"/>
+          <w:shd w:fill="EFEFEF" w:color="auto" w:val="clear"/>
         </w:rPr>
         <w:t xml:space="preserve">feeds.behold.so/...</w:t>
       </w:r>
@@ -13100,7 +13220,7 @@
         <w:spacing w:after="120"/>
       </w:pPr>
       <w:r>
-        <w:t xml:space="preserve">Un consiglio: incolla per un attimo questo codice in una nota o in una mail a te stessa, così non lo perdi mentre passi al prossimo passo.</w:t>
+        <w:t xml:space="preserve">Un consiglio: incolla per un attimo questo codice in una nota o in una mail a te stesso, così non lo perdi mentre passi al prossimo passo.</w:t>
       </w:r>
     </w:p>
     <w:p>
@@ -13112,9 +13232,9 @@
         <w:rPr>
           <w:b/>
           <w:bCs/>
-          <w:color w:val="0D0D0F"/>
-          <w:sz w:val="27"/>
-          <w:szCs w:val="27"/>
+          <w:color w:val="2E2E2E"/>
+          <w:sz w:val="26"/>
+          <w:szCs w:val="26"/>
         </w:rPr>
         <w:t xml:space="preserve">Passo 4 — Incolla l'ID in Vercel (variabile BEHOLD_FEED_ID)</w:t>
       </w:r>
@@ -13193,13 +13313,13 @@
     </w:p>
     <w:p>
       <w:pPr>
-        <w:shd w:fill="F4EEF2" w:color="auto" w:val="solid"/>
-        <w:spacing w:after="120" w:before="60"/>
-      </w:pPr>
-      <w:r>
-        <w:rPr>
-          <w:rFonts w:ascii="Consolas" w:cs="Consolas" w:eastAsia="Consolas" w:hAnsi="Consolas"/>
-          <w:color w:val="2A2A2E"/>
+        <w:shd w:fill="F2F2F2" w:color="auto" w:val="clear"/>
+        <w:spacing w:after="120" w:before="60" w:line="240"/>
+      </w:pPr>
+      <w:r>
+        <w:rPr>
+          <w:rFonts w:ascii="Consolas" w:cs="Consolas" w:eastAsia="Consolas" w:hAnsi="Consolas"/>
+          <w:color w:val="1A1A1A"/>
           <w:sz w:val="20"/>
           <w:szCs w:val="20"/>
         </w:rPr>
@@ -13231,7 +13351,8 @@
       <w:r>
         <w:rPr>
           <w:rFonts w:ascii="Consolas" w:cs="Consolas" w:eastAsia="Consolas" w:hAnsi="Consolas"/>
-          <w:color w:val="B81FA8"/>
+          <w:color w:val="B00020"/>
+          <w:shd w:fill="EFEFEF" w:color="auto" w:val="clear"/>
         </w:rPr>
         <w:t xml:space="preserve">AbCd1234XyZ</w:t>
       </w:r>
@@ -13241,7 +13362,8 @@
       <w:r>
         <w:rPr>
           <w:rFonts w:ascii="Consolas" w:cs="Consolas" w:eastAsia="Consolas" w:hAnsi="Consolas"/>
-          <w:color w:val="B81FA8"/>
+          <w:color w:val="B00020"/>
+          <w:shd w:fill="EFEFEF" w:color="auto" w:val="clear"/>
         </w:rPr>
         <w:t xml:space="preserve">https://feeds.behold.so/</w:t>
       </w:r>
@@ -13289,7 +13411,8 @@
       <w:r>
         <w:rPr>
           <w:rFonts w:ascii="Consolas" w:cs="Consolas" w:eastAsia="Consolas" w:hAnsi="Consolas"/>
-          <w:color w:val="B81FA8"/>
+          <w:color w:val="B00020"/>
+          <w:shd w:fill="EFEFEF" w:color="auto" w:val="clear"/>
         </w:rPr>
         <w:t xml:space="preserve">BEHOLD_FEED_ID</w:t>
       </w:r>
@@ -13347,7 +13470,8 @@
       <w:r>
         <w:rPr>
           <w:rFonts w:ascii="Consolas" w:cs="Consolas" w:eastAsia="Consolas" w:hAnsi="Consolas"/>
-          <w:color w:val="B81FA8"/>
+          <w:color w:val="B00020"/>
+          <w:shd w:fill="EFEFEF" w:color="auto" w:val="clear"/>
         </w:rPr>
         <w:t xml:space="preserve">BEHOLD_FEED_ID</w:t>
       </w:r>
@@ -13364,9 +13488,9 @@
         <w:rPr>
           <w:b/>
           <w:bCs/>
-          <w:color w:val="0D0D0F"/>
-          <w:sz w:val="27"/>
-          <w:szCs w:val="27"/>
+          <w:color w:val="2E2E2E"/>
+          <w:sz w:val="26"/>
+          <w:szCs w:val="26"/>
         </w:rPr>
         <w:t xml:space="preserve">Cosa vedrai sul sito a fine procedura</w:t>
       </w:r>
@@ -13378,12 +13502,12 @@
       <w:r>
         <w:t xml:space="preserve">Apri la homepage del sito di prova: </w:t>
       </w:r>
-      <w:hyperlink w:history="1" r:id="rIdn0x5jl3bzc4r2e_iuy29j">
+      <w:hyperlink w:history="1" r:id="rIdqhgwgtw3zyjjsmjrcr2sv">
         <w:r>
           <w:rPr>
             <w:b/>
             <w:bCs/>
-            <w:color w:val="B81FA8"/>
+            <w:color w:val="1A57A8"/>
             <w:u w:val="single"/>
           </w:rPr>
           <w:t xml:space="preserve">https://climbpolestudio-it.vercel.app</w:t>
@@ -13447,9 +13571,9 @@
         <w:rPr>
           <w:b/>
           <w:bCs/>
-          <w:color w:val="0D0D0F"/>
-          <w:sz w:val="27"/>
-          <w:szCs w:val="27"/>
+          <w:color w:val="2E2E2E"/>
+          <w:sz w:val="26"/>
+          <w:szCs w:val="26"/>
         </w:rPr>
         <w:t xml:space="preserve">Cose importanti da ricordare</w:t>
       </w:r>
@@ -13516,7 +13640,8 @@
       <w:r>
         <w:rPr>
           <w:rFonts w:ascii="Consolas" w:cs="Consolas" w:eastAsia="Consolas" w:hAnsi="Consolas"/>
-          <w:color w:val="B81FA8"/>
+          <w:color w:val="B00020"/>
+          <w:shd w:fill="EFEFEF" w:color="auto" w:val="clear"/>
         </w:rPr>
         <w:t xml:space="preserve">BEHOLD_FEED_ID</w:t>
       </w:r>
@@ -13551,9 +13676,9 @@
         <w:rPr>
           <w:b/>
           <w:bCs/>
-          <w:color w:val="B81FA8"/>
-          <w:sz w:val="34"/>
-          <w:szCs w:val="34"/>
+          <w:color w:val="1F4E79"/>
+          <w:sz w:val="32"/>
+          <w:szCs w:val="32"/>
         </w:rPr>
         <w:t xml:space="preserve">7. Mandare il sito sul dominio vero climbpolestudio.it (Register.it)</w:t>
       </w:r>
@@ -13585,9 +13710,9 @@
         <w:rPr>
           <w:b/>
           <w:bCs/>
-          <w:color w:val="0D0D0F"/>
-          <w:sz w:val="27"/>
-          <w:szCs w:val="27"/>
+          <w:color w:val="2E2E2E"/>
+          <w:sz w:val="26"/>
+          <w:szCs w:val="26"/>
         </w:rPr>
         <w:t xml:space="preserve">7.1 Cosa stiamo per fare (in parole semplici)</w:t>
       </w:r>
@@ -13622,7 +13747,8 @@
       <w:r>
         <w:rPr>
           <w:rFonts w:ascii="Consolas" w:cs="Consolas" w:eastAsia="Consolas" w:hAnsi="Consolas"/>
-          <w:color w:val="B81FA8"/>
+          <w:color w:val="B00020"/>
+          <w:shd w:fill="EFEFEF" w:color="auto" w:val="clear"/>
         </w:rPr>
         <w:t xml:space="preserve">https://climbpolestudio-it.vercel.app</w:t>
       </w:r>
@@ -13658,7 +13784,8 @@
       <w:r>
         <w:rPr>
           <w:rFonts w:ascii="Consolas" w:cs="Consolas" w:eastAsia="Consolas" w:hAnsi="Consolas"/>
-          <w:color w:val="B81FA8"/>
+          <w:color w:val="B00020"/>
+          <w:shd w:fill="EFEFEF" w:color="auto" w:val="clear"/>
         </w:rPr>
         <w:t xml:space="preserve">climbpolestudio.it</w:t>
       </w:r>
@@ -13703,9 +13830,9 @@
         <w:rPr>
           <w:b/>
           <w:bCs/>
-          <w:color w:val="0D0D0F"/>
-          <w:sz w:val="27"/>
-          <w:szCs w:val="27"/>
+          <w:color w:val="2E2E2E"/>
+          <w:sz w:val="26"/>
+          <w:szCs w:val="26"/>
         </w:rPr>
         <w:t xml:space="preserve">7.2 Cos'è il DNS (la "rubrica di internet")</w:t>
       </w:r>
@@ -13758,7 +13885,8 @@
       <w:r>
         <w:rPr>
           <w:rFonts w:ascii="Consolas" w:cs="Consolas" w:eastAsia="Consolas" w:hAnsi="Consolas"/>
-          <w:color w:val="B81FA8"/>
+          <w:color w:val="B00020"/>
+          <w:shd w:fill="EFEFEF" w:color="auto" w:val="clear"/>
         </w:rPr>
         <w:t xml:space="preserve">76.76.21.21</w:t>
       </w:r>
@@ -13829,7 +13957,8 @@
       <w:r>
         <w:rPr>
           <w:rFonts w:ascii="Consolas" w:cs="Consolas" w:eastAsia="Consolas" w:hAnsi="Consolas"/>
-          <w:color w:val="B81FA8"/>
+          <w:color w:val="B00020"/>
+          <w:shd w:fill="EFEFEF" w:color="auto" w:val="clear"/>
         </w:rPr>
         <w:t xml:space="preserve">climbpolestudio.it</w:t>
       </w:r>
@@ -13839,7 +13968,8 @@
       <w:r>
         <w:rPr>
           <w:rFonts w:ascii="Consolas" w:cs="Consolas" w:eastAsia="Consolas" w:hAnsi="Consolas"/>
-          <w:color w:val="B81FA8"/>
+          <w:color w:val="B00020"/>
+          <w:shd w:fill="EFEFEF" w:color="auto" w:val="clear"/>
         </w:rPr>
         <w:t xml:space="preserve">@</w:t>
       </w:r>
@@ -13882,7 +14012,8 @@
       <w:r>
         <w:rPr>
           <w:rFonts w:ascii="Consolas" w:cs="Consolas" w:eastAsia="Consolas" w:hAnsi="Consolas"/>
-          <w:color w:val="B81FA8"/>
+          <w:color w:val="B00020"/>
+          <w:shd w:fill="EFEFEF" w:color="auto" w:val="clear"/>
         </w:rPr>
         <w:t xml:space="preserve">www.climbpolestudio.it</w:t>
       </w:r>
@@ -13917,9 +14048,9 @@
         <w:rPr>
           <w:b/>
           <w:bCs/>
-          <w:color w:val="0D0D0F"/>
-          <w:sz w:val="27"/>
-          <w:szCs w:val="27"/>
+          <w:color w:val="2E2E2E"/>
+          <w:sz w:val="26"/>
+          <w:szCs w:val="26"/>
         </w:rPr>
         <w:t xml:space="preserve">7.3 Importante: il cambio NON è istantaneo</w:t>
       </w:r>
@@ -14015,9 +14146,9 @@
         <w:rPr>
           <w:b/>
           <w:bCs/>
-          <w:color w:val="0D0D0F"/>
-          <w:sz w:val="27"/>
-          <w:szCs w:val="27"/>
+          <w:color w:val="2E2E2E"/>
+          <w:sz w:val="26"/>
+          <w:szCs w:val="26"/>
         </w:rPr>
         <w:t xml:space="preserve">7.4 Prima di iniziare: cosa tenere a portata di mano</w:t>
       </w:r>
@@ -14144,10 +14275,10 @@
       <w:tblPr>
         <w:tblW w:type="pct" w:w="100%"/>
         <w:tblBorders>
-          <w:top w:val="single" w:color="EAD2E4" w:sz="4"/>
-          <w:left w:val="single" w:color="B81FA8" w:sz="24"/>
-          <w:bottom w:val="single" w:color="EAD2E4" w:sz="4"/>
-          <w:right w:val="single" w:color="EAD2E4" w:sz="4"/>
+          <w:top w:val="none"/>
+          <w:left w:val="single" w:color="1F4E79" w:sz="24"/>
+          <w:bottom w:val="none"/>
+          <w:right w:val="none"/>
           <w:insideH w:val="none"/>
           <w:insideV w:val="none"/>
         </w:tblBorders>
@@ -14158,7 +14289,7 @@
       <w:tr>
         <w:tc>
           <w:tcPr>
-            <w:shd w:fill="FBEFF8" w:color="auto" w:val="solid"/>
+            <w:shd w:fill="EAF1F8" w:color="auto" w:val="clear"/>
             <w:tcMar>
               <w:top w:type="dxa" w:w="80"/>
               <w:left w:type="dxa" w:w="160"/>
@@ -14193,9 +14324,9 @@
         <w:rPr>
           <w:b/>
           <w:bCs/>
-          <w:color w:val="0D0D0F"/>
-          <w:sz w:val="27"/>
-          <w:szCs w:val="27"/>
+          <w:color w:val="2E2E2E"/>
+          <w:sz w:val="26"/>
+          <w:szCs w:val="26"/>
         </w:rPr>
         <w:t xml:space="preserve">7.5 Passo 1 — Su Vercel: aggiungere il dominio e leggere i record esatti</w:t>
       </w:r>
@@ -14325,13 +14456,13 @@
     </w:p>
     <w:p>
       <w:pPr>
-        <w:shd w:fill="F4EEF2" w:color="auto" w:val="solid"/>
-        <w:spacing w:after="120" w:before="60"/>
-      </w:pPr>
-      <w:r>
-        <w:rPr>
-          <w:rFonts w:ascii="Consolas" w:cs="Consolas" w:eastAsia="Consolas" w:hAnsi="Consolas"/>
-          <w:color w:val="2A2A2E"/>
+        <w:shd w:fill="F2F2F2" w:color="auto" w:val="clear"/>
+        <w:spacing w:after="120" w:before="60" w:line="240"/>
+      </w:pPr>
+      <w:r>
+        <w:rPr>
+          <w:rFonts w:ascii="Consolas" w:cs="Consolas" w:eastAsia="Consolas" w:hAnsi="Consolas"/>
+          <w:color w:val="1A1A1A"/>
           <w:sz w:val="20"/>
           <w:szCs w:val="20"/>
         </w:rPr>
@@ -14363,13 +14494,13 @@
     </w:p>
     <w:p>
       <w:pPr>
-        <w:shd w:fill="F4EEF2" w:color="auto" w:val="solid"/>
-        <w:spacing w:after="120" w:before="60"/>
-      </w:pPr>
-      <w:r>
-        <w:rPr>
-          <w:rFonts w:ascii="Consolas" w:cs="Consolas" w:eastAsia="Consolas" w:hAnsi="Consolas"/>
-          <w:color w:val="2A2A2E"/>
+        <w:shd w:fill="F2F2F2" w:color="auto" w:val="clear"/>
+        <w:spacing w:after="120" w:before="60" w:line="240"/>
+      </w:pPr>
+      <w:r>
+        <w:rPr>
+          <w:rFonts w:ascii="Consolas" w:cs="Consolas" w:eastAsia="Consolas" w:hAnsi="Consolas"/>
+          <w:color w:val="1A1A1A"/>
           <w:sz w:val="20"/>
           <w:szCs w:val="20"/>
         </w:rPr>
@@ -14454,7 +14585,8 @@
       <w:r>
         <w:rPr>
           <w:rFonts w:ascii="Consolas" w:cs="Consolas" w:eastAsia="Consolas" w:hAnsi="Consolas"/>
-          <w:color w:val="B81FA8"/>
+          <w:color w:val="B00020"/>
+          <w:shd w:fill="EFEFEF" w:color="auto" w:val="clear"/>
         </w:rPr>
         <w:t xml:space="preserve">@</w:t>
       </w:r>
@@ -14464,7 +14596,8 @@
       <w:r>
         <w:rPr>
           <w:rFonts w:ascii="Consolas" w:cs="Consolas" w:eastAsia="Consolas" w:hAnsi="Consolas"/>
-          <w:color w:val="B81FA8"/>
+          <w:color w:val="B00020"/>
+          <w:shd w:fill="EFEFEF" w:color="auto" w:val="clear"/>
         </w:rPr>
         <w:t xml:space="preserve">76.76.21.21</w:t>
       </w:r>
@@ -14497,7 +14630,8 @@
       <w:r>
         <w:rPr>
           <w:rFonts w:ascii="Consolas" w:cs="Consolas" w:eastAsia="Consolas" w:hAnsi="Consolas"/>
-          <w:color w:val="B81FA8"/>
+          <w:color w:val="B00020"/>
+          <w:shd w:fill="EFEFEF" w:color="auto" w:val="clear"/>
         </w:rPr>
         <w:t xml:space="preserve">www</w:t>
       </w:r>
@@ -14507,7 +14641,8 @@
       <w:r>
         <w:rPr>
           <w:rFonts w:ascii="Consolas" w:cs="Consolas" w:eastAsia="Consolas" w:hAnsi="Consolas"/>
-          <w:color w:val="B81FA8"/>
+          <w:color w:val="B00020"/>
+          <w:shd w:fill="EFEFEF" w:color="auto" w:val="clear"/>
         </w:rPr>
         <w:t xml:space="preserve">cname.vercel-dns.com</w:t>
       </w:r>
@@ -14519,10 +14654,10 @@
       <w:tblPr>
         <w:tblW w:type="pct" w:w="100%"/>
         <w:tblBorders>
-          <w:top w:val="single" w:color="EAD2E4" w:sz="4"/>
-          <w:left w:val="single" w:color="B81FA8" w:sz="24"/>
-          <w:bottom w:val="single" w:color="EAD2E4" w:sz="4"/>
-          <w:right w:val="single" w:color="EAD2E4" w:sz="4"/>
+          <w:top w:val="none"/>
+          <w:left w:val="single" w:color="1F4E79" w:sz="24"/>
+          <w:bottom w:val="none"/>
+          <w:right w:val="none"/>
           <w:insideH w:val="none"/>
           <w:insideV w:val="none"/>
         </w:tblBorders>
@@ -14533,7 +14668,7 @@
       <w:tr>
         <w:tc>
           <w:tcPr>
-            <w:shd w:fill="FBEFF8" w:color="auto" w:val="solid"/>
+            <w:shd w:fill="EAF1F8" w:color="auto" w:val="clear"/>
             <w:tcMar>
               <w:top w:type="dxa" w:w="80"/>
               <w:left w:type="dxa" w:w="160"/>
@@ -14603,9 +14738,9 @@
         <w:rPr>
           <w:b/>
           <w:bCs/>
-          <w:color w:val="0D0D0F"/>
-          <w:sz w:val="27"/>
-          <w:szCs w:val="27"/>
+          <w:color w:val="2E2E2E"/>
+          <w:sz w:val="26"/>
+          <w:szCs w:val="26"/>
         </w:rPr>
         <w:t xml:space="preserve">7.6 Passo 2 — Su Register.it: modificare i record DNS</w:t>
       </w:r>
@@ -14814,7 +14949,8 @@
       <w:r>
         <w:rPr>
           <w:rFonts w:ascii="Consolas" w:cs="Consolas" w:eastAsia="Consolas" w:hAnsi="Consolas"/>
-          <w:color w:val="B81FA8"/>
+          <w:color w:val="B00020"/>
+          <w:shd w:fill="EFEFEF" w:color="auto" w:val="clear"/>
         </w:rPr>
         <w:t xml:space="preserve">@</w:t>
       </w:r>
@@ -14824,7 +14960,8 @@
       <w:r>
         <w:rPr>
           <w:rFonts w:ascii="Consolas" w:cs="Consolas" w:eastAsia="Consolas" w:hAnsi="Consolas"/>
-          <w:color w:val="B81FA8"/>
+          <w:color w:val="B00020"/>
+          <w:shd w:fill="EFEFEF" w:color="auto" w:val="clear"/>
         </w:rPr>
         <w:t xml:space="preserve">www</w:t>
       </w:r>
@@ -14886,7 +15023,8 @@
           <w:rFonts w:ascii="Consolas" w:cs="Consolas" w:eastAsia="Consolas" w:hAnsi="Consolas"/>
           <w:b/>
           <w:bCs/>
-          <w:color w:val="B81FA8"/>
+          <w:color w:val="B00020"/>
+          <w:shd w:fill="EFEFEF" w:color="auto" w:val="clear"/>
         </w:rPr>
         <w:t xml:space="preserve">A</w:t>
       </w:r>
@@ -14905,7 +15043,8 @@
           <w:rFonts w:ascii="Consolas" w:cs="Consolas" w:eastAsia="Consolas" w:hAnsi="Consolas"/>
           <w:b/>
           <w:bCs/>
-          <w:color w:val="B81FA8"/>
+          <w:color w:val="B00020"/>
+          <w:shd w:fill="EFEFEF" w:color="auto" w:val="clear"/>
         </w:rPr>
         <w:t xml:space="preserve">@</w:t>
       </w:r>
@@ -14965,7 +15104,8 @@
       <w:r>
         <w:rPr>
           <w:rFonts w:ascii="Consolas" w:cs="Consolas" w:eastAsia="Consolas" w:hAnsi="Consolas"/>
-          <w:color w:val="B81FA8"/>
+          <w:color w:val="B00020"/>
+          <w:shd w:fill="EFEFEF" w:color="auto" w:val="clear"/>
         </w:rPr>
         <w:t xml:space="preserve">76.76.21.21</w:t>
       </w:r>
@@ -15006,7 +15146,8 @@
       <w:r>
         <w:rPr>
           <w:rFonts w:ascii="Consolas" w:cs="Consolas" w:eastAsia="Consolas" w:hAnsi="Consolas"/>
-          <w:color w:val="B81FA8"/>
+          <w:color w:val="B00020"/>
+          <w:shd w:fill="EFEFEF" w:color="auto" w:val="clear"/>
         </w:rPr>
         <w:t xml:space="preserve">@</w:t>
       </w:r>
@@ -15016,7 +15157,8 @@
       <w:r>
         <w:rPr>
           <w:rFonts w:ascii="Consolas" w:cs="Consolas" w:eastAsia="Consolas" w:hAnsi="Consolas"/>
-          <w:color w:val="B81FA8"/>
+          <w:color w:val="B00020"/>
+          <w:shd w:fill="EFEFEF" w:color="auto" w:val="clear"/>
         </w:rPr>
         <w:t xml:space="preserve">A</w:t>
       </w:r>
@@ -15026,7 +15168,8 @@
       <w:r>
         <w:rPr>
           <w:rFonts w:ascii="Consolas" w:cs="Consolas" w:eastAsia="Consolas" w:hAnsi="Consolas"/>
-          <w:color w:val="B81FA8"/>
+          <w:color w:val="B00020"/>
+          <w:shd w:fill="EFEFEF" w:color="auto" w:val="clear"/>
         </w:rPr>
         <w:t xml:space="preserve">@</w:t>
       </w:r>
@@ -15045,12 +15188,12 @@
         </w:rPr>
         <w:t xml:space="preserve">B) Il record CNAME (per </w:t>
       </w:r>
-      <w:hyperlink w:history="1" r:id="rId-s0zpycajfzvdzl9hm3dz">
+      <w:hyperlink w:history="1" r:id="rIdrdj0m0yt4sj5ndvougnj3">
         <w:r>
           <w:rPr>
             <w:b/>
             <w:bCs/>
-            <w:color w:val="B81FA8"/>
+            <w:color w:val="1A57A8"/>
             <w:u w:val="single"/>
           </w:rPr>
           <w:t xml:space="preserve">www.climbpolestudio.it</w:t>
@@ -15088,7 +15231,8 @@
           <w:rFonts w:ascii="Consolas" w:cs="Consolas" w:eastAsia="Consolas" w:hAnsi="Consolas"/>
           <w:b/>
           <w:bCs/>
-          <w:color w:val="B81FA8"/>
+          <w:color w:val="B00020"/>
+          <w:shd w:fill="EFEFEF" w:color="auto" w:val="clear"/>
         </w:rPr>
         <w:t xml:space="preserve">CNAME</w:t>
       </w:r>
@@ -15107,7 +15251,8 @@
           <w:rFonts w:ascii="Consolas" w:cs="Consolas" w:eastAsia="Consolas" w:hAnsi="Consolas"/>
           <w:b/>
           <w:bCs/>
-          <w:color w:val="B81FA8"/>
+          <w:color w:val="B00020"/>
+          <w:shd w:fill="EFEFEF" w:color="auto" w:val="clear"/>
         </w:rPr>
         <w:t xml:space="preserve">www</w:t>
       </w:r>
@@ -15140,13 +15285,13 @@
     </w:p>
     <w:p>
       <w:pPr>
-        <w:shd w:fill="F4EEF2" w:color="auto" w:val="solid"/>
-        <w:spacing w:after="120" w:before="60"/>
-      </w:pPr>
-      <w:r>
-        <w:rPr>
-          <w:rFonts w:ascii="Consolas" w:cs="Consolas" w:eastAsia="Consolas" w:hAnsi="Consolas"/>
-          <w:color w:val="2A2A2E"/>
+        <w:shd w:fill="F2F2F2" w:color="auto" w:val="clear"/>
+        <w:spacing w:after="120" w:before="60" w:line="240"/>
+      </w:pPr>
+      <w:r>
+        <w:rPr>
+          <w:rFonts w:ascii="Consolas" w:cs="Consolas" w:eastAsia="Consolas" w:hAnsi="Consolas"/>
+          <w:color w:val="1A1A1A"/>
           <w:sz w:val="20"/>
           <w:szCs w:val="20"/>
         </w:rPr>
@@ -15176,7 +15321,8 @@
       <w:r>
         <w:rPr>
           <w:rFonts w:ascii="Consolas" w:cs="Consolas" w:eastAsia="Consolas" w:hAnsi="Consolas"/>
-          <w:color w:val="B81FA8"/>
+          <w:color w:val="B00020"/>
+          <w:shd w:fill="EFEFEF" w:color="auto" w:val="clear"/>
         </w:rPr>
         <w:t xml:space="preserve">CNAME</w:t>
       </w:r>
@@ -15186,7 +15332,8 @@
       <w:r>
         <w:rPr>
           <w:rFonts w:ascii="Consolas" w:cs="Consolas" w:eastAsia="Consolas" w:hAnsi="Consolas"/>
-          <w:color w:val="B81FA8"/>
+          <w:color w:val="B00020"/>
+          <w:shd w:fill="EFEFEF" w:color="auto" w:val="clear"/>
         </w:rPr>
         <w:t xml:space="preserve">www</w:t>
       </w:r>
@@ -15196,7 +15343,8 @@
       <w:r>
         <w:rPr>
           <w:rFonts w:ascii="Consolas" w:cs="Consolas" w:eastAsia="Consolas" w:hAnsi="Consolas"/>
-          <w:color w:val="B81FA8"/>
+          <w:color w:val="B00020"/>
+          <w:shd w:fill="EFEFEF" w:color="auto" w:val="clear"/>
         </w:rPr>
         <w:t xml:space="preserve">cname.vercel-dns.com</w:t>
       </w:r>
@@ -15246,7 +15394,8 @@
       <w:r>
         <w:rPr>
           <w:rFonts w:ascii="Consolas" w:cs="Consolas" w:eastAsia="Consolas" w:hAnsi="Consolas"/>
-          <w:color w:val="B81FA8"/>
+          <w:color w:val="B00020"/>
+          <w:shd w:fill="EFEFEF" w:color="auto" w:val="clear"/>
         </w:rPr>
         <w:t xml:space="preserve">@</w:t>
       </w:r>
@@ -15256,7 +15405,8 @@
       <w:r>
         <w:rPr>
           <w:rFonts w:ascii="Consolas" w:cs="Consolas" w:eastAsia="Consolas" w:hAnsi="Consolas"/>
-          <w:color w:val="B81FA8"/>
+          <w:color w:val="B00020"/>
+          <w:shd w:fill="EFEFEF" w:color="auto" w:val="clear"/>
         </w:rPr>
         <w:t xml:space="preserve">www</w:t>
       </w:r>
@@ -15276,7 +15426,8 @@
       <w:r>
         <w:rPr>
           <w:rFonts w:ascii="Consolas" w:cs="Consolas" w:eastAsia="Consolas" w:hAnsi="Consolas"/>
-          <w:color w:val="B81FA8"/>
+          <w:color w:val="B00020"/>
+          <w:shd w:fill="EFEFEF" w:color="auto" w:val="clear"/>
         </w:rPr>
         <w:t xml:space="preserve">@</w:t>
       </w:r>
@@ -15296,7 +15447,8 @@
       <w:r>
         <w:rPr>
           <w:rFonts w:ascii="Consolas" w:cs="Consolas" w:eastAsia="Consolas" w:hAnsi="Consolas"/>
-          <w:color w:val="B81FA8"/>
+          <w:color w:val="B00020"/>
+          <w:shd w:fill="EFEFEF" w:color="auto" w:val="clear"/>
         </w:rPr>
         <w:t xml:space="preserve">www</w:t>
       </w:r>
@@ -15318,10 +15470,10 @@
       <w:tblPr>
         <w:tblW w:type="pct" w:w="100%"/>
         <w:tblBorders>
-          <w:top w:val="single" w:color="EAD2E4" w:sz="4"/>
-          <w:left w:val="single" w:color="B81FA8" w:sz="24"/>
-          <w:bottom w:val="single" w:color="EAD2E4" w:sz="4"/>
-          <w:right w:val="single" w:color="EAD2E4" w:sz="4"/>
+          <w:top w:val="none"/>
+          <w:left w:val="single" w:color="1F4E79" w:sz="24"/>
+          <w:bottom w:val="none"/>
+          <w:right w:val="none"/>
           <w:insideH w:val="none"/>
           <w:insideV w:val="none"/>
         </w:tblBorders>
@@ -15332,7 +15484,7 @@
       <w:tr>
         <w:tc>
           <w:tcPr>
-            <w:shd w:fill="FBEFF8" w:color="auto" w:val="solid"/>
+            <w:shd w:fill="EAF1F8" w:color="auto" w:val="clear"/>
             <w:tcMar>
               <w:top w:type="dxa" w:w="80"/>
               <w:left w:type="dxa" w:w="160"/>
@@ -15407,7 +15559,8 @@
             <w:r>
               <w:rPr>
                 <w:rFonts w:ascii="Consolas" w:cs="Consolas" w:eastAsia="Consolas" w:hAnsi="Consolas"/>
-                <w:color w:val="B81FA8"/>
+                <w:color w:val="B00020"/>
+                <w:shd w:fill="EFEFEF" w:color="auto" w:val="clear"/>
               </w:rPr>
               <w:t xml:space="preserve">@</w:t>
             </w:r>
@@ -15417,7 +15570,8 @@
             <w:r>
               <w:rPr>
                 <w:rFonts w:ascii="Consolas" w:cs="Consolas" w:eastAsia="Consolas" w:hAnsi="Consolas"/>
-                <w:color w:val="B81FA8"/>
+                <w:color w:val="B00020"/>
+                <w:shd w:fill="EFEFEF" w:color="auto" w:val="clear"/>
               </w:rPr>
               <w:t xml:space="preserve">www</w:t>
             </w:r>
@@ -15507,9 +15661,9 @@
         <w:rPr>
           <w:b/>
           <w:bCs/>
-          <w:color w:val="0D0D0F"/>
-          <w:sz w:val="27"/>
-          <w:szCs w:val="27"/>
+          <w:color w:val="2E2E2E"/>
+          <w:sz w:val="26"/>
+          <w:szCs w:val="26"/>
         </w:rPr>
         <w:t xml:space="preserve">7.7 Passo 3 — Aspettare (e l'HTTPS si accende da solo)</w:t>
       </w:r>
@@ -15613,7 +15767,8 @@
       <w:r>
         <w:rPr>
           <w:rFonts w:ascii="Consolas" w:cs="Consolas" w:eastAsia="Consolas" w:hAnsi="Consolas"/>
-          <w:color w:val="B81FA8"/>
+          <w:color w:val="B00020"/>
+          <w:shd w:fill="EFEFEF" w:color="auto" w:val="clear"/>
         </w:rPr>
         <w:t xml:space="preserve">https://climbpolestudio.it</w:t>
       </w:r>
@@ -15716,7 +15871,8 @@
       <w:r>
         <w:rPr>
           <w:rFonts w:ascii="Consolas" w:cs="Consolas" w:eastAsia="Consolas" w:hAnsi="Consolas"/>
-          <w:color w:val="B81FA8"/>
+          <w:color w:val="B00020"/>
+          <w:shd w:fill="EFEFEF" w:color="auto" w:val="clear"/>
         </w:rPr>
         <w:t xml:space="preserve">@</w:t>
       </w:r>
@@ -15726,7 +15882,8 @@
       <w:r>
         <w:rPr>
           <w:rFonts w:ascii="Consolas" w:cs="Consolas" w:eastAsia="Consolas" w:hAnsi="Consolas"/>
-          <w:color w:val="B81FA8"/>
+          <w:color w:val="B00020"/>
+          <w:shd w:fill="EFEFEF" w:color="auto" w:val="clear"/>
         </w:rPr>
         <w:t xml:space="preserve">www</w:t>
       </w:r>
@@ -15736,7 +15893,8 @@
       <w:r>
         <w:rPr>
           <w:rFonts w:ascii="Consolas" w:cs="Consolas" w:eastAsia="Consolas" w:hAnsi="Consolas"/>
-          <w:color w:val="B81FA8"/>
+          <w:color w:val="B00020"/>
+          <w:shd w:fill="EFEFEF" w:color="auto" w:val="clear"/>
         </w:rPr>
         <w:t xml:space="preserve">cname.vercel-dns.com</w:t>
       </w:r>
@@ -15767,9 +15925,9 @@
         <w:rPr>
           <w:b/>
           <w:bCs/>
-          <w:color w:val="0D0D0F"/>
-          <w:sz w:val="27"/>
-          <w:szCs w:val="27"/>
+          <w:color w:val="2E2E2E"/>
+          <w:sz w:val="26"/>
+          <w:szCs w:val="26"/>
         </w:rPr>
         <w:t xml:space="preserve">7.8 Ultimo ritocco — dire al sito qual è il suo indirizzo "vero"</w:t>
       </w:r>
@@ -15802,7 +15960,8 @@
       <w:r>
         <w:rPr>
           <w:rFonts w:ascii="Consolas" w:cs="Consolas" w:eastAsia="Consolas" w:hAnsi="Consolas"/>
-          <w:color w:val="B81FA8"/>
+          <w:color w:val="B00020"/>
+          <w:shd w:fill="EFEFEF" w:color="auto" w:val="clear"/>
         </w:rPr>
         <w:t xml:space="preserve">.vercel.app</w:t>
       </w:r>
@@ -15870,7 +16029,8 @@
           <w:rFonts w:ascii="Consolas" w:cs="Consolas" w:eastAsia="Consolas" w:hAnsi="Consolas"/>
           <w:b/>
           <w:bCs/>
-          <w:color w:val="B81FA8"/>
+          <w:color w:val="B00020"/>
+          <w:shd w:fill="EFEFEF" w:color="auto" w:val="clear"/>
         </w:rPr>
         <w:t xml:space="preserve">NEXT_PUBLIC_SITE_URL</w:t>
       </w:r>
@@ -15893,13 +16053,13 @@
     </w:p>
     <w:p>
       <w:pPr>
-        <w:shd w:fill="F4EEF2" w:color="auto" w:val="solid"/>
-        <w:spacing w:after="120" w:before="60"/>
-      </w:pPr>
-      <w:r>
-        <w:rPr>
-          <w:rFonts w:ascii="Consolas" w:cs="Consolas" w:eastAsia="Consolas" w:hAnsi="Consolas"/>
-          <w:color w:val="2A2A2E"/>
+        <w:shd w:fill="F2F2F2" w:color="auto" w:val="clear"/>
+        <w:spacing w:after="120" w:before="60" w:line="240"/>
+      </w:pPr>
+      <w:r>
+        <w:rPr>
+          <w:rFonts w:ascii="Consolas" w:cs="Consolas" w:eastAsia="Consolas" w:hAnsi="Consolas"/>
+          <w:color w:val="1A1A1A"/>
           <w:sz w:val="20"/>
           <w:szCs w:val="20"/>
         </w:rPr>
@@ -15986,9 +16146,9 @@
         <w:rPr>
           <w:b/>
           <w:bCs/>
-          <w:color w:val="0D0D0F"/>
-          <w:sz w:val="27"/>
-          <w:szCs w:val="27"/>
+          <w:color w:val="2E2E2E"/>
+          <w:sz w:val="26"/>
+          <w:szCs w:val="26"/>
         </w:rPr>
         <w:t xml:space="preserve">7.9 In due righe (il riassunto da tenere a mente)</w:t>
       </w:r>
@@ -16015,7 +16175,8 @@
       <w:r>
         <w:rPr>
           <w:rFonts w:ascii="Consolas" w:cs="Consolas" w:eastAsia="Consolas" w:hAnsi="Consolas"/>
-          <w:color w:val="B81FA8"/>
+          <w:color w:val="B00020"/>
+          <w:shd w:fill="EFEFEF" w:color="auto" w:val="clear"/>
         </w:rPr>
         <w:t xml:space="preserve">climbpolestudio.it</w:t>
       </w:r>
@@ -16025,7 +16186,8 @@
       <w:r>
         <w:rPr>
           <w:rFonts w:ascii="Consolas" w:cs="Consolas" w:eastAsia="Consolas" w:hAnsi="Consolas"/>
-          <w:color w:val="B81FA8"/>
+          <w:color w:val="B00020"/>
+          <w:shd w:fill="EFEFEF" w:color="auto" w:val="clear"/>
         </w:rPr>
         <w:t xml:space="preserve">www.climbpolestudio.it</w:t>
       </w:r>
@@ -16064,7 +16226,8 @@
           <w:rFonts w:ascii="Consolas" w:cs="Consolas" w:eastAsia="Consolas" w:hAnsi="Consolas"/>
           <w:b/>
           <w:bCs/>
-          <w:color w:val="B81FA8"/>
+          <w:color w:val="B00020"/>
+          <w:shd w:fill="EFEFEF" w:color="auto" w:val="clear"/>
         </w:rPr>
         <w:t xml:space="preserve">@</w:t>
       </w:r>
@@ -16083,7 +16246,8 @@
           <w:rFonts w:ascii="Consolas" w:cs="Consolas" w:eastAsia="Consolas" w:hAnsi="Consolas"/>
           <w:b/>
           <w:bCs/>
-          <w:color w:val="B81FA8"/>
+          <w:color w:val="B00020"/>
+          <w:shd w:fill="EFEFEF" w:color="auto" w:val="clear"/>
         </w:rPr>
         <w:t xml:space="preserve">www</w:t>
       </w:r>
@@ -16093,7 +16257,8 @@
       <w:r>
         <w:rPr>
           <w:rFonts w:ascii="Consolas" w:cs="Consolas" w:eastAsia="Consolas" w:hAnsi="Consolas"/>
-          <w:color w:val="B81FA8"/>
+          <w:color w:val="B00020"/>
+          <w:shd w:fill="EFEFEF" w:color="auto" w:val="clear"/>
         </w:rPr>
         <w:t xml:space="preserve">cname.vercel-dns.com</w:t>
       </w:r>
@@ -16186,9 +16351,9 @@
         <w:rPr>
           <w:b/>
           <w:bCs/>
-          <w:color w:val="B81FA8"/>
-          <w:sz w:val="34"/>
-          <w:szCs w:val="34"/>
+          <w:color w:val="1F4E79"/>
+          <w:sz w:val="32"/>
+          <w:szCs w:val="32"/>
         </w:rPr>
         <w:t xml:space="preserve">8. Far funzionare il modulo contatti (email con Resend)</w:t>
       </w:r>
@@ -16228,11 +16393,11 @@
         <w:rPr>
           <w:b/>
           <w:bCs/>
-          <w:color w:val="0D0D0F"/>
-          <w:sz w:val="27"/>
-          <w:szCs w:val="27"/>
-        </w:rPr>
-        <w:t xml:space="preserve">Tranquilla: senza Resend il sito NON è rotto</w:t>
+          <w:color w:val="2E2E2E"/>
+          <w:sz w:val="26"/>
+          <w:szCs w:val="26"/>
+        </w:rPr>
+        <w:t xml:space="preserve">Tranquillo: senza Resend il sito NON è rotto</w:t>
       </w:r>
     </w:p>
     <w:p>
@@ -16293,10 +16458,10 @@
       <w:tblPr>
         <w:tblW w:type="pct" w:w="100%"/>
         <w:tblBorders>
-          <w:top w:val="single" w:color="EAD2E4" w:sz="4"/>
-          <w:left w:val="single" w:color="B81FA8" w:sz="24"/>
-          <w:bottom w:val="single" w:color="EAD2E4" w:sz="4"/>
-          <w:right w:val="single" w:color="EAD2E4" w:sz="4"/>
+          <w:top w:val="none"/>
+          <w:left w:val="single" w:color="1F4E79" w:sz="24"/>
+          <w:bottom w:val="none"/>
+          <w:right w:val="none"/>
           <w:insideH w:val="none"/>
           <w:insideV w:val="none"/>
         </w:tblBorders>
@@ -16307,7 +16472,7 @@
       <w:tr>
         <w:tc>
           <w:tcPr>
-            <w:shd w:fill="FBEFF8" w:color="auto" w:val="solid"/>
+            <w:shd w:fill="EAF1F8" w:color="auto" w:val="clear"/>
             <w:tcMar>
               <w:top w:type="dxa" w:w="80"/>
               <w:left w:type="dxa" w:w="160"/>
@@ -16335,9 +16500,9 @@
         <w:rPr>
           <w:b/>
           <w:bCs/>
-          <w:color w:val="0D0D0F"/>
-          <w:sz w:val="27"/>
-          <w:szCs w:val="27"/>
+          <w:color w:val="2E2E2E"/>
+          <w:sz w:val="26"/>
+          <w:szCs w:val="26"/>
         </w:rPr>
         <w:t xml:space="preserve">Quando conviene fare questo capitolo</w:t>
       </w:r>
@@ -16352,7 +16517,8 @@
       <w:r>
         <w:rPr>
           <w:rFonts w:ascii="Consolas" w:cs="Consolas" w:eastAsia="Consolas" w:hAnsi="Consolas"/>
-          <w:color w:val="B81FA8"/>
+          <w:color w:val="B00020"/>
+          <w:shd w:fill="EFEFEF" w:color="auto" w:val="clear"/>
         </w:rPr>
         <w:t xml:space="preserve">nadia@climbpolestudio.it</w:t>
       </w:r>
@@ -16372,7 +16538,8 @@
       <w:r>
         <w:rPr>
           <w:rFonts w:ascii="Consolas" w:cs="Consolas" w:eastAsia="Consolas" w:hAnsi="Consolas"/>
-          <w:color w:val="B81FA8"/>
+          <w:color w:val="B00020"/>
+          <w:shd w:fill="EFEFEF" w:color="auto" w:val="clear"/>
         </w:rPr>
         <w:t xml:space="preserve">climbpolestudio.it</w:t>
       </w:r>
@@ -16459,9 +16626,9 @@
         <w:rPr>
           <w:b/>
           <w:bCs/>
-          <w:color w:val="0D0D0F"/>
-          <w:sz w:val="27"/>
-          <w:szCs w:val="27"/>
+          <w:color w:val="2E2E2E"/>
+          <w:sz w:val="26"/>
+          <w:szCs w:val="26"/>
         </w:rPr>
         <w:t xml:space="preserve">Passo 1 — Crea l'account su Resend</w:t>
       </w:r>
@@ -16481,13 +16648,13 @@
     </w:p>
     <w:p>
       <w:pPr>
-        <w:shd w:fill="F4EEF2" w:color="auto" w:val="solid"/>
-        <w:spacing w:after="120" w:before="60"/>
-      </w:pPr>
-      <w:r>
-        <w:rPr>
-          <w:rFonts w:ascii="Consolas" w:cs="Consolas" w:eastAsia="Consolas" w:hAnsi="Consolas"/>
-          <w:color w:val="2A2A2E"/>
+        <w:shd w:fill="F2F2F2" w:color="auto" w:val="clear"/>
+        <w:spacing w:after="120" w:before="60" w:line="240"/>
+      </w:pPr>
+      <w:r>
+        <w:rPr>
+          <w:rFonts w:ascii="Consolas" w:cs="Consolas" w:eastAsia="Consolas" w:hAnsi="Consolas"/>
+          <w:color w:val="1A1A1A"/>
           <w:sz w:val="20"/>
           <w:szCs w:val="20"/>
         </w:rPr>
@@ -16579,9 +16746,9 @@
         <w:rPr>
           <w:b/>
           <w:bCs/>
-          <w:color w:val="0D0D0F"/>
-          <w:sz w:val="27"/>
-          <w:szCs w:val="27"/>
+          <w:color w:val="2E2E2E"/>
+          <w:sz w:val="26"/>
+          <w:szCs w:val="26"/>
         </w:rPr>
         <w:t xml:space="preserve">Passo 2 — Verifica il dominio climbpolestudio.it</w:t>
       </w:r>
@@ -16655,13 +16822,13 @@
     </w:p>
     <w:p>
       <w:pPr>
-        <w:shd w:fill="F4EEF2" w:color="auto" w:val="solid"/>
-        <w:spacing w:after="120" w:before="60"/>
-      </w:pPr>
-      <w:r>
-        <w:rPr>
-          <w:rFonts w:ascii="Consolas" w:cs="Consolas" w:eastAsia="Consolas" w:hAnsi="Consolas"/>
-          <w:color w:val="2A2A2E"/>
+        <w:shd w:fill="F2F2F2" w:color="auto" w:val="clear"/>
+        <w:spacing w:after="120" w:before="60" w:line="240"/>
+      </w:pPr>
+      <w:r>
+        <w:rPr>
+          <w:rFonts w:ascii="Consolas" w:cs="Consolas" w:eastAsia="Consolas" w:hAnsi="Consolas"/>
+          <w:color w:val="1A1A1A"/>
           <w:sz w:val="20"/>
           <w:szCs w:val="20"/>
         </w:rPr>
@@ -16786,7 +16953,8 @@
       <w:r>
         <w:rPr>
           <w:rFonts w:ascii="Consolas" w:cs="Consolas" w:eastAsia="Consolas" w:hAnsi="Consolas"/>
-          <w:color w:val="B81FA8"/>
+          <w:color w:val="B00020"/>
+          <w:shd w:fill="EFEFEF" w:color="auto" w:val="clear"/>
         </w:rPr>
         <w:t xml:space="preserve">climbpolestudio.it</w:t>
       </w:r>
@@ -16893,10 +17061,10 @@
       <w:tblPr>
         <w:tblW w:type="pct" w:w="100%"/>
         <w:tblBorders>
-          <w:top w:val="single" w:color="EAD2E4" w:sz="4"/>
-          <w:left w:val="single" w:color="B81FA8" w:sz="24"/>
-          <w:bottom w:val="single" w:color="EAD2E4" w:sz="4"/>
-          <w:right w:val="single" w:color="EAD2E4" w:sz="4"/>
+          <w:top w:val="none"/>
+          <w:left w:val="single" w:color="1F4E79" w:sz="24"/>
+          <w:bottom w:val="none"/>
+          <w:right w:val="none"/>
           <w:insideH w:val="none"/>
           <w:insideV w:val="none"/>
         </w:tblBorders>
@@ -16907,7 +17075,7 @@
       <w:tr>
         <w:tc>
           <w:tcPr>
-            <w:shd w:fill="FBEFF8" w:color="auto" w:val="solid"/>
+            <w:shd w:fill="EAF1F8" w:color="auto" w:val="clear"/>
             <w:tcMar>
               <w:top w:type="dxa" w:w="80"/>
               <w:left w:type="dxa" w:w="160"/>
@@ -17067,7 +17235,8 @@
       <w:r>
         <w:rPr>
           <w:rFonts w:ascii="Consolas" w:cs="Consolas" w:eastAsia="Consolas" w:hAnsi="Consolas"/>
-          <w:color w:val="B81FA8"/>
+          <w:color w:val="B00020"/>
+          <w:shd w:fill="EFEFEF" w:color="auto" w:val="clear"/>
         </w:rPr>
         <w:t xml:space="preserve">resend._domainkey</w:t>
       </w:r>
@@ -17077,7 +17246,8 @@
       <w:r>
         <w:rPr>
           <w:rFonts w:ascii="Consolas" w:cs="Consolas" w:eastAsia="Consolas" w:hAnsi="Consolas"/>
-          <w:color w:val="B81FA8"/>
+          <w:color w:val="B00020"/>
+          <w:shd w:fill="EFEFEF" w:color="auto" w:val="clear"/>
         </w:rPr>
         <w:t xml:space="preserve">resend._domainkey.climbpolestudio.it</w:t>
       </w:r>
@@ -17102,10 +17272,10 @@
       <w:tblPr>
         <w:tblW w:type="pct" w:w="100%"/>
         <w:tblBorders>
-          <w:top w:val="single" w:color="EAD2E4" w:sz="4"/>
-          <w:left w:val="single" w:color="B81FA8" w:sz="24"/>
-          <w:bottom w:val="single" w:color="EAD2E4" w:sz="4"/>
-          <w:right w:val="single" w:color="EAD2E4" w:sz="4"/>
+          <w:top w:val="none"/>
+          <w:left w:val="single" w:color="1F4E79" w:sz="24"/>
+          <w:bottom w:val="none"/>
+          <w:right w:val="none"/>
           <w:insideH w:val="none"/>
           <w:insideV w:val="none"/>
         </w:tblBorders>
@@ -17116,7 +17286,7 @@
       <w:tr>
         <w:tc>
           <w:tcPr>
-            <w:shd w:fill="FBEFF8" w:color="auto" w:val="solid"/>
+            <w:shd w:fill="EAF1F8" w:color="auto" w:val="clear"/>
             <w:tcMar>
               <w:top w:type="dxa" w:w="80"/>
               <w:left w:type="dxa" w:w="160"/>
@@ -17129,12 +17299,13 @@
               <w:spacing w:after="120"/>
             </w:pPr>
             <w:r>
-              <w:t xml:space="preserve">Se a questo punto ti senti persa tra "TXT", "CNAME" e "Host", non incaponirti da sola. Apri Claude Code (il comando </w:t>
+              <w:t xml:space="preserve">Se a questo punto ti senti perso tra "TXT", "CNAME" e "Host", non incaponirti da solo. Apri Claude Code (il comando </w:t>
             </w:r>
             <w:r>
               <w:rPr>
                 <w:rFonts w:ascii="Consolas" w:cs="Consolas" w:eastAsia="Consolas" w:hAnsi="Consolas"/>
-                <w:color w:val="B81FA8"/>
+                <w:color w:val="B00020"/>
+                <w:shd w:fill="EFEFEF" w:color="auto" w:val="clear"/>
               </w:rPr>
               <w:t xml:space="preserve">claude</w:t>
             </w:r>
@@ -17164,9 +17335,9 @@
         <w:rPr>
           <w:b/>
           <w:bCs/>
-          <w:color w:val="0D0D0F"/>
-          <w:sz w:val="27"/>
-          <w:szCs w:val="27"/>
+          <w:color w:val="2E2E2E"/>
+          <w:sz w:val="26"/>
+          <w:szCs w:val="26"/>
         </w:rPr>
         <w:t xml:space="preserve">Passo 3 — Genera la API KEY</w:t>
       </w:r>
@@ -17250,13 +17421,13 @@
     </w:p>
     <w:p>
       <w:pPr>
-        <w:shd w:fill="F4EEF2" w:color="auto" w:val="solid"/>
-        <w:spacing w:after="120" w:before="60"/>
-      </w:pPr>
-      <w:r>
-        <w:rPr>
-          <w:rFonts w:ascii="Consolas" w:cs="Consolas" w:eastAsia="Consolas" w:hAnsi="Consolas"/>
-          <w:color w:val="2A2A2E"/>
+        <w:shd w:fill="F2F2F2" w:color="auto" w:val="clear"/>
+        <w:spacing w:after="120" w:before="60" w:line="240"/>
+      </w:pPr>
+      <w:r>
+        <w:rPr>
+          <w:rFonts w:ascii="Consolas" w:cs="Consolas" w:eastAsia="Consolas" w:hAnsi="Consolas"/>
+          <w:color w:val="1A1A1A"/>
           <w:sz w:val="20"/>
           <w:szCs w:val="20"/>
         </w:rPr>
@@ -17298,7 +17469,8 @@
       <w:r>
         <w:rPr>
           <w:rFonts w:ascii="Consolas" w:cs="Consolas" w:eastAsia="Consolas" w:hAnsi="Consolas"/>
-          <w:color w:val="B81FA8"/>
+          <w:color w:val="B00020"/>
+          <w:shd w:fill="EFEFEF" w:color="auto" w:val="clear"/>
         </w:rPr>
         <w:t xml:space="preserve">re_...</w:t>
       </w:r>
@@ -17330,10 +17502,10 @@
       <w:tblPr>
         <w:tblW w:type="pct" w:w="100%"/>
         <w:tblBorders>
-          <w:top w:val="single" w:color="EAD2E4" w:sz="4"/>
-          <w:left w:val="single" w:color="B81FA8" w:sz="24"/>
-          <w:bottom w:val="single" w:color="EAD2E4" w:sz="4"/>
-          <w:right w:val="single" w:color="EAD2E4" w:sz="4"/>
+          <w:top w:val="none"/>
+          <w:left w:val="single" w:color="1F4E79" w:sz="24"/>
+          <w:bottom w:val="none"/>
+          <w:right w:val="none"/>
           <w:insideH w:val="none"/>
           <w:insideV w:val="none"/>
         </w:tblBorders>
@@ -17344,7 +17516,7 @@
       <w:tr>
         <w:tc>
           <w:tcPr>
-            <w:shd w:fill="FBEFF8" w:color="auto" w:val="solid"/>
+            <w:shd w:fill="EAF1F8" w:color="auto" w:val="clear"/>
             <w:tcMar>
               <w:top w:type="dxa" w:w="80"/>
               <w:left w:type="dxa" w:w="160"/>
@@ -17382,9 +17554,9 @@
         <w:rPr>
           <w:b/>
           <w:bCs/>
-          <w:color w:val="0D0D0F"/>
-          <w:sz w:val="27"/>
-          <w:szCs w:val="27"/>
+          <w:color w:val="2E2E2E"/>
+          <w:sz w:val="26"/>
+          <w:szCs w:val="26"/>
         </w:rPr>
         <w:t xml:space="preserve">Passo 4 — Incolla la chiave su Vercel (variabile RESEND_API_KEY)</w:t>
       </w:r>
@@ -17455,13 +17627,13 @@
     </w:p>
     <w:p>
       <w:pPr>
-        <w:shd w:fill="F4EEF2" w:color="auto" w:val="solid"/>
-        <w:spacing w:after="120" w:before="60"/>
-      </w:pPr>
-      <w:r>
-        <w:rPr>
-          <w:rFonts w:ascii="Consolas" w:cs="Consolas" w:eastAsia="Consolas" w:hAnsi="Consolas"/>
-          <w:color w:val="2A2A2E"/>
+        <w:shd w:fill="F2F2F2" w:color="auto" w:val="clear"/>
+        <w:spacing w:after="120" w:before="60" w:line="240"/>
+      </w:pPr>
+      <w:r>
+        <w:rPr>
+          <w:rFonts w:ascii="Consolas" w:cs="Consolas" w:eastAsia="Consolas" w:hAnsi="Consolas"/>
+          <w:color w:val="1A1A1A"/>
           <w:sz w:val="20"/>
           <w:szCs w:val="20"/>
         </w:rPr>
@@ -17506,7 +17678,8 @@
       <w:r>
         <w:rPr>
           <w:rFonts w:ascii="Consolas" w:cs="Consolas" w:eastAsia="Consolas" w:hAnsi="Consolas"/>
-          <w:color w:val="B81FA8"/>
+          <w:color w:val="B00020"/>
+          <w:shd w:fill="EFEFEF" w:color="auto" w:val="clear"/>
         </w:rPr>
         <w:t xml:space="preserve">RESEND_API_KEY</w:t>
       </w:r>
@@ -17549,7 +17722,8 @@
       <w:r>
         <w:rPr>
           <w:rFonts w:ascii="Consolas" w:cs="Consolas" w:eastAsia="Consolas" w:hAnsi="Consolas"/>
-          <w:color w:val="B81FA8"/>
+          <w:color w:val="B00020"/>
+          <w:shd w:fill="EFEFEF" w:color="auto" w:val="clear"/>
         </w:rPr>
         <w:t xml:space="preserve">re_...</w:t>
       </w:r>
@@ -17610,7 +17784,8 @@
       <w:r>
         <w:rPr>
           <w:rFonts w:ascii="Consolas" w:cs="Consolas" w:eastAsia="Consolas" w:hAnsi="Consolas"/>
-          <w:color w:val="B81FA8"/>
+          <w:color w:val="B00020"/>
+          <w:shd w:fill="EFEFEF" w:color="auto" w:val="clear"/>
         </w:rPr>
         <w:t xml:space="preserve">RESEND_API_KEY</w:t>
       </w:r>
@@ -17652,9 +17827,9 @@
         <w:rPr>
           <w:b/>
           <w:bCs/>
-          <w:color w:val="0D0D0F"/>
-          <w:sz w:val="27"/>
-          <w:szCs w:val="27"/>
+          <w:color w:val="2E2E2E"/>
+          <w:sz w:val="26"/>
+          <w:szCs w:val="26"/>
         </w:rPr>
         <w:t xml:space="preserve">Passo 5 — Fai un "redeploy" (ripubblica il sito)</w:t>
       </w:r>
@@ -17780,9 +17955,9 @@
         <w:rPr>
           <w:b/>
           <w:bCs/>
-          <w:color w:val="0D0D0F"/>
-          <w:sz w:val="27"/>
-          <w:szCs w:val="27"/>
+          <w:color w:val="2E2E2E"/>
+          <w:sz w:val="26"/>
+          <w:szCs w:val="26"/>
         </w:rPr>
         <w:t xml:space="preserve">Passo 6 — Prova: invia un messaggio dal form</w:t>
       </w:r>
@@ -17810,7 +17985,8 @@
       <w:r>
         <w:rPr>
           <w:rFonts w:ascii="Consolas" w:cs="Consolas" w:eastAsia="Consolas" w:hAnsi="Consolas"/>
-          <w:color w:val="B81FA8"/>
+          <w:color w:val="B00020"/>
+          <w:shd w:fill="EFEFEF" w:color="auto" w:val="clear"/>
         </w:rPr>
         <w:t xml:space="preserve">https://climbpolestudio-it.vercel.app</w:t>
       </w:r>
@@ -17962,7 +18138,8 @@
       <w:r>
         <w:rPr>
           <w:rFonts w:ascii="Consolas" w:cs="Consolas" w:eastAsia="Consolas" w:hAnsi="Consolas"/>
-          <w:color w:val="B81FA8"/>
+          <w:color w:val="B00020"/>
+          <w:shd w:fill="EFEFEF" w:color="auto" w:val="clear"/>
         </w:rPr>
         <w:t xml:space="preserve">RESEND_API_KEY</w:t>
       </w:r>
@@ -18017,10 +18194,10 @@
       <w:tblPr>
         <w:tblW w:type="pct" w:w="100%"/>
         <w:tblBorders>
-          <w:top w:val="single" w:color="EAD2E4" w:sz="4"/>
-          <w:left w:val="single" w:color="B81FA8" w:sz="24"/>
-          <w:bottom w:val="single" w:color="EAD2E4" w:sz="4"/>
-          <w:right w:val="single" w:color="EAD2E4" w:sz="4"/>
+          <w:top w:val="none"/>
+          <w:left w:val="single" w:color="1F4E79" w:sz="24"/>
+          <w:bottom w:val="none"/>
+          <w:right w:val="none"/>
           <w:insideH w:val="none"/>
           <w:insideV w:val="none"/>
         </w:tblBorders>
@@ -18031,7 +18208,7 @@
       <w:tr>
         <w:tc>
           <w:tcPr>
-            <w:shd w:fill="FBEFF8" w:color="auto" w:val="solid"/>
+            <w:shd w:fill="EAF1F8" w:color="auto" w:val="clear"/>
             <w:tcMar>
               <w:top w:type="dxa" w:w="80"/>
               <w:left w:type="dxa" w:w="160"/>
@@ -18059,9 +18236,9 @@
         <w:rPr>
           <w:b/>
           <w:bCs/>
-          <w:color w:val="B81FA8"/>
-          <w:sz w:val="34"/>
-          <w:szCs w:val="34"/>
+          <w:color w:val="1F4E79"/>
+          <w:sz w:val="32"/>
+          <w:szCs w:val="32"/>
         </w:rPr>
         <w:t xml:space="preserve">9. Sistemare la scheda Google (Google Business Profile)</w:t>
       </w:r>
@@ -18111,9 +18288,9 @@
         <w:rPr>
           <w:b/>
           <w:bCs/>
-          <w:color w:val="0D0D0F"/>
-          <w:sz w:val="27"/>
-          <w:szCs w:val="27"/>
+          <w:color w:val="2E2E2E"/>
+          <w:sz w:val="26"/>
+          <w:szCs w:val="26"/>
         </w:rPr>
         <w:t xml:space="preserve">Perché conta davvero</w:t>
       </w:r>
@@ -18256,7 +18433,7 @@
         <w:spacing w:after="120"/>
       </w:pPr>
       <w:r>
-        <w:t xml:space="preserve">Non puoi rompere niente di grave qui. Le modifiche alla scheda si possono sempre correggere, e Google tiene una cronologia delle modifiche. Quindi vai tranquilla.</w:t>
+        <w:t xml:space="preserve">Non puoi rompere niente di grave qui. Le modifiche alla scheda si possono sempre correggere, e Google tiene una cronologia delle modifiche. Quindi vai tranquillo.</w:t>
       </w:r>
     </w:p>
     <w:p>
@@ -18268,9 +18445,9 @@
         <w:rPr>
           <w:b/>
           <w:bCs/>
-          <w:color w:val="0D0D0F"/>
-          <w:sz w:val="27"/>
-          <w:szCs w:val="27"/>
+          <w:color w:val="2E2E2E"/>
+          <w:sz w:val="26"/>
+          <w:szCs w:val="26"/>
         </w:rPr>
         <w:t xml:space="preserve">I dati ufficiali (copia-incolla da qui, sempre uguali)</w:t>
       </w:r>
@@ -18409,9 +18586,9 @@
         <w:rPr>
           <w:b/>
           <w:bCs/>
-          <w:color w:val="0D0D0F"/>
-          <w:sz w:val="27"/>
-          <w:szCs w:val="27"/>
+          <w:color w:val="2E2E2E"/>
+          <w:sz w:val="26"/>
+          <w:szCs w:val="26"/>
         </w:rPr>
         <w:t xml:space="preserve">Passo 1 — Entrare con l'account Google giusto</w:t>
       </w:r>
@@ -18524,9 +18701,9 @@
         <w:rPr>
           <w:b/>
           <w:bCs/>
-          <w:color w:val="0D0D0F"/>
-          <w:sz w:val="27"/>
-          <w:szCs w:val="27"/>
+          <w:color w:val="2E2E2E"/>
+          <w:sz w:val="26"/>
+          <w:szCs w:val="26"/>
         </w:rPr>
         <w:t xml:space="preserve">Passo 2 — Trovare e rivendicare la scheda</w:t>
       </w:r>
@@ -18687,9 +18864,9 @@
         <w:rPr>
           <w:b/>
           <w:bCs/>
-          <w:color w:val="0D0D0F"/>
-          <w:sz w:val="27"/>
-          <w:szCs w:val="27"/>
+          <w:color w:val="2E2E2E"/>
+          <w:sz w:val="26"/>
+          <w:szCs w:val="26"/>
         </w:rPr>
         <w:t xml:space="preserve">Passo 3 — La verifica (è il passaggio che richiede più pazienza)</w:t>
       </w:r>
@@ -18872,9 +19049,9 @@
         <w:rPr>
           <w:b/>
           <w:bCs/>
-          <w:color w:val="0D0D0F"/>
-          <w:sz w:val="27"/>
-          <w:szCs w:val="27"/>
+          <w:color w:val="2E2E2E"/>
+          <w:sz w:val="26"/>
+          <w:szCs w:val="26"/>
         </w:rPr>
         <w:t xml:space="preserve">Passo 4 — Impostare la categoria giusta</w:t>
       </w:r>
@@ -19030,9 +19207,9 @@
         <w:rPr>
           <w:b/>
           <w:bCs/>
-          <w:color w:val="0D0D0F"/>
-          <w:sz w:val="27"/>
-          <w:szCs w:val="27"/>
+          <w:color w:val="2E2E2E"/>
+          <w:sz w:val="26"/>
+          <w:szCs w:val="26"/>
         </w:rPr>
         <w:t xml:space="preserve">Passo 5 — Inserire Nome, Indirizzo, Telefono e Orari (NAP)</w:t>
       </w:r>
@@ -19077,7 +19254,8 @@
       <w:r>
         <w:rPr>
           <w:rFonts w:ascii="Consolas" w:cs="Consolas" w:eastAsia="Consolas" w:hAnsi="Consolas"/>
-          <w:color w:val="B81FA8"/>
+          <w:color w:val="B00020"/>
+          <w:shd w:fill="EFEFEF" w:color="auto" w:val="clear"/>
         </w:rPr>
         <w:t xml:space="preserve">Climb Pole Studio</w:t>
       </w:r>
@@ -19107,7 +19285,8 @@
       <w:r>
         <w:rPr>
           <w:rFonts w:ascii="Consolas" w:cs="Consolas" w:eastAsia="Consolas" w:hAnsi="Consolas"/>
-          <w:color w:val="B81FA8"/>
+          <w:color w:val="B00020"/>
+          <w:shd w:fill="EFEFEF" w:color="auto" w:val="clear"/>
         </w:rPr>
         <w:t xml:space="preserve">Corso Dante 109/A, 10126 Torino (TO)</w:t>
       </w:r>
@@ -19147,7 +19326,8 @@
       <w:r>
         <w:rPr>
           <w:rFonts w:ascii="Consolas" w:cs="Consolas" w:eastAsia="Consolas" w:hAnsi="Consolas"/>
-          <w:color w:val="B81FA8"/>
+          <w:color w:val="B00020"/>
+          <w:shd w:fill="EFEFEF" w:color="auto" w:val="clear"/>
         </w:rPr>
         <w:t xml:space="preserve">+39 393 025 1482</w:t>
       </w:r>
@@ -19320,10 +19500,10 @@
       <w:tblPr>
         <w:tblW w:type="pct" w:w="100%"/>
         <w:tblBorders>
-          <w:top w:val="single" w:color="EAD2E4" w:sz="4"/>
-          <w:left w:val="single" w:color="B81FA8" w:sz="24"/>
-          <w:bottom w:val="single" w:color="EAD2E4" w:sz="4"/>
-          <w:right w:val="single" w:color="EAD2E4" w:sz="4"/>
+          <w:top w:val="none"/>
+          <w:left w:val="single" w:color="1F4E79" w:sz="24"/>
+          <w:bottom w:val="none"/>
+          <w:right w:val="none"/>
           <w:insideH w:val="none"/>
           <w:insideV w:val="none"/>
         </w:tblBorders>
@@ -19334,7 +19514,7 @@
       <w:tr>
         <w:tc>
           <w:tcPr>
-            <w:shd w:fill="FBEFF8" w:color="auto" w:val="solid"/>
+            <w:shd w:fill="EAF1F8" w:color="auto" w:val="clear"/>
             <w:tcMar>
               <w:top w:type="dxa" w:w="80"/>
               <w:left w:type="dxa" w:w="160"/>
@@ -19362,7 +19542,8 @@
             <w:r>
               <w:rPr>
                 <w:rFonts w:ascii="Consolas" w:cs="Consolas" w:eastAsia="Consolas" w:hAnsi="Consolas"/>
-                <w:color w:val="B81FA8"/>
+                <w:color w:val="B00020"/>
+                <w:shd w:fill="EFEFEF" w:color="auto" w:val="clear"/>
               </w:rPr>
               <w:t xml:space="preserve">+39 393 025 1482</w:t>
             </w:r>
@@ -19382,9 +19563,9 @@
         <w:rPr>
           <w:b/>
           <w:bCs/>
-          <w:color w:val="0D0D0F"/>
-          <w:sz w:val="27"/>
-          <w:szCs w:val="27"/>
+          <w:color w:val="2E2E2E"/>
+          <w:sz w:val="26"/>
+          <w:szCs w:val="26"/>
         </w:rPr>
         <w:t xml:space="preserve">Passo 6 — Mettere il sito (solo dopo il go-live)</w:t>
       </w:r>
@@ -19429,7 +19610,8 @@
       <w:r>
         <w:rPr>
           <w:rFonts w:ascii="Consolas" w:cs="Consolas" w:eastAsia="Consolas" w:hAnsi="Consolas"/>
-          <w:color w:val="B81FA8"/>
+          <w:color w:val="B00020"/>
+          <w:shd w:fill="EFEFEF" w:color="auto" w:val="clear"/>
         </w:rPr>
         <w:t xml:space="preserve">climbpolestudio.it</w:t>
       </w:r>
@@ -19482,7 +19664,8 @@
       <w:r>
         <w:rPr>
           <w:rFonts w:ascii="Consolas" w:cs="Consolas" w:eastAsia="Consolas" w:hAnsi="Consolas"/>
-          <w:color w:val="B81FA8"/>
+          <w:color w:val="B00020"/>
+          <w:shd w:fill="EFEFEF" w:color="auto" w:val="clear"/>
         </w:rPr>
         <w:t xml:space="preserve">climbpolestudio.it</w:t>
       </w:r>
@@ -19505,7 +19688,8 @@
       <w:r>
         <w:rPr>
           <w:rFonts w:ascii="Consolas" w:cs="Consolas" w:eastAsia="Consolas" w:hAnsi="Consolas"/>
-          <w:color w:val="B81FA8"/>
+          <w:color w:val="B00020"/>
+          <w:shd w:fill="EFEFEF" w:color="auto" w:val="clear"/>
         </w:rPr>
         <w:t xml:space="preserve">https://climbpolestudio-it.vercel.app</w:t>
       </w:r>
@@ -19515,7 +19699,8 @@
       <w:r>
         <w:rPr>
           <w:rFonts w:ascii="Consolas" w:cs="Consolas" w:eastAsia="Consolas" w:hAnsi="Consolas"/>
-          <w:color w:val="B81FA8"/>
+          <w:color w:val="B00020"/>
+          <w:shd w:fill="EFEFEF" w:color="auto" w:val="clear"/>
         </w:rPr>
         <w:t xml:space="preserve">climbpolestudio.it</w:t>
       </w:r>
@@ -19603,9 +19788,9 @@
         <w:rPr>
           <w:b/>
           <w:bCs/>
-          <w:color w:val="0D0D0F"/>
-          <w:sz w:val="27"/>
-          <w:szCs w:val="27"/>
+          <w:color w:val="2E2E2E"/>
+          <w:sz w:val="26"/>
+          <w:szCs w:val="26"/>
         </w:rPr>
         <w:t xml:space="preserve">Passo 7 — Caricare foto di qualità</w:t>
       </w:r>
@@ -19826,9 +20011,9 @@
         <w:rPr>
           <w:b/>
           <w:bCs/>
-          <w:color w:val="0D0D0F"/>
-          <w:sz w:val="27"/>
-          <w:szCs w:val="27"/>
+          <w:color w:val="2E2E2E"/>
+          <w:sz w:val="26"/>
+          <w:szCs w:val="26"/>
         </w:rPr>
         <w:t xml:space="preserve">Passo 8 — Elencare i servizi (le discipline)</w:t>
       </w:r>
@@ -20022,9 +20207,9 @@
         <w:rPr>
           <w:b/>
           <w:bCs/>
-          <w:color w:val="0D0D0F"/>
-          <w:sz w:val="27"/>
-          <w:szCs w:val="27"/>
+          <w:color w:val="2E2E2E"/>
+          <w:sz w:val="26"/>
+          <w:szCs w:val="26"/>
         </w:rPr>
         <w:t xml:space="preserve">Passo 9 — Scrivere la descrizione con le parole chiave locali</w:t>
       </w:r>
@@ -20127,9 +20312,9 @@
         <w:rPr>
           <w:b/>
           <w:bCs/>
-          <w:color w:val="0D0D0F"/>
-          <w:sz w:val="27"/>
-          <w:szCs w:val="27"/>
+          <w:color w:val="2E2E2E"/>
+          <w:sz w:val="26"/>
+          <w:szCs w:val="26"/>
         </w:rPr>
         <w:t xml:space="preserve">Passo 10 — Chiedere recensioni e rispondere</w:t>
       </w:r>
@@ -20283,9 +20468,9 @@
         <w:rPr>
           <w:b/>
           <w:bCs/>
-          <w:color w:val="0D0D0F"/>
-          <w:sz w:val="27"/>
-          <w:szCs w:val="27"/>
+          <w:color w:val="2E2E2E"/>
+          <w:sz w:val="26"/>
+          <w:szCs w:val="26"/>
         </w:rPr>
         <w:t xml:space="preserve">Passo 11 — Pubblicare i Post (novità, open day, saggi)</w:t>
       </w:r>
@@ -20498,9 +20683,9 @@
         <w:rPr>
           <w:b/>
           <w:bCs/>
-          <w:color w:val="0D0D0F"/>
-          <w:sz w:val="27"/>
-          <w:szCs w:val="27"/>
+          <w:color w:val="2E2E2E"/>
+          <w:sz w:val="26"/>
+          <w:szCs w:val="26"/>
         </w:rPr>
         <w:t xml:space="preserve">Promemoria finale: coerenza, coerenza, coerenza</w:t>
       </w:r>
@@ -20550,9 +20735,9 @@
         <w:rPr>
           <w:b/>
           <w:bCs/>
-          <w:color w:val="B81FA8"/>
-          <w:sz w:val="34"/>
-          <w:szCs w:val="34"/>
+          <w:color w:val="1F4E79"/>
+          <w:sz w:val="32"/>
+          <w:szCs w:val="32"/>
         </w:rPr>
         <w:t xml:space="preserve">10. Quando qualcosa non va: piccola guida ai problemi</w:t>
       </w:r>
@@ -20590,9 +20775,9 @@
         <w:rPr>
           <w:b/>
           <w:bCs/>
-          <w:color w:val="0D0D0F"/>
-          <w:sz w:val="27"/>
-          <w:szCs w:val="27"/>
+          <w:color w:val="2E2E2E"/>
+          <w:sz w:val="26"/>
+          <w:szCs w:val="26"/>
         </w:rPr>
         <w:t xml:space="preserve">La regola d'oro (leggila e tienila a mente)</w:t>
       </w:r>
@@ -20641,7 +20826,8 @@
       <w:r>
         <w:rPr>
           <w:rFonts w:ascii="Consolas" w:cs="Consolas" w:eastAsia="Consolas" w:hAnsi="Consolas"/>
-          <w:color w:val="B81FA8"/>
+          <w:color w:val="B00020"/>
+          <w:shd w:fill="EFEFEF" w:color="auto" w:val="clear"/>
         </w:rPr>
         <w:t xml:space="preserve">Ctrl</w:t>
       </w:r>
@@ -20651,7 +20837,8 @@
       <w:r>
         <w:rPr>
           <w:rFonts w:ascii="Consolas" w:cs="Consolas" w:eastAsia="Consolas" w:hAnsi="Consolas"/>
-          <w:color w:val="B81FA8"/>
+          <w:color w:val="B00020"/>
+          <w:shd w:fill="EFEFEF" w:color="auto" w:val="clear"/>
         </w:rPr>
         <w:t xml:space="preserve">C</w:t>
       </w:r>
@@ -20661,7 +20848,8 @@
       <w:r>
         <w:rPr>
           <w:rFonts w:ascii="Consolas" w:cs="Consolas" w:eastAsia="Consolas" w:hAnsi="Consolas"/>
-          <w:color w:val="B81FA8"/>
+          <w:color w:val="B00020"/>
+          <w:shd w:fill="EFEFEF" w:color="auto" w:val="clear"/>
         </w:rPr>
         <w:t xml:space="preserve">Cmd</w:t>
       </w:r>
@@ -20671,7 +20859,8 @@
       <w:r>
         <w:rPr>
           <w:rFonts w:ascii="Consolas" w:cs="Consolas" w:eastAsia="Consolas" w:hAnsi="Consolas"/>
-          <w:color w:val="B81FA8"/>
+          <w:color w:val="B00020"/>
+          <w:shd w:fill="EFEFEF" w:color="auto" w:val="clear"/>
         </w:rPr>
         <w:t xml:space="preserve">C</w:t>
       </w:r>
@@ -20696,9 +20885,9 @@
         <w:rPr>
           <w:b/>
           <w:bCs/>
-          <w:color w:val="0D0D0F"/>
-          <w:sz w:val="27"/>
-          <w:szCs w:val="27"/>
+          <w:color w:val="2E2E2E"/>
+          <w:sz w:val="26"/>
+          <w:szCs w:val="26"/>
         </w:rPr>
         <w:t xml:space="preserve">10.1 "Il comando non viene riconosciuto"</w:t>
       </w:r>
@@ -20713,7 +20902,8 @@
       <w:r>
         <w:rPr>
           <w:rFonts w:ascii="Consolas" w:cs="Consolas" w:eastAsia="Consolas" w:hAnsi="Consolas"/>
-          <w:color w:val="B81FA8"/>
+          <w:color w:val="B00020"/>
+          <w:shd w:fill="EFEFEF" w:color="auto" w:val="clear"/>
         </w:rPr>
         <w:t xml:space="preserve">claude</w:t>
       </w:r>
@@ -20723,7 +20913,8 @@
       <w:r>
         <w:rPr>
           <w:rFonts w:ascii="Consolas" w:cs="Consolas" w:eastAsia="Consolas" w:hAnsi="Consolas"/>
-          <w:color w:val="B81FA8"/>
+          <w:color w:val="B00020"/>
+          <w:shd w:fill="EFEFEF" w:color="auto" w:val="clear"/>
         </w:rPr>
         <w:t xml:space="preserve">node</w:t>
       </w:r>
@@ -20733,7 +20924,8 @@
       <w:r>
         <w:rPr>
           <w:rFonts w:ascii="Consolas" w:cs="Consolas" w:eastAsia="Consolas" w:hAnsi="Consolas"/>
-          <w:color w:val="B81FA8"/>
+          <w:color w:val="B00020"/>
+          <w:shd w:fill="EFEFEF" w:color="auto" w:val="clear"/>
         </w:rPr>
         <w:t xml:space="preserve">git</w:t>
       </w:r>
@@ -20743,13 +20935,13 @@
     </w:p>
     <w:p>
       <w:pPr>
-        <w:shd w:fill="F4EEF2" w:color="auto" w:val="solid"/>
-        <w:spacing w:after="120" w:before="60"/>
-      </w:pPr>
-      <w:r>
-        <w:rPr>
-          <w:rFonts w:ascii="Consolas" w:cs="Consolas" w:eastAsia="Consolas" w:hAnsi="Consolas"/>
-          <w:color w:val="2A2A2E"/>
+        <w:shd w:fill="F2F2F2" w:color="auto" w:val="clear"/>
+        <w:spacing w:after="120" w:before="60" w:line="240"/>
+      </w:pPr>
+      <w:r>
+        <w:rPr>
+          <w:rFonts w:ascii="Consolas" w:cs="Consolas" w:eastAsia="Consolas" w:hAnsi="Consolas"/>
+          <w:color w:val="1A1A1A"/>
           <w:sz w:val="20"/>
           <w:szCs w:val="20"/>
         </w:rPr>
@@ -20766,13 +20958,13 @@
     </w:p>
     <w:p>
       <w:pPr>
-        <w:shd w:fill="F4EEF2" w:color="auto" w:val="solid"/>
-        <w:spacing w:after="120" w:before="60"/>
-      </w:pPr>
-      <w:r>
-        <w:rPr>
-          <w:rFonts w:ascii="Consolas" w:cs="Consolas" w:eastAsia="Consolas" w:hAnsi="Consolas"/>
-          <w:color w:val="2A2A2E"/>
+        <w:shd w:fill="F2F2F2" w:color="auto" w:val="clear"/>
+        <w:spacing w:after="120" w:before="60" w:line="240"/>
+      </w:pPr>
+      <w:r>
+        <w:rPr>
+          <w:rFonts w:ascii="Consolas" w:cs="Consolas" w:eastAsia="Consolas" w:hAnsi="Consolas"/>
+          <w:color w:val="1A1A1A"/>
           <w:sz w:val="20"/>
           <w:szCs w:val="20"/>
         </w:rPr>
@@ -20880,7 +21072,8 @@
       <w:r>
         <w:rPr>
           <w:rFonts w:ascii="Consolas" w:cs="Consolas" w:eastAsia="Consolas" w:hAnsi="Consolas"/>
-          <w:color w:val="B81FA8"/>
+          <w:color w:val="B00020"/>
+          <w:shd w:fill="EFEFEF" w:color="auto" w:val="clear"/>
         </w:rPr>
         <w:t xml:space="preserve">v20</w:t>
       </w:r>
@@ -20900,7 +21093,8 @@
       <w:r>
         <w:rPr>
           <w:rFonts w:ascii="Consolas" w:cs="Consolas" w:eastAsia="Consolas" w:hAnsi="Consolas"/>
-          <w:color w:val="B81FA8"/>
+          <w:color w:val="B00020"/>
+          <w:shd w:fill="EFEFEF" w:color="auto" w:val="clear"/>
         </w:rPr>
         <w:t xml:space="preserve">node -v</w:t>
       </w:r>
@@ -20910,13 +21104,13 @@
     </w:p>
     <w:p>
       <w:pPr>
-        <w:shd w:fill="F4EEF2" w:color="auto" w:val="solid"/>
-        <w:spacing w:after="120" w:before="60"/>
-      </w:pPr>
-      <w:r>
-        <w:rPr>
-          <w:rFonts w:ascii="Consolas" w:cs="Consolas" w:eastAsia="Consolas" w:hAnsi="Consolas"/>
-          <w:color w:val="2A2A2E"/>
+        <w:shd w:fill="F2F2F2" w:color="auto" w:val="clear"/>
+        <w:spacing w:after="120" w:before="60" w:line="240"/>
+      </w:pPr>
+      <w:r>
+        <w:rPr>
+          <w:rFonts w:ascii="Consolas" w:cs="Consolas" w:eastAsia="Consolas" w:hAnsi="Consolas"/>
+          <w:color w:val="1A1A1A"/>
           <w:sz w:val="20"/>
           <w:szCs w:val="20"/>
         </w:rPr>
@@ -20928,7 +21122,7 @@
         <w:spacing w:after="120"/>
       </w:pPr>
       <w:r>
-        <w:t xml:space="preserve">Se dopo questi due controlli sei ancora bloccata: incolla l'errore a Claude Code. Lui ti dirà esattamente cosa manca.</w:t>
+        <w:t xml:space="preserve">Se dopo questi due controlli sei ancora bloccato: incolla l'errore a Claude Code. Lui ti dirà esattamente cosa manca.</w:t>
       </w:r>
     </w:p>
     <w:p>
@@ -20940,9 +21134,9 @@
         <w:rPr>
           <w:b/>
           <w:bCs/>
-          <w:color w:val="0D0D0F"/>
-          <w:sz w:val="27"/>
-          <w:szCs w:val="27"/>
+          <w:color w:val="2E2E2E"/>
+          <w:sz w:val="26"/>
+          <w:szCs w:val="26"/>
         </w:rPr>
         <w:t xml:space="preserve">10.2 "Sono nella cartella sbagliata"</w:t>
       </w:r>
@@ -20965,7 +21159,8 @@
       <w:r>
         <w:rPr>
           <w:rFonts w:ascii="Consolas" w:cs="Consolas" w:eastAsia="Consolas" w:hAnsi="Consolas"/>
-          <w:color w:val="B81FA8"/>
+          <w:color w:val="B00020"/>
+          <w:shd w:fill="EFEFEF" w:color="auto" w:val="clear"/>
         </w:rPr>
         <w:t xml:space="preserve">npm run dev</w:t>
       </w:r>
@@ -20983,8 +21178,8 @@
           <w:b/>
           <w:bCs/>
           <w:color w:val="444444"/>
-          <w:sz w:val="24"/>
-          <w:szCs w:val="24"/>
+          <w:sz w:val="23"/>
+          <w:szCs w:val="23"/>
         </w:rPr>
         <w:t xml:space="preserve">Come capire dove sei</w:t>
       </w:r>
@@ -20999,13 +21194,13 @@
     </w:p>
     <w:p>
       <w:pPr>
-        <w:shd w:fill="F4EEF2" w:color="auto" w:val="solid"/>
-        <w:spacing w:after="120" w:before="60"/>
-      </w:pPr>
-      <w:r>
-        <w:rPr>
-          <w:rFonts w:ascii="Consolas" w:cs="Consolas" w:eastAsia="Consolas" w:hAnsi="Consolas"/>
-          <w:color w:val="2A2A2E"/>
+        <w:shd w:fill="F2F2F2" w:color="auto" w:val="clear"/>
+        <w:spacing w:after="120" w:before="60" w:line="240"/>
+      </w:pPr>
+      <w:r>
+        <w:rPr>
+          <w:rFonts w:ascii="Consolas" w:cs="Consolas" w:eastAsia="Consolas" w:hAnsi="Consolas"/>
+          <w:color w:val="1A1A1A"/>
           <w:sz w:val="20"/>
           <w:szCs w:val="20"/>
         </w:rPr>
@@ -21037,7 +21232,8 @@
       <w:r>
         <w:rPr>
           <w:rFonts w:ascii="Consolas" w:cs="Consolas" w:eastAsia="Consolas" w:hAnsi="Consolas"/>
-          <w:color w:val="B81FA8"/>
+          <w:color w:val="B00020"/>
+          <w:shd w:fill="EFEFEF" w:color="auto" w:val="clear"/>
         </w:rPr>
         <w:t xml:space="preserve">climbpolestudio.it</w:t>
       </w:r>
@@ -21055,13 +21251,13 @@
     </w:p>
     <w:p>
       <w:pPr>
-        <w:shd w:fill="F4EEF2" w:color="auto" w:val="solid"/>
-        <w:spacing w:after="120" w:before="60"/>
-      </w:pPr>
-      <w:r>
-        <w:rPr>
-          <w:rFonts w:ascii="Consolas" w:cs="Consolas" w:eastAsia="Consolas" w:hAnsi="Consolas"/>
-          <w:color w:val="2A2A2E"/>
+        <w:shd w:fill="F2F2F2" w:color="auto" w:val="clear"/>
+        <w:spacing w:after="120" w:before="60" w:line="240"/>
+      </w:pPr>
+      <w:r>
+        <w:rPr>
+          <w:rFonts w:ascii="Consolas" w:cs="Consolas" w:eastAsia="Consolas" w:hAnsi="Consolas"/>
+          <w:color w:val="1A1A1A"/>
           <w:sz w:val="20"/>
           <w:szCs w:val="20"/>
         </w:rPr>
@@ -21078,7 +21274,8 @@
       <w:r>
         <w:rPr>
           <w:rFonts w:ascii="Consolas" w:cs="Consolas" w:eastAsia="Consolas" w:hAnsi="Consolas"/>
-          <w:color w:val="B81FA8"/>
+          <w:color w:val="B00020"/>
+          <w:shd w:fill="EFEFEF" w:color="auto" w:val="clear"/>
         </w:rPr>
         <w:t xml:space="preserve">ls</w:t>
       </w:r>
@@ -21103,7 +21300,8 @@
       <w:r>
         <w:rPr>
           <w:rFonts w:ascii="Consolas" w:cs="Consolas" w:eastAsia="Consolas" w:hAnsi="Consolas"/>
-          <w:color w:val="B81FA8"/>
+          <w:color w:val="B00020"/>
+          <w:shd w:fill="EFEFEF" w:color="auto" w:val="clear"/>
         </w:rPr>
         <w:t xml:space="preserve">package.json</w:t>
       </w:r>
@@ -21113,7 +21311,8 @@
       <w:r>
         <w:rPr>
           <w:rFonts w:ascii="Consolas" w:cs="Consolas" w:eastAsia="Consolas" w:hAnsi="Consolas"/>
-          <w:color w:val="B81FA8"/>
+          <w:color w:val="B00020"/>
+          <w:shd w:fill="EFEFEF" w:color="auto" w:val="clear"/>
         </w:rPr>
         <w:t xml:space="preserve">next.config</w:t>
       </w:r>
@@ -21123,7 +21322,8 @@
       <w:r>
         <w:rPr>
           <w:rFonts w:ascii="Consolas" w:cs="Consolas" w:eastAsia="Consolas" w:hAnsi="Consolas"/>
-          <w:color w:val="B81FA8"/>
+          <w:color w:val="B00020"/>
+          <w:shd w:fill="EFEFEF" w:color="auto" w:val="clear"/>
         </w:rPr>
         <w:t xml:space="preserve">src</w:t>
       </w:r>
@@ -21141,8 +21341,8 @@
           <w:b/>
           <w:bCs/>
           <w:color w:val="444444"/>
-          <w:sz w:val="24"/>
-          <w:szCs w:val="24"/>
+          <w:sz w:val="23"/>
+          <w:szCs w:val="23"/>
         </w:rPr>
         <w:t xml:space="preserve">Come spostarti nella cartella giusta</w:t>
       </w:r>
@@ -21157,7 +21357,8 @@
       <w:r>
         <w:rPr>
           <w:rFonts w:ascii="Consolas" w:cs="Consolas" w:eastAsia="Consolas" w:hAnsi="Consolas"/>
-          <w:color w:val="B81FA8"/>
+          <w:color w:val="B00020"/>
+          <w:shd w:fill="EFEFEF" w:color="auto" w:val="clear"/>
         </w:rPr>
         <w:t xml:space="preserve">cd</w:t>
       </w:r>
@@ -21167,13 +21368,13 @@
     </w:p>
     <w:p>
       <w:pPr>
-        <w:shd w:fill="F4EEF2" w:color="auto" w:val="solid"/>
-        <w:spacing w:after="120" w:before="60"/>
-      </w:pPr>
-      <w:r>
-        <w:rPr>
-          <w:rFonts w:ascii="Consolas" w:cs="Consolas" w:eastAsia="Consolas" w:hAnsi="Consolas"/>
-          <w:color w:val="2A2A2E"/>
+        <w:shd w:fill="F2F2F2" w:color="auto" w:val="clear"/>
+        <w:spacing w:after="120" w:before="60" w:line="240"/>
+      </w:pPr>
+      <w:r>
+        <w:rPr>
+          <w:rFonts w:ascii="Consolas" w:cs="Consolas" w:eastAsia="Consolas" w:hAnsi="Consolas"/>
+          <w:color w:val="1A1A1A"/>
           <w:sz w:val="20"/>
           <w:szCs w:val="20"/>
         </w:rPr>
@@ -21205,7 +21406,8 @@
       <w:r>
         <w:rPr>
           <w:rFonts w:ascii="Consolas" w:cs="Consolas" w:eastAsia="Consolas" w:hAnsi="Consolas"/>
-          <w:color w:val="B81FA8"/>
+          <w:color w:val="B00020"/>
+          <w:shd w:fill="EFEFEF" w:color="auto" w:val="clear"/>
         </w:rPr>
         <w:t xml:space="preserve">cd </w:t>
       </w:r>
@@ -21255,9 +21457,9 @@
         <w:rPr>
           <w:b/>
           <w:bCs/>
-          <w:color w:val="0D0D0F"/>
-          <w:sz w:val="27"/>
-          <w:szCs w:val="27"/>
+          <w:color w:val="2E2E2E"/>
+          <w:sz w:val="26"/>
+          <w:szCs w:val="26"/>
         </w:rPr>
         <w:t xml:space="preserve">10.3 "npm install dà errori"</w:t>
       </w:r>
@@ -21269,7 +21471,8 @@
       <w:r>
         <w:rPr>
           <w:rFonts w:ascii="Consolas" w:cs="Consolas" w:eastAsia="Consolas" w:hAnsi="Consolas"/>
-          <w:color w:val="B81FA8"/>
+          <w:color w:val="B00020"/>
+          <w:shd w:fill="EFEFEF" w:color="auto" w:val="clear"/>
         </w:rPr>
         <w:t xml:space="preserve">npm install</w:t>
       </w:r>
@@ -21287,13 +21490,13 @@
     </w:p>
     <w:p>
       <w:pPr>
-        <w:shd w:fill="F4EEF2" w:color="auto" w:val="solid"/>
-        <w:spacing w:after="120" w:before="60"/>
-      </w:pPr>
-      <w:r>
-        <w:rPr>
-          <w:rFonts w:ascii="Consolas" w:cs="Consolas" w:eastAsia="Consolas" w:hAnsi="Consolas"/>
-          <w:color w:val="2A2A2E"/>
+        <w:shd w:fill="F2F2F2" w:color="auto" w:val="clear"/>
+        <w:spacing w:after="120" w:before="60" w:line="240"/>
+      </w:pPr>
+      <w:r>
+        <w:rPr>
+          <w:rFonts w:ascii="Consolas" w:cs="Consolas" w:eastAsia="Consolas" w:hAnsi="Consolas"/>
+          <w:color w:val="1A1A1A"/>
           <w:sz w:val="20"/>
           <w:szCs w:val="20"/>
         </w:rPr>
@@ -21322,7 +21525,8 @@
       <w:r>
         <w:rPr>
           <w:rFonts w:ascii="Consolas" w:cs="Consolas" w:eastAsia="Consolas" w:hAnsi="Consolas"/>
-          <w:color w:val="B81FA8"/>
+          <w:color w:val="B00020"/>
+          <w:shd w:fill="EFEFEF" w:color="auto" w:val="clear"/>
         </w:rPr>
         <w:t xml:space="preserve">npm install</w:t>
       </w:r>
@@ -21372,7 +21576,8 @@
       <w:r>
         <w:rPr>
           <w:rFonts w:ascii="Consolas" w:cs="Consolas" w:eastAsia="Consolas" w:hAnsi="Consolas"/>
-          <w:color w:val="B81FA8"/>
+          <w:color w:val="B00020"/>
+          <w:shd w:fill="EFEFEF" w:color="auto" w:val="clear"/>
         </w:rPr>
         <w:t xml:space="preserve">npm install</w:t>
       </w:r>
@@ -21392,7 +21597,8 @@
       <w:r>
         <w:rPr>
           <w:rFonts w:ascii="Consolas" w:cs="Consolas" w:eastAsia="Consolas" w:hAnsi="Consolas"/>
-          <w:color w:val="B81FA8"/>
+          <w:color w:val="B00020"/>
+          <w:shd w:fill="EFEFEF" w:color="auto" w:val="clear"/>
         </w:rPr>
         <w:t xml:space="preserve">v20</w:t>
       </w:r>
@@ -21402,7 +21608,8 @@
       <w:r>
         <w:rPr>
           <w:rFonts w:ascii="Consolas" w:cs="Consolas" w:eastAsia="Consolas" w:hAnsi="Consolas"/>
-          <w:color w:val="B81FA8"/>
+          <w:color w:val="B00020"/>
+          <w:shd w:fill="EFEFEF" w:color="auto" w:val="clear"/>
         </w:rPr>
         <w:t xml:space="preserve">v16</w:t>
       </w:r>
@@ -21412,7 +21619,8 @@
       <w:r>
         <w:rPr>
           <w:rFonts w:ascii="Consolas" w:cs="Consolas" w:eastAsia="Consolas" w:hAnsi="Consolas"/>
-          <w:color w:val="B81FA8"/>
+          <w:color w:val="B00020"/>
+          <w:shd w:fill="EFEFEF" w:color="auto" w:val="clear"/>
         </w:rPr>
         <w:t xml:space="preserve">v23</w:t>
       </w:r>
@@ -21422,13 +21630,13 @@
     </w:p>
     <w:p>
       <w:pPr>
-        <w:shd w:fill="F4EEF2" w:color="auto" w:val="solid"/>
-        <w:spacing w:after="120" w:before="60"/>
-      </w:pPr>
-      <w:r>
-        <w:rPr>
-          <w:rFonts w:ascii="Consolas" w:cs="Consolas" w:eastAsia="Consolas" w:hAnsi="Consolas"/>
-          <w:color w:val="2A2A2E"/>
+        <w:shd w:fill="F2F2F2" w:color="auto" w:val="clear"/>
+        <w:spacing w:after="120" w:before="60" w:line="240"/>
+      </w:pPr>
+      <w:r>
+        <w:rPr>
+          <w:rFonts w:ascii="Consolas" w:cs="Consolas" w:eastAsia="Consolas" w:hAnsi="Consolas"/>
+          <w:color w:val="1A1A1A"/>
           <w:sz w:val="20"/>
           <w:szCs w:val="20"/>
         </w:rPr>
@@ -21460,7 +21668,8 @@
       <w:r>
         <w:rPr>
           <w:rFonts w:ascii="Consolas" w:cs="Consolas" w:eastAsia="Consolas" w:hAnsi="Consolas"/>
-          <w:color w:val="B81FA8"/>
+          <w:color w:val="B00020"/>
+          <w:shd w:fill="EFEFEF" w:color="auto" w:val="clear"/>
         </w:rPr>
         <w:t xml:space="preserve">node_modules</w:t>
       </w:r>
@@ -21470,13 +21679,13 @@
     </w:p>
     <w:p>
       <w:pPr>
-        <w:shd w:fill="F4EEF2" w:color="auto" w:val="solid"/>
-        <w:spacing w:after="0" w:before="60"/>
-      </w:pPr>
-      <w:r>
-        <w:rPr>
-          <w:rFonts w:ascii="Consolas" w:cs="Consolas" w:eastAsia="Consolas" w:hAnsi="Consolas"/>
-          <w:color w:val="2A2A2E"/>
+        <w:shd w:fill="F2F2F2" w:color="auto" w:val="clear"/>
+        <w:spacing w:after="0" w:before="60" w:line="240"/>
+      </w:pPr>
+      <w:r>
+        <w:rPr>
+          <w:rFonts w:ascii="Consolas" w:cs="Consolas" w:eastAsia="Consolas" w:hAnsi="Consolas"/>
+          <w:color w:val="1A1A1A"/>
           <w:sz w:val="20"/>
           <w:szCs w:val="20"/>
         </w:rPr>
@@ -21485,13 +21694,13 @@
     </w:p>
     <w:p>
       <w:pPr>
-        <w:shd w:fill="F4EEF2" w:color="auto" w:val="solid"/>
-        <w:spacing w:after="120" w:before="0"/>
-      </w:pPr>
-      <w:r>
-        <w:rPr>
-          <w:rFonts w:ascii="Consolas" w:cs="Consolas" w:eastAsia="Consolas" w:hAnsi="Consolas"/>
-          <w:color w:val="2A2A2E"/>
+        <w:shd w:fill="F2F2F2" w:color="auto" w:val="clear"/>
+        <w:spacing w:after="120" w:before="0" w:line="240"/>
+      </w:pPr>
+      <w:r>
+        <w:rPr>
+          <w:rFonts w:ascii="Consolas" w:cs="Consolas" w:eastAsia="Consolas" w:hAnsi="Consolas"/>
+          <w:color w:val="1A1A1A"/>
           <w:sz w:val="20"/>
           <w:szCs w:val="20"/>
         </w:rPr>
@@ -21522,9 +21731,9 @@
         <w:rPr>
           <w:b/>
           <w:bCs/>
-          <w:color w:val="0D0D0F"/>
-          <w:sz w:val="27"/>
-          <w:szCs w:val="27"/>
+          <w:color w:val="2E2E2E"/>
+          <w:sz w:val="26"/>
+          <w:szCs w:val="26"/>
         </w:rPr>
         <w:t xml:space="preserve">10.4 "Ho modificato qualcosa e ora il sito locale non parte"</w:t>
       </w:r>
@@ -21539,7 +21748,8 @@
       <w:r>
         <w:rPr>
           <w:rFonts w:ascii="Consolas" w:cs="Consolas" w:eastAsia="Consolas" w:hAnsi="Consolas"/>
-          <w:color w:val="B81FA8"/>
+          <w:color w:val="B00020"/>
+          <w:shd w:fill="EFEFEF" w:color="auto" w:val="clear"/>
         </w:rPr>
         <w:t xml:space="preserve">npm run dev</w:t>
       </w:r>
@@ -21549,7 +21759,8 @@
       <w:r>
         <w:rPr>
           <w:rFonts w:ascii="Consolas" w:cs="Consolas" w:eastAsia="Consolas" w:hAnsi="Consolas"/>
-          <w:color w:val="B81FA8"/>
+          <w:color w:val="B00020"/>
+          <w:shd w:fill="EFEFEF" w:color="auto" w:val="clear"/>
         </w:rPr>
         <w:t xml:space="preserve">localhost:3000</w:t>
       </w:r>
@@ -21605,10 +21816,10 @@
       <w:tblPr>
         <w:tblW w:type="pct" w:w="100%"/>
         <w:tblBorders>
-          <w:top w:val="single" w:color="EAD2E4" w:sz="4"/>
-          <w:left w:val="single" w:color="B81FA8" w:sz="24"/>
-          <w:bottom w:val="single" w:color="EAD2E4" w:sz="4"/>
-          <w:right w:val="single" w:color="EAD2E4" w:sz="4"/>
+          <w:top w:val="none"/>
+          <w:left w:val="single" w:color="1F4E79" w:sz="24"/>
+          <w:bottom w:val="none"/>
+          <w:right w:val="none"/>
           <w:insideH w:val="none"/>
           <w:insideV w:val="none"/>
         </w:tblBorders>
@@ -21619,7 +21830,7 @@
       <w:tr>
         <w:tc>
           <w:tcPr>
-            <w:shd w:fill="FBEFF8" w:color="auto" w:val="solid"/>
+            <w:shd w:fill="EAF1F8" w:color="auto" w:val="clear"/>
             <w:tcMar>
               <w:top w:type="dxa" w:w="80"/>
               <w:left w:type="dxa" w:w="160"/>
@@ -21648,13 +21859,13 @@
     </w:p>
     <w:p>
       <w:pPr>
-        <w:shd w:fill="F4EEF2" w:color="auto" w:val="solid"/>
-        <w:spacing w:after="120" w:before="60"/>
-      </w:pPr>
-      <w:r>
-        <w:rPr>
-          <w:rFonts w:ascii="Consolas" w:cs="Consolas" w:eastAsia="Consolas" w:hAnsi="Consolas"/>
-          <w:color w:val="2A2A2E"/>
+        <w:shd w:fill="F2F2F2" w:color="auto" w:val="clear"/>
+        <w:spacing w:after="120" w:before="60" w:line="240"/>
+      </w:pPr>
+      <w:r>
+        <w:rPr>
+          <w:rFonts w:ascii="Consolas" w:cs="Consolas" w:eastAsia="Consolas" w:hAnsi="Consolas"/>
+          <w:color w:val="1A1A1A"/>
           <w:sz w:val="20"/>
           <w:szCs w:val="20"/>
         </w:rPr>
@@ -21678,7 +21889,8 @@
       <w:r>
         <w:rPr>
           <w:rFonts w:ascii="Consolas" w:cs="Consolas" w:eastAsia="Consolas" w:hAnsi="Consolas"/>
-          <w:color w:val="B81FA8"/>
+          <w:color w:val="B00020"/>
+          <w:shd w:fill="EFEFEF" w:color="auto" w:val="clear"/>
         </w:rPr>
         <w:t xml:space="preserve">localhost:3000</w:t>
       </w:r>
@@ -21744,9 +21956,9 @@
         <w:rPr>
           <w:b/>
           <w:bCs/>
-          <w:color w:val="0D0D0F"/>
-          <w:sz w:val="27"/>
-          <w:szCs w:val="27"/>
+          <w:color w:val="2E2E2E"/>
+          <w:sz w:val="26"/>
+          <w:szCs w:val="26"/>
         </w:rPr>
         <w:t xml:space="preserve">10.5 "Ho pubblicato ma online non si vede"</w:t>
       </w:r>
@@ -21844,7 +22056,8 @@
       <w:r>
         <w:rPr>
           <w:rFonts w:ascii="Consolas" w:cs="Consolas" w:eastAsia="Consolas" w:hAnsi="Consolas"/>
-          <w:color w:val="B81FA8"/>
+          <w:color w:val="B00020"/>
+          <w:shd w:fill="EFEFEF" w:color="auto" w:val="clear"/>
         </w:rPr>
         <w:t xml:space="preserve">Ctrl</w:t>
       </w:r>
@@ -21854,7 +22067,8 @@
       <w:r>
         <w:rPr>
           <w:rFonts w:ascii="Consolas" w:cs="Consolas" w:eastAsia="Consolas" w:hAnsi="Consolas"/>
-          <w:color w:val="B81FA8"/>
+          <w:color w:val="B00020"/>
+          <w:shd w:fill="EFEFEF" w:color="auto" w:val="clear"/>
         </w:rPr>
         <w:t xml:space="preserve">F5</w:t>
       </w:r>
@@ -21864,7 +22078,8 @@
       <w:r>
         <w:rPr>
           <w:rFonts w:ascii="Consolas" w:cs="Consolas" w:eastAsia="Consolas" w:hAnsi="Consolas"/>
-          <w:color w:val="B81FA8"/>
+          <w:color w:val="B00020"/>
+          <w:shd w:fill="EFEFEF" w:color="auto" w:val="clear"/>
         </w:rPr>
         <w:t xml:space="preserve">Ctrl</w:t>
       </w:r>
@@ -21874,7 +22089,8 @@
       <w:r>
         <w:rPr>
           <w:rFonts w:ascii="Consolas" w:cs="Consolas" w:eastAsia="Consolas" w:hAnsi="Consolas"/>
-          <w:color w:val="B81FA8"/>
+          <w:color w:val="B00020"/>
+          <w:shd w:fill="EFEFEF" w:color="auto" w:val="clear"/>
         </w:rPr>
         <w:t xml:space="preserve">Shift</w:t>
       </w:r>
@@ -21884,7 +22100,8 @@
       <w:r>
         <w:rPr>
           <w:rFonts w:ascii="Consolas" w:cs="Consolas" w:eastAsia="Consolas" w:hAnsi="Consolas"/>
-          <w:color w:val="B81FA8"/>
+          <w:color w:val="B00020"/>
+          <w:shd w:fill="EFEFEF" w:color="auto" w:val="clear"/>
         </w:rPr>
         <w:t xml:space="preserve">R</w:t>
       </w:r>
@@ -21907,7 +22124,8 @@
       <w:r>
         <w:rPr>
           <w:rFonts w:ascii="Consolas" w:cs="Consolas" w:eastAsia="Consolas" w:hAnsi="Consolas"/>
-          <w:color w:val="B81FA8"/>
+          <w:color w:val="B00020"/>
+          <w:shd w:fill="EFEFEF" w:color="auto" w:val="clear"/>
         </w:rPr>
         <w:t xml:space="preserve">Cmd</w:t>
       </w:r>
@@ -21917,7 +22135,8 @@
       <w:r>
         <w:rPr>
           <w:rFonts w:ascii="Consolas" w:cs="Consolas" w:eastAsia="Consolas" w:hAnsi="Consolas"/>
-          <w:color w:val="B81FA8"/>
+          <w:color w:val="B00020"/>
+          <w:shd w:fill="EFEFEF" w:color="auto" w:val="clear"/>
         </w:rPr>
         <w:t xml:space="preserve">Shift</w:t>
       </w:r>
@@ -21927,7 +22146,8 @@
       <w:r>
         <w:rPr>
           <w:rFonts w:ascii="Consolas" w:cs="Consolas" w:eastAsia="Consolas" w:hAnsi="Consolas"/>
-          <w:color w:val="B81FA8"/>
+          <w:color w:val="B00020"/>
+          <w:shd w:fill="EFEFEF" w:color="auto" w:val="clear"/>
         </w:rPr>
         <w:t xml:space="preserve">R</w:t>
       </w:r>
@@ -22007,7 +22227,8 @@
       <w:r>
         <w:rPr>
           <w:rFonts w:ascii="Consolas" w:cs="Consolas" w:eastAsia="Consolas" w:hAnsi="Consolas"/>
-          <w:color w:val="B81FA8"/>
+          <w:color w:val="B00020"/>
+          <w:shd w:fill="EFEFEF" w:color="auto" w:val="clear"/>
         </w:rPr>
         <w:t xml:space="preserve">vercel.com</w:t>
       </w:r>
@@ -22073,9 +22294,9 @@
         <w:rPr>
           <w:b/>
           <w:bCs/>
-          <w:color w:val="0D0D0F"/>
-          <w:sz w:val="27"/>
-          <w:szCs w:val="27"/>
+          <w:color w:val="2E2E2E"/>
+          <w:sz w:val="26"/>
+          <w:szCs w:val="26"/>
         </w:rPr>
         <w:t xml:space="preserve">10.6 "Le modifiche fatte in Sanity non compaiono sul sito"</w:t>
       </w:r>
@@ -22100,7 +22321,8 @@
       <w:r>
         <w:rPr>
           <w:rFonts w:ascii="Consolas" w:cs="Consolas" w:eastAsia="Consolas" w:hAnsi="Consolas"/>
-          <w:color w:val="B81FA8"/>
+          <w:color w:val="B00020"/>
+          <w:shd w:fill="EFEFEF" w:color="auto" w:val="clear"/>
         </w:rPr>
         <w:t xml:space="preserve">https://climbpolestudio-it.vercel.app/studio</w:t>
       </w:r>
@@ -22164,7 +22386,8 @@
       <w:r>
         <w:rPr>
           <w:rFonts w:ascii="Consolas" w:cs="Consolas" w:eastAsia="Consolas" w:hAnsi="Consolas"/>
-          <w:color w:val="B81FA8"/>
+          <w:color w:val="B00020"/>
+          <w:shd w:fill="EFEFEF" w:color="auto" w:val="clear"/>
         </w:rPr>
         <w:t xml:space="preserve">SANITY_REVALIDATE_SECRET</w:t>
       </w:r>
@@ -22197,9 +22420,9 @@
         <w:rPr>
           <w:b/>
           <w:bCs/>
-          <w:color w:val="0D0D0F"/>
-          <w:sz w:val="27"/>
-          <w:szCs w:val="27"/>
+          <w:color w:val="2E2E2E"/>
+          <w:sz w:val="26"/>
+          <w:szCs w:val="26"/>
         </w:rPr>
         <w:t xml:space="preserve">10.7 "Il dominio climbpolestudio.it non punta ancora al sito nuovo"</w:t>
       </w:r>
@@ -22214,7 +22437,8 @@
       <w:r>
         <w:rPr>
           <w:rFonts w:ascii="Consolas" w:cs="Consolas" w:eastAsia="Consolas" w:hAnsi="Consolas"/>
-          <w:color w:val="B81FA8"/>
+          <w:color w:val="B00020"/>
+          <w:shd w:fill="EFEFEF" w:color="auto" w:val="clear"/>
         </w:rPr>
         <w:t xml:space="preserve">climbpolestudio.it</w:t>
       </w:r>
@@ -22270,7 +22494,8 @@
       <w:r>
         <w:rPr>
           <w:rFonts w:ascii="Consolas" w:cs="Consolas" w:eastAsia="Consolas" w:hAnsi="Consolas"/>
-          <w:color w:val="B81FA8"/>
+          <w:color w:val="B00020"/>
+          <w:shd w:fill="EFEFEF" w:color="auto" w:val="clear"/>
         </w:rPr>
         <w:t xml:space="preserve">climbpolestudio.it</w:t>
       </w:r>
@@ -22374,9 +22599,9 @@
         <w:rPr>
           <w:b/>
           <w:bCs/>
-          <w:color w:val="0D0D0F"/>
-          <w:sz w:val="27"/>
-          <w:szCs w:val="27"/>
+          <w:color w:val="2E2E2E"/>
+          <w:sz w:val="26"/>
+          <w:szCs w:val="26"/>
         </w:rPr>
         <w:t xml:space="preserve">10.8 Mini-promemoria: chi fa cosa</w:t>
       </w:r>
@@ -22481,7 +22706,8 @@
       <w:r>
         <w:rPr>
           <w:rFonts w:ascii="Consolas" w:cs="Consolas" w:eastAsia="Consolas" w:hAnsi="Consolas"/>
-          <w:color w:val="B81FA8"/>
+          <w:color w:val="B00020"/>
+          <w:shd w:fill="EFEFEF" w:color="auto" w:val="clear"/>
         </w:rPr>
         <w:t xml:space="preserve">/studio</w:t>
       </w:r>
@@ -22511,7 +22737,8 @@
       <w:r>
         <w:rPr>
           <w:rFonts w:ascii="Consolas" w:cs="Consolas" w:eastAsia="Consolas" w:hAnsi="Consolas"/>
-          <w:color w:val="B81FA8"/>
+          <w:color w:val="B00020"/>
+          <w:shd w:fill="EFEFEF" w:color="auto" w:val="clear"/>
         </w:rPr>
         <w:t xml:space="preserve">climbpolestudio.it</w:t>
       </w:r>
@@ -22642,7 +22869,7 @@
         <w:t xml:space="preserve">non puoi rompere niente di grave.</w:t>
       </w:r>
       <w:r>
-        <w:t xml:space="preserve"> C'è la cronologia di Git, ci sono le versioni precedenti su Vercel, e c'è Claude Code che ti aiuta a leggere ogni errore. Vai tranquilla.</w:t>
+        <w:t xml:space="preserve"> C'è la cronologia di Git, ci sono le versioni precedenti su Vercel, e c'è Claude Code che ti aiuta a leggere ogni errore. Vai tranquillo.</w:t>
       </w:r>
     </w:p>
     <w:p>
@@ -22662,9 +22889,9 @@
         <w:rPr>
           <w:b/>
           <w:bCs/>
-          <w:color w:val="B81FA8"/>
-          <w:sz w:val="34"/>
-          <w:szCs w:val="34"/>
+          <w:color w:val="1F4E79"/>
+          <w:sz w:val="32"/>
+          <w:szCs w:val="32"/>
         </w:rPr>
         <w:t xml:space="preserve">E adesso? (i primi 3 passi)</w:t>
       </w:r>
